--- a/doc/5.56_interior_ballistics.docx
+++ b/doc/5.56_interior_ballistics.docx
@@ -78,7 +78,7 @@
       <w:r>
         <w:t xml:space="preserve">Model, source code and this document: </w:t>
       </w:r>
-      <w:hyperlink w:history="1" r:id="rIdmwpbzdqmjhua0ulksun4v">
+      <w:hyperlink w:history="1" r:id="rIdfsgec4pjbloxlh0ojm-6f">
         <w:r>
           <w:rPr>
             <w:rStyle w:val="Hyperlink"/>
@@ -23607,6 +23607,76 @@
         <w:t xml:space="preserve">The table below is the central result. It is the same data the simulator produces interactively, tabulated at the barrel lengths of practical interest — 10.3 in (Mk18 CQBR), 11.5 in, 14.5 in (M4), 16 in (civilian minimum), 18 in, 20 in (M16A2/A4).</w:t>
       </w:r>
     </w:p>
+    <w:p>
+      <w:pPr>
+        <w:spacing w:after="60" w:before="180" w:line="240" w:lineRule="auto"/>
+        <w:jc w:val="center"/>
+      </w:pPr>
+      <w:r>
+        <w:drawing>
+          <wp:inline distT="0" distB="0" distL="0" distR="0">
+            <wp:extent cx="5577840" cy="3295650"/>
+            <wp:effectExtent t="0" r="0" b="0" l="0"/>
+            <wp:docPr id="1" name="" descr="" title=""/>
+            <wp:cNvGraphicFramePr>
+              <a:graphicFrameLocks xmlns:a="http://schemas.openxmlformats.org/drawingml/2006/main" noChangeAspect="1"/>
+            </wp:cNvGraphicFramePr>
+            <a:graphic xmlns:a="http://schemas.openxmlformats.org/drawingml/2006/main">
+              <a:graphicData uri="http://schemas.openxmlformats.org/drawingml/2006/picture">
+                <pic:pic xmlns:pic="http://schemas.openxmlformats.org/drawingml/2006/picture">
+                  <pic:nvPicPr>
+                    <pic:cNvPr id="0" name="" descr=""/>
+                    <pic:cNvPicPr>
+                      <a:picLocks noChangeAspect="1" noChangeArrowheads="1"/>
+                    </pic:cNvPicPr>
+                  </pic:nvPicPr>
+                  <pic:blipFill>
+                    <a:blip r:embed="rId14" cstate="none"/>
+                    <a:srcRect/>
+                    <a:stretch>
+                      <a:fillRect/>
+                    </a:stretch>
+                  </pic:blipFill>
+                  <pic:spPr bwMode="auto">
+                    <a:xfrm>
+                      <a:off x="0" y="0"/>
+                      <a:ext cx="5577840" cy="3295650"/>
+                    </a:xfrm>
+                    <a:prstGeom prst="rect">
+                      <a:avLst/>
+                    </a:prstGeom>
+                  </pic:spPr>
+                </pic:pic>
+              </a:graphicData>
+            </a:graphic>
+          </wp:inline>
+        </w:drawing>
+      </w:r>
+    </w:p>
+    <w:p>
+      <w:pPr>
+        <w:spacing w:after="220"/>
+        <w:jc w:val="center"/>
+      </w:pPr>
+      <w:r>
+        <w:rPr>
+          <w:i/>
+          <w:iCs/>
+          <w:color w:val="52514E"/>
+          <w:sz w:val="17"/>
+          <w:szCs w:val="17"/>
+        </w:rPr>
+        <w:t xml:space="preserve">Figure 6 — Summary: muzzle velocity as a function of barrel length. The curve is continuous over 5–26 in; the marked points are the barrel lengths of the standard configurations. The shape is the signature of diminishing returns — the marginal gain falls from 205 ft/s per inch at 5 in to 21 ft/s per inch at 22 in.</w:t>
+      </w:r>
+    </w:p>
+    <w:p>
+      <w:pPr>
+        <w:spacing w:after="130" w:line="276" w:lineRule="auto"/>
+      </w:pPr>
+      <w:r>
+        <w:t xml:space="preserve">Figure 6 answers the velocity half of the question at a glance, and the asymmetry of the curve is the point. Going from 14.5 in to 20 in — 5.5 in of extra barrel — buys only 57 m/s, while cutting from 14.5 in down to 10.3 in, a shorter change of 4.2 in, costs 88 m/s. Barrel length matters far more at the short end. The full numerical output follows.</w:t>
+      </w:r>
+    </w:p>
     <w:tbl>
       <w:tblPr>
         <w:tblW w:type="dxa" w:w="10400"/>
@@ -28317,7 +28387,7 @@
                     </pic:cNvPicPr>
                   </pic:nvPicPr>
                   <pic:blipFill>
-                    <a:blip r:embed="rId14" cstate="none"/>
+                    <a:blip r:embed="rId15" cstate="none"/>
                     <a:srcRect/>
                     <a:stretch>
                       <a:fillRect/>
@@ -28352,7 +28422,7 @@
           <w:sz w:val="17"/>
           <w:szCs w:val="17"/>
         </w:rPr>
-        <w:t xml:space="preserve">Figure 6 — Bullet-base pressure history for three barrel lengths. The three curves are identical until the shortest barrel uncorks: barrel length does not change the pressure history, it only decides where on that history the bullet leaves. The end point of each curve is its muzzle pressure.</w:t>
+        <w:t xml:space="preserve">Figure 7 — Bullet-base pressure history for three barrel lengths. The three curves are identical until the shortest barrel uncorks: barrel length does not change the pressure history, it only decides where on that history the bullet leaves. The end point of each curve is its muzzle pressure.</w:t>
       </w:r>
     </w:p>
     <w:p>
@@ -28389,68 +28459,6 @@
         <w:drawing>
           <wp:inline distT="0" distB="0" distL="0" distR="0">
             <wp:extent cx="5577840" cy="2428875"/>
-            <wp:effectExtent t="0" r="0" b="0" l="0"/>
-            <wp:docPr id="1" name="" descr="" title=""/>
-            <wp:cNvGraphicFramePr>
-              <a:graphicFrameLocks xmlns:a="http://schemas.openxmlformats.org/drawingml/2006/main" noChangeAspect="1"/>
-            </wp:cNvGraphicFramePr>
-            <a:graphic xmlns:a="http://schemas.openxmlformats.org/drawingml/2006/main">
-              <a:graphicData uri="http://schemas.openxmlformats.org/drawingml/2006/picture">
-                <pic:pic xmlns:pic="http://schemas.openxmlformats.org/drawingml/2006/picture">
-                  <pic:nvPicPr>
-                    <pic:cNvPr id="0" name="" descr=""/>
-                    <pic:cNvPicPr>
-                      <a:picLocks noChangeAspect="1" noChangeArrowheads="1"/>
-                    </pic:cNvPicPr>
-                  </pic:nvPicPr>
-                  <pic:blipFill>
-                    <a:blip r:embed="rId15" cstate="none"/>
-                    <a:srcRect/>
-                    <a:stretch>
-                      <a:fillRect/>
-                    </a:stretch>
-                  </pic:blipFill>
-                  <pic:spPr bwMode="auto">
-                    <a:xfrm>
-                      <a:off x="0" y="0"/>
-                      <a:ext cx="5577840" cy="2428875"/>
-                    </a:xfrm>
-                    <a:prstGeom prst="rect">
-                      <a:avLst/>
-                    </a:prstGeom>
-                  </pic:spPr>
-                </pic:pic>
-              </a:graphicData>
-            </a:graphic>
-          </wp:inline>
-        </w:drawing>
-      </w:r>
-    </w:p>
-    <w:p>
-      <w:pPr>
-        <w:spacing w:after="220"/>
-        <w:jc w:val="center"/>
-      </w:pPr>
-      <w:r>
-        <w:rPr>
-          <w:i/>
-          <w:iCs/>
-          <w:color w:val="52514E"/>
-          <w:sz w:val="17"/>
-          <w:szCs w:val="17"/>
-        </w:rPr>
-        <w:t xml:space="preserve">Figure 7 — Left: bullet-base pressure against bullet travel — the area under each curve, multiplied by the bore area, is the work delivered to the bullet. Right: velocity against time, showing how the acceleration has already fallen to a small value long before the muzzle of a long barrel.</w:t>
-      </w:r>
-    </w:p>
-    <w:p>
-      <w:pPr>
-        <w:spacing w:after="60" w:before="180" w:line="240" w:lineRule="auto"/>
-        <w:jc w:val="center"/>
-      </w:pPr>
-      <w:r>
-        <w:drawing>
-          <wp:inline distT="0" distB="0" distL="0" distR="0">
-            <wp:extent cx="5577840" cy="2343150"/>
             <wp:effectExtent t="0" r="0" b="0" l="0"/>
             <wp:docPr id="1" name="" descr="" title=""/>
             <wp:cNvGraphicFramePr>
@@ -28475,7 +28483,7 @@
                   <pic:spPr bwMode="auto">
                     <a:xfrm>
                       <a:off x="0" y="0"/>
-                      <a:ext cx="5577840" cy="2343150"/>
+                      <a:ext cx="5577840" cy="2428875"/>
                     </a:xfrm>
                     <a:prstGeom prst="rect">
                       <a:avLst/>
@@ -28501,504 +28509,7 @@
           <w:sz w:val="17"/>
           <w:szCs w:val="17"/>
         </w:rPr>
-        <w:t xml:space="preserve">Figure 8 — Left: the fraction of the charge consumed before the bullet exits. Below about 11.5 in the round leaves the barrel with propellant still burning. Right: barrel time, which grows almost linearly with barrel length.</w:t>
-      </w:r>
-    </w:p>
-    <w:p>
-      <w:pPr>
-        <w:pStyle w:val="Heading2"/>
-        <w:spacing w:after="110" w:before="260"/>
-      </w:pPr>
-      <w:r>
-        <w:t xml:space="preserve">10.3  Reading the numbers</w:t>
-      </w:r>
-    </w:p>
-    <w:p>
-      <w:pPr>
-        <w:spacing w:after="130" w:line="276" w:lineRule="auto"/>
-      </w:pPr>
-      <w:r>
-        <w:rPr>
-          <w:b/>
-          <w:bCs/>
-        </w:rPr>
-        <w:t xml:space="preserve">Velocity. </w:t>
-      </w:r>
-      <w:r>
-        <w:t xml:space="preserve">From 10.5 in to 20 in the muzzle velocity rises from 789 m/s to 928 m/s, a gain of 139 m/s or 17.7 %. The marginal gain falls monotonically: 205 ft/s per inch at 5 in, 60 ft/s per inch at 14.5 in, 21 ft/s per inch at 22 in. Past about 24 in the curve is nearly flat, and in reality friction eventually wins — the SADJ cut-barrel data show velocity peaking near 20 in and then falling, which this model does not reproduce because bore resistance is taken as constant (§11.5).</w:t>
-      </w:r>
-    </w:p>
-    <w:p>
-      <w:pPr>
-        <w:spacing w:after="130" w:line="276" w:lineRule="auto"/>
-      </w:pPr>
-      <w:r>
-        <w:rPr>
-          <w:b/>
-          <w:bCs/>
-        </w:rPr>
-        <w:t xml:space="preserve">Muzzle pressure. </w:t>
-      </w:r>
-      <w:r>
-        <w:t xml:space="preserve">Over that same change, the pressure behind the bullet at exit falls from 150 MPa to 51 MPa — a reduction of 66 % against a velocity gain of 18 %. Halving the barrel roughly triples the uncorking pressure. Since muzzle blast energy scales with the product of that pressure and the gas volume, and the volume is itself smaller in a short barrel, the practical scaling of blast is close to linear in uncorking pressure.</w:t>
-      </w:r>
-    </w:p>
-    <w:p>
-      <w:pPr>
-        <w:spacing w:after="130" w:line="276" w:lineRule="auto"/>
-      </w:pPr>
-      <w:r>
-        <w:rPr>
-          <w:b/>
-          <w:bCs/>
-        </w:rPr>
-        <w:t xml:space="preserve">Combustion completeness. </w:t>
-      </w:r>
-      <w:r>
-        <w:t xml:space="preserve">The charge is fully consumed at about 290 mm of travel, i.e. inside an 11.5 in barrel. Below that length the round leaves with unburnt propellant: 2 % at 10.5 in, 21 % at 7 in, 37 % at 5 in. That ejected propellant burns in the muzzle blast — this is the mechanism behind the pronounced flash of very short 5.56 barrels, and it is why flash suppressors matter far more on a 10.3 in weapon than on a 20 in one.</w:t>
-      </w:r>
-    </w:p>
-    <w:p>
-      <w:pPr>
-        <w:spacing w:after="130" w:line="276" w:lineRule="auto"/>
-      </w:pPr>
-      <w:r>
-        <w:rPr>
-          <w:b/>
-          <w:bCs/>
-        </w:rPr>
-        <w:t xml:space="preserve">Gas port. </w:t>
-      </w:r>
-      <w:r>
-        <w:t xml:space="preserve">For a direct-impingement AR the model reports the pressure at the port station as the bullet passes and thereafter. With a 12 in rifle-length port on a 20 in barrel it gives 58 MPa (8 400 psi) at bullet exit and a peak of 125 MPa (18 100 psi). Moving the same port to the 7.5 in carbine position on a 14.5 in barrel raises the exit value substantially — the well-known reason carbine gas systems run the bolt harder and are more sensitive to ammunition and suppressor back-pressure. The port position is a slider in the simulator.</w:t>
-      </w:r>
-    </w:p>
-    <w:p>
-      <w:r>
-        <w:br w:type="page"/>
-      </w:r>
-    </w:p>
-    <w:p>
-      <w:pPr>
-        <w:pStyle w:val="Heading1"/>
-        <w:spacing w:after="150" w:before="340"/>
-      </w:pPr>
-      <w:r>
-        <w:t xml:space="preserve">11  Model compromises and upgrade paths</w:t>
-      </w:r>
-    </w:p>
-    <w:p>
-      <w:pPr>
-        <w:spacing w:after="130" w:line="276" w:lineRule="auto"/>
-      </w:pPr>
-      <w:r>
-        <w:t xml:space="preserve">This section states what the lumped-parameter formulation gives up, and what the next model up the ladder would buy. They are ordered by cost.</w:t>
-      </w:r>
-    </w:p>
-    <w:p>
-      <w:pPr>
-        <w:pStyle w:val="Heading2"/>
-        <w:spacing w:after="110" w:before="260"/>
-      </w:pPr>
-      <w:r>
-        <w:t xml:space="preserve">11.1  What the lumped model assumes away</w:t>
-      </w:r>
-    </w:p>
-    <w:p>
-      <w:pPr>
-        <w:spacing w:after="130" w:line="276" w:lineRule="auto"/>
-      </w:pPr>
-      <w:r>
-        <w:rPr>
-          <w:b/>
-          <w:bCs/>
-        </w:rPr>
-        <w:t xml:space="preserve">No wave dynamics. </w:t>
-      </w:r>
-      <w:r>
-        <w:t xml:space="preserve">Assumption A1 replaces a compressible gas column with a single control volume. Real ignition is not simultaneous: the primer jet ignites the rear of the charge first and a combustion front sweeps forward, generating pressure waves that traverse the chamber several times during the shot. In small arms these are of order a few per cent of the peak pressure and decay quickly, so the lumped model is defensible; in large guns they are a design driver and can be destructive.</w:t>
-      </w:r>
-    </w:p>
-    <w:p>
-      <w:pPr>
-        <w:spacing w:after="130" w:line="276" w:lineRule="auto"/>
-      </w:pPr>
-      <w:r>
-        <w:rPr>
-          <w:b/>
-          <w:bCs/>
-        </w:rPr>
-        <w:t xml:space="preserve">No two-phase flow. </w:t>
-      </w:r>
-      <w:r>
-        <w:t xml:space="preserve">Assumption A5 makes the solid grains ride with the gas. In reality the grain bed is compacted by the initial pressure gradient, gas percolates through it, and the grains near the bullet base move at a different velocity from those at the breech. This is what a two-phase model resolves.</w:t>
-      </w:r>
-    </w:p>
-    <w:p>
-      <w:pPr>
-        <w:spacing w:after="130" w:line="276" w:lineRule="auto"/>
-      </w:pPr>
-      <w:r>
-        <w:rPr>
-          <w:b/>
-          <w:bCs/>
-        </w:rPr>
-        <w:t xml:space="preserve">Fixed thermochemistry. </w:t>
-      </w:r>
-      <w:r>
-        <w:t xml:space="preserve">Assumption A3 holds f, T_v, α and γ constant. At 2850 K and 400 MPa the combustion products are partly dissociated, and both γ and the effective impetus vary through the cycle. An equilibrium-chemistry code such as BLAKE or CHEETAH would supply p- and T-dependent properties.</w:t>
-      </w:r>
-    </w:p>
-    <w:p>
-      <w:pPr>
-        <w:spacing w:after="130" w:line="276" w:lineRule="auto"/>
-      </w:pPr>
-      <w:r>
-        <w:rPr>
-          <w:b/>
-          <w:bCs/>
-        </w:rPr>
-        <w:t xml:space="preserve">Crude bore resistance. </w:t>
-      </w:r>
-      <w:r>
-        <w:t xml:space="preserve">Assumption A7 is the weakest of the physical submodels. Measured bore resistance has a sharp engraving spike over the first few millimetres, then falls, then rises again with velocity as viscous and thermal effects in the bullet–bore interface grow. A constant p_r cannot capture the late rise, which is precisely why the model does not reproduce the observed velocity roll-over beyond about 20 in.</w:t>
-      </w:r>
-    </w:p>
-    <w:p>
-      <w:pPr>
-        <w:spacing w:after="130" w:line="276" w:lineRule="auto"/>
-      </w:pPr>
-      <w:r>
-        <w:rPr>
-          <w:b/>
-          <w:bCs/>
-        </w:rPr>
-        <w:t xml:space="preserve">No leakage, no bullet dynamics. </w:t>
-      </w:r>
-      <w:r>
-        <w:t xml:space="preserve">Assumption A9 ignores blow-by past an imperfectly obturating bullet and any change in the bullet’s length or diameter under 400 MPa of base pressure and 195 000 g of acceleration. Both would reduce the delivered impulse slightly and, importantly, both would tend to lower the computed muzzle pressure — a candidate explanation for the short-barrel discrepancy in §9.2.</w:t>
-      </w:r>
-    </w:p>
-    <w:p>
-      <w:pPr>
-        <w:pStyle w:val="Heading2"/>
-        <w:spacing w:after="110" w:before="260"/>
-      </w:pPr>
-      <w:r>
-        <w:t xml:space="preserve">11.2  Level 1.5 — the Lagrange gradient (already included)</w:t>
-      </w:r>
-    </w:p>
-    <w:p>
-      <w:pPr>
-        <w:spacing w:after="130" w:line="276" w:lineRule="auto"/>
-      </w:pPr>
-      <w:r>
-        <w:t xml:space="preserve">The cheapest possible improvement over a strictly uniform-pressure model is the Lagrange gradient of §4.6, and it is included here because it costs three lines of algebra and no computation at all. It converts a single pressure into a physically meaningful spatial distribution, which is what makes it possible to report breech, mean and base pressures separately — and to compute a gas-port pressure. For a cartridge with ζ = 0.40 the effect is a 20 % spread between breech and base, so it is not optional at this charge-to-mass ratio.</w:t>
-      </w:r>
-    </w:p>
-    <w:p>
-      <w:pPr>
-        <w:spacing w:after="130" w:line="276" w:lineRule="auto"/>
-      </w:pPr>
-      <w:r>
-        <w:rPr>
-          <w:b/>
-          <w:bCs/>
-        </w:rPr>
-        <w:t xml:space="preserve">What it still cannot do: </w:t>
-      </w:r>
-      <w:r>
-        <w:t xml:space="preserve">the Lagrange profile is a quasi-steady approximation. It has no wave content, and it assumes uniform gas density along the column, which is poor while the charge is still burning and gas is being created preferentially where the grains are.</w:t>
-      </w:r>
-    </w:p>
-    <w:p>
-      <w:pPr>
-        <w:pStyle w:val="Heading2"/>
-        <w:spacing w:after="110" w:before="260"/>
-      </w:pPr>
-      <w:r>
-        <w:t xml:space="preserve">11.3  Level 2 — one-dimensional gas dynamics</w:t>
-      </w:r>
-    </w:p>
-    <w:p>
-      <w:pPr>
-        <w:spacing w:after="130" w:line="276" w:lineRule="auto"/>
-      </w:pPr>
-      <w:r>
-        <w:t xml:space="preserve">The next step replaces the control volume with the one-dimensional Euler equations for the gas column, solved on a moving mesh between the breech face and the bullet base with a shock-capturing scheme. Mass, momentum and energy are conserved locally, with the propellant burn appearing as a distributed source term.</w:t>
-      </w:r>
-    </w:p>
-    <w:p>
-      <w:pPr>
-        <w:spacing w:after="130" w:line="276" w:lineRule="auto"/>
-      </w:pPr>
-      <w:r>
-        <w:rPr>
-          <w:b/>
-          <w:bCs/>
-        </w:rPr>
-        <w:t xml:space="preserve">What it buys: </w:t>
-      </w:r>
-      <w:r>
-        <w:t xml:space="preserve">genuine pressure waves and their reflections; a correct density distribution; a proper treatment of progressive ignition if the igniter is modelled as a distributed source; and — most relevant here — a physically-based rather than assumed pressure at any station, including the gas port and the muzzle.</w:t>
-      </w:r>
-    </w:p>
-    <w:p>
-      <w:pPr>
-        <w:spacing w:after="130" w:line="276" w:lineRule="auto"/>
-      </w:pPr>
-      <w:r>
-        <w:rPr>
-          <w:b/>
-          <w:bCs/>
-        </w:rPr>
-        <w:t xml:space="preserve">What it costs: </w:t>
-      </w:r>
-      <w:r>
-        <w:t xml:space="preserve">roughly three orders of magnitude more computation than the present model, and it introduces mesh and scheme dependence that must itself be verified. It would not run interactively in a browser.</w:t>
-      </w:r>
-    </w:p>
-    <w:p>
-      <w:pPr>
-        <w:pStyle w:val="Heading2"/>
-        <w:spacing w:after="110" w:before="260"/>
-      </w:pPr>
-      <w:r>
-        <w:t xml:space="preserve">11.4  Level 3 — two-phase reactive flow</w:t>
-      </w:r>
-    </w:p>
-    <w:p>
-      <w:pPr>
-        <w:spacing w:after="130" w:line="276" w:lineRule="auto"/>
-      </w:pPr>
-      <w:r>
-        <w:t xml:space="preserve">The reference formulation used in modern gun design (NGEN, XKTC, and their descendants) treats gas and solid propellant as two interpenetrating continua, each with its own velocity, with mass, momentum and energy exchange between them, intergranular stress in the packed bed, and a resolved ignition front.</w:t>
-      </w:r>
-    </w:p>
-    <w:p>
-      <w:pPr>
-        <w:spacing w:after="130" w:line="276" w:lineRule="auto"/>
-      </w:pPr>
-      <w:r>
-        <w:rPr>
-          <w:b/>
-          <w:bCs/>
-        </w:rPr>
-        <w:t xml:space="preserve">What it buys: </w:t>
-      </w:r>
-      <w:r>
-        <w:t xml:space="preserve">the ability to predict ignition-related phenomena that the lumped model cannot represent at all — hangfires, pressure-wave-driven overpressure, the effect of charge-bed settling and of primer output on round-to-round variation. For small arms it is the tool of choice when the question is about ignition robustness rather than about mean performance.</w:t>
-      </w:r>
-    </w:p>
-    <w:p>
-      <w:pPr>
-        <w:spacing w:after="130" w:line="276" w:lineRule="auto"/>
-      </w:pPr>
-      <w:r>
-        <w:rPr>
-          <w:b/>
-          <w:bCs/>
-        </w:rPr>
-        <w:t xml:space="preserve">What it costs: </w:t>
-      </w:r>
-      <w:r>
-        <w:t xml:space="preserve">a substantially larger parameter set — interphase drag, intergranular stress law, grain-bed permeability — most of which is not published for commercial propellants and must be measured. For the barrel-length question posed here it would add cost without adding accuracy.</w:t>
-      </w:r>
-    </w:p>
-    <w:p>
-      <w:pPr>
-        <w:pStyle w:val="Heading2"/>
-        <w:spacing w:after="110" w:before="260"/>
-      </w:pPr>
-      <w:r>
-        <w:t xml:space="preserve">11.5  Targeted improvements worth more than a level change</w:t>
-      </w:r>
-    </w:p>
-    <w:p>
-      <w:pPr>
-        <w:spacing w:after="130" w:line="276" w:lineRule="auto"/>
-        <w:ind w:left="340"/>
-      </w:pPr>
-      <w:r>
-        <w:rPr>
-          <w:b/>
-          <w:bCs/>
-        </w:rPr>
-        <w:t xml:space="preserve">1. A measured bore-resistance curve. </w:t>
-      </w:r>
-      <w:r>
-        <w:t xml:space="preserve">Replacing the constant p_r with a travel-dependent function p_r(x) — engraving spike, plateau, velocity-dependent rise — is a small code change and would let the model reproduce the velocity roll-over at long barrels. This is the highest-value single improvement.</w:t>
-      </w:r>
-    </w:p>
-    <w:p>
-      <w:pPr>
-        <w:spacing w:after="130" w:line="276" w:lineRule="auto"/>
-        <w:ind w:left="340"/>
-      </w:pPr>
-      <w:r>
-        <w:rPr>
-          <w:b/>
-          <w:bCs/>
-        </w:rPr>
-        <w:t xml:space="preserve">2. A closed-bomb characterisation of the actual propellant. </w:t>
-      </w:r>
-      <w:r>
-        <w:t xml:space="preserve">A single closed-bomb test of WC 844 would replace the three fitted parameters and the four generic thermochemical constants with measured values, and would convert the model from calibrated to predictive.</w:t>
-      </w:r>
-    </w:p>
-    <w:p>
-      <w:pPr>
-        <w:spacing w:after="130" w:line="276" w:lineRule="auto"/>
-        <w:ind w:left="340"/>
-      </w:pPr>
-      <w:r>
-        <w:rPr>
-          <w:b/>
-          <w:bCs/>
-        </w:rPr>
-        <w:t xml:space="preserve">3. A physically-scaled heat-transfer correlation. </w:t>
-      </w:r>
-      <w:r>
-        <w:t xml:space="preserve">Replacing the constant h with a Nusselt-type correlation, h ∝ Re⁰·⁸, would make the heat loss scale correctly with charge, calibre and pressure instead of being tied to this one cartridge.</w:t>
-      </w:r>
-    </w:p>
-    <w:p>
-      <w:pPr>
-        <w:spacing w:after="130" w:line="276" w:lineRule="auto"/>
-        <w:ind w:left="340"/>
-      </w:pPr>
-      <w:r>
-        <w:rPr>
-          <w:b/>
-          <w:bCs/>
-        </w:rPr>
-        <w:t xml:space="preserve">4. Gas leakage past the bullet. </w:t>
-      </w:r>
-      <w:r>
-        <w:t xml:space="preserve">A simple orifice model for blow-by, driven by the pressure difference across the bullet, is cheap and would test the hypothesis that leakage explains part of the short-barrel muzzle-pressure discrepancy.</w:t>
-      </w:r>
-    </w:p>
-    <w:p>
-      <w:pPr>
-        <w:spacing w:after="130" w:line="276" w:lineRule="auto"/>
-        <w:ind w:left="340"/>
-      </w:pPr>
-      <w:r>
-        <w:rPr>
-          <w:b/>
-          <w:bCs/>
-        </w:rPr>
-        <w:t xml:space="preserve">5. Muzzle and after-effect modelling. </w:t>
-      </w:r>
-      <w:r>
-        <w:t xml:space="preserve">The present model stops at bullet exit. The blast field, the additional 1–3 % of velocity imparted by the gas jet in the first few calibres of free flight, and suppressor back-pressure all follow from the uncorking conditions the model already computes, and would be a natural extension.</w:t>
-      </w:r>
-    </w:p>
-    <w:p>
-      <w:pPr>
-        <w:pStyle w:val="Heading1"/>
-        <w:spacing w:after="150" w:before="340"/>
-      </w:pPr>
-      <w:r>
-        <w:t xml:space="preserve">12  The companion simulator</w:t>
-      </w:r>
-    </w:p>
-    <w:p>
-      <w:pPr>
-        <w:spacing w:after="130" w:line="276" w:lineRule="auto"/>
-      </w:pPr>
-      <w:r>
-        <w:t xml:space="preserve">The file </w:t>
-      </w:r>
-      <w:r>
-        <w:rPr>
-          <w:i/>
-          <w:iCs/>
-        </w:rPr>
-        <w:t xml:space="preserve">web/ballistics.html</w:t>
-      </w:r>
-      <w:r>
-        <w:t xml:space="preserve"> is a single self-contained HTML document — no server, no build step, no external libraries. Opening it in any modern browser gives an interactive implementation of exactly the model derived above; the JavaScript is a line-by-line port of the Python reference and agrees with it to 0.021 % (§6).</w:t>
-      </w:r>
-    </w:p>
-    <w:p>
-      <w:pPr>
-        <w:spacing w:after="130" w:line="276" w:lineRule="auto"/>
-      </w:pPr>
-      <w:r>
-        <w:t xml:space="preserve">The interface has four tabs:</w:t>
-      </w:r>
-    </w:p>
-    <w:p>
-      <w:pPr>
-        <w:spacing w:after="130" w:line="276" w:lineRule="auto"/>
-        <w:ind w:left="340"/>
-      </w:pPr>
-      <w:r>
-        <w:rPr>
-          <w:b/>
-          <w:bCs/>
-        </w:rPr>
-        <w:t xml:space="preserve">Single shot. </w:t>
-      </w:r>
-      <w:r>
-        <w:t xml:space="preserve">Summary tiles for the reference quantities, then pressure versus time at all four stations, and pressure, velocity and travel versus time for up to five barrel lengths overlaid at once. This overlay is the clearest way to see the barrel-length effect: the curves coincide and each simply terminates at its own muzzle.</w:t>
-      </w:r>
-    </w:p>
-    <w:p>
-      <w:pPr>
-        <w:spacing w:after="130" w:line="276" w:lineRule="auto"/>
-        <w:ind w:left="340"/>
-      </w:pPr>
-      <w:r>
-        <w:rPr>
-          <w:b/>
-          <w:bCs/>
-        </w:rPr>
-        <w:t xml:space="preserve">Barrel-length sweep. </w:t>
-      </w:r>
-      <w:r>
-        <w:t xml:space="preserve">Muzzle velocity, uncorking pressure, muzzle energy, burnt fraction, barrel time and marginal velocity gain, each against barrel length from 5 in to 26 in, with the published measurements overlaid.</w:t>
-      </w:r>
-    </w:p>
-    <w:p>
-      <w:pPr>
-        <w:spacing w:after="130" w:line="276" w:lineRule="auto"/>
-        <w:ind w:left="340"/>
-      </w:pPr>
-      <w:r>
-        <w:rPr>
-          <w:b/>
-          <w:bCs/>
-        </w:rPr>
-        <w:t xml:space="preserve">Energy &amp; diagnostics. </w:t>
-      </w:r>
-      <w:r>
-        <w:t xml:space="preserve">The energy budget, gas-port pressure history, derived quantities such as loading density and expansion ratio, and a live time-step convergence check.</w:t>
-      </w:r>
-    </w:p>
-    <w:p>
-      <w:pPr>
-        <w:spacing w:after="130" w:line="276" w:lineRule="auto"/>
-        <w:ind w:left="340"/>
-      </w:pPr>
-      <w:r>
-        <w:rPr>
-          <w:b/>
-          <w:bCs/>
-        </w:rPr>
-        <w:t xml:space="preserve">Data table. </w:t>
-      </w:r>
-      <w:r>
-        <w:t xml:space="preserve">The full numerical output, plus a CSV export of both the time history and the sweep.</w:t>
-      </w:r>
-    </w:p>
-    <w:p>
-      <w:pPr>
-        <w:spacing w:after="130" w:line="276" w:lineRule="auto"/>
-      </w:pPr>
-      <w:r>
-        <w:t xml:space="preserve">Every parameter in §7 is exposed as a slider, grouped by category, with the derived quantity shown alongside. Cartridge presets are provided for M855, M193 and Mk262, and weapon presets for the M4, Mk18 and mid-length configurations. The page warns when a parameter combination becomes physically impossible — for instance when the charge mass and case volume imply a packing fraction above what spheres can achieve — or when peak pressure exceeds the NATO limit.</w:t>
+        <w:t xml:space="preserve">Figure 8 — Left: bullet-base pressure against bullet travel — the area under each curve, multiplied by the bore area, is the work delivered to the bullet. Right: velocity against time, showing how the acceleration has already fallen to a small value long before the muzzle of a long barrel.</w:t>
       </w:r>
     </w:p>
     <w:p>
@@ -29009,7 +28520,7 @@
       <w:r>
         <w:drawing>
           <wp:inline distT="0" distB="0" distL="0" distR="0">
-            <wp:extent cx="5760720" cy="3962400"/>
+            <wp:extent cx="5577840" cy="2343150"/>
             <wp:effectExtent t="0" r="0" b="0" l="0"/>
             <wp:docPr id="1" name="" descr="" title=""/>
             <wp:cNvGraphicFramePr>
@@ -29034,7 +28545,7 @@
                   <pic:spPr bwMode="auto">
                     <a:xfrm>
                       <a:off x="0" y="0"/>
-                      <a:ext cx="5760720" cy="3962400"/>
+                      <a:ext cx="5577840" cy="2343150"/>
                     </a:xfrm>
                     <a:prstGeom prst="rect">
                       <a:avLst/>
@@ -29060,7 +28571,504 @@
           <w:sz w:val="17"/>
           <w:szCs w:val="17"/>
         </w:rPr>
-        <w:t xml:space="preserve">Figure 9 — The single-shot tab of the simulator. The overlaid pressure curves for 10.5 in, 14.5 in and 20 in barrels coincide exactly, each terminating at its own muzzle-exit point.</w:t>
+        <w:t xml:space="preserve">Figure 9 — Left: the fraction of the charge consumed before the bullet exits. Below about 11.5 in the round leaves the barrel with propellant still burning. Right: barrel time, which grows almost linearly with barrel length.</w:t>
+      </w:r>
+    </w:p>
+    <w:p>
+      <w:pPr>
+        <w:pStyle w:val="Heading2"/>
+        <w:spacing w:after="110" w:before="260"/>
+      </w:pPr>
+      <w:r>
+        <w:t xml:space="preserve">10.3  Reading the numbers</w:t>
+      </w:r>
+    </w:p>
+    <w:p>
+      <w:pPr>
+        <w:spacing w:after="130" w:line="276" w:lineRule="auto"/>
+      </w:pPr>
+      <w:r>
+        <w:rPr>
+          <w:b/>
+          <w:bCs/>
+        </w:rPr>
+        <w:t xml:space="preserve">Velocity. </w:t>
+      </w:r>
+      <w:r>
+        <w:t xml:space="preserve">From 10.5 in to 20 in the muzzle velocity rises from 789 m/s to 928 m/s, a gain of 139 m/s or 17.7 %. The marginal gain falls monotonically: 205 ft/s per inch at 5 in, 60 ft/s per inch at 14.5 in, 21 ft/s per inch at 22 in. Past about 24 in the curve is nearly flat, and in reality friction eventually wins — the SADJ cut-barrel data show velocity peaking near 20 in and then falling, which this model does not reproduce because bore resistance is taken as constant (§11.5).</w:t>
+      </w:r>
+    </w:p>
+    <w:p>
+      <w:pPr>
+        <w:spacing w:after="130" w:line="276" w:lineRule="auto"/>
+      </w:pPr>
+      <w:r>
+        <w:rPr>
+          <w:b/>
+          <w:bCs/>
+        </w:rPr>
+        <w:t xml:space="preserve">Muzzle pressure. </w:t>
+      </w:r>
+      <w:r>
+        <w:t xml:space="preserve">Over that same change, the pressure behind the bullet at exit falls from 150 MPa to 51 MPa — a reduction of 66 % against a velocity gain of 18 %. Halving the barrel roughly triples the uncorking pressure. Since muzzle blast energy scales with the product of that pressure and the gas volume, and the volume is itself smaller in a short barrel, the practical scaling of blast is close to linear in uncorking pressure.</w:t>
+      </w:r>
+    </w:p>
+    <w:p>
+      <w:pPr>
+        <w:spacing w:after="130" w:line="276" w:lineRule="auto"/>
+      </w:pPr>
+      <w:r>
+        <w:rPr>
+          <w:b/>
+          <w:bCs/>
+        </w:rPr>
+        <w:t xml:space="preserve">Combustion completeness. </w:t>
+      </w:r>
+      <w:r>
+        <w:t xml:space="preserve">The charge is fully consumed at about 290 mm of travel, i.e. inside an 11.5 in barrel. Below that length the round leaves with unburnt propellant: 2 % at 10.5 in, 21 % at 7 in, 37 % at 5 in. That ejected propellant burns in the muzzle blast — this is the mechanism behind the pronounced flash of very short 5.56 barrels, and it is why flash suppressors matter far more on a 10.3 in weapon than on a 20 in one.</w:t>
+      </w:r>
+    </w:p>
+    <w:p>
+      <w:pPr>
+        <w:spacing w:after="130" w:line="276" w:lineRule="auto"/>
+      </w:pPr>
+      <w:r>
+        <w:rPr>
+          <w:b/>
+          <w:bCs/>
+        </w:rPr>
+        <w:t xml:space="preserve">Gas port. </w:t>
+      </w:r>
+      <w:r>
+        <w:t xml:space="preserve">For a direct-impingement AR the model reports the pressure at the port station as the bullet passes and thereafter. With a 12 in rifle-length port on a 20 in barrel it gives 58 MPa (8 400 psi) at bullet exit and a peak of 125 MPa (18 100 psi). Moving the same port to the 7.5 in carbine position on a 14.5 in barrel raises the exit value substantially — the well-known reason carbine gas systems run the bolt harder and are more sensitive to ammunition and suppressor back-pressure. The port position is a slider in the simulator.</w:t>
+      </w:r>
+    </w:p>
+    <w:p>
+      <w:r>
+        <w:br w:type="page"/>
+      </w:r>
+    </w:p>
+    <w:p>
+      <w:pPr>
+        <w:pStyle w:val="Heading1"/>
+        <w:spacing w:after="150" w:before="340"/>
+      </w:pPr>
+      <w:r>
+        <w:t xml:space="preserve">11  Model compromises and upgrade paths</w:t>
+      </w:r>
+    </w:p>
+    <w:p>
+      <w:pPr>
+        <w:spacing w:after="130" w:line="276" w:lineRule="auto"/>
+      </w:pPr>
+      <w:r>
+        <w:t xml:space="preserve">This section states what the lumped-parameter formulation gives up, and what the next model up the ladder would buy. They are ordered by cost.</w:t>
+      </w:r>
+    </w:p>
+    <w:p>
+      <w:pPr>
+        <w:pStyle w:val="Heading2"/>
+        <w:spacing w:after="110" w:before="260"/>
+      </w:pPr>
+      <w:r>
+        <w:t xml:space="preserve">11.1  What the lumped model assumes away</w:t>
+      </w:r>
+    </w:p>
+    <w:p>
+      <w:pPr>
+        <w:spacing w:after="130" w:line="276" w:lineRule="auto"/>
+      </w:pPr>
+      <w:r>
+        <w:rPr>
+          <w:b/>
+          <w:bCs/>
+        </w:rPr>
+        <w:t xml:space="preserve">No wave dynamics. </w:t>
+      </w:r>
+      <w:r>
+        <w:t xml:space="preserve">Assumption A1 replaces a compressible gas column with a single control volume. Real ignition is not simultaneous: the primer jet ignites the rear of the charge first and a combustion front sweeps forward, generating pressure waves that traverse the chamber several times during the shot. In small arms these are of order a few per cent of the peak pressure and decay quickly, so the lumped model is defensible; in large guns they are a design driver and can be destructive.</w:t>
+      </w:r>
+    </w:p>
+    <w:p>
+      <w:pPr>
+        <w:spacing w:after="130" w:line="276" w:lineRule="auto"/>
+      </w:pPr>
+      <w:r>
+        <w:rPr>
+          <w:b/>
+          <w:bCs/>
+        </w:rPr>
+        <w:t xml:space="preserve">No two-phase flow. </w:t>
+      </w:r>
+      <w:r>
+        <w:t xml:space="preserve">Assumption A5 makes the solid grains ride with the gas. In reality the grain bed is compacted by the initial pressure gradient, gas percolates through it, and the grains near the bullet base move at a different velocity from those at the breech. This is what a two-phase model resolves.</w:t>
+      </w:r>
+    </w:p>
+    <w:p>
+      <w:pPr>
+        <w:spacing w:after="130" w:line="276" w:lineRule="auto"/>
+      </w:pPr>
+      <w:r>
+        <w:rPr>
+          <w:b/>
+          <w:bCs/>
+        </w:rPr>
+        <w:t xml:space="preserve">Fixed thermochemistry. </w:t>
+      </w:r>
+      <w:r>
+        <w:t xml:space="preserve">Assumption A3 holds f, T_v, α and γ constant. At 2850 K and 400 MPa the combustion products are partly dissociated, and both γ and the effective impetus vary through the cycle. An equilibrium-chemistry code such as BLAKE or CHEETAH would supply p- and T-dependent properties.</w:t>
+      </w:r>
+    </w:p>
+    <w:p>
+      <w:pPr>
+        <w:spacing w:after="130" w:line="276" w:lineRule="auto"/>
+      </w:pPr>
+      <w:r>
+        <w:rPr>
+          <w:b/>
+          <w:bCs/>
+        </w:rPr>
+        <w:t xml:space="preserve">Crude bore resistance. </w:t>
+      </w:r>
+      <w:r>
+        <w:t xml:space="preserve">Assumption A7 is the weakest of the physical submodels. Measured bore resistance has a sharp engraving spike over the first few millimetres, then falls, then rises again with velocity as viscous and thermal effects in the bullet–bore interface grow. A constant p_r cannot capture the late rise, which is precisely why the model does not reproduce the observed velocity roll-over beyond about 20 in.</w:t>
+      </w:r>
+    </w:p>
+    <w:p>
+      <w:pPr>
+        <w:spacing w:after="130" w:line="276" w:lineRule="auto"/>
+      </w:pPr>
+      <w:r>
+        <w:rPr>
+          <w:b/>
+          <w:bCs/>
+        </w:rPr>
+        <w:t xml:space="preserve">No leakage, no bullet dynamics. </w:t>
+      </w:r>
+      <w:r>
+        <w:t xml:space="preserve">Assumption A9 ignores blow-by past an imperfectly obturating bullet and any change in the bullet’s length or diameter under 400 MPa of base pressure and 195 000 g of acceleration. Both would reduce the delivered impulse slightly and, importantly, both would tend to lower the computed muzzle pressure — a candidate explanation for the short-barrel discrepancy in §9.2.</w:t>
+      </w:r>
+    </w:p>
+    <w:p>
+      <w:pPr>
+        <w:pStyle w:val="Heading2"/>
+        <w:spacing w:after="110" w:before="260"/>
+      </w:pPr>
+      <w:r>
+        <w:t xml:space="preserve">11.2  Level 1.5 — the Lagrange gradient (already included)</w:t>
+      </w:r>
+    </w:p>
+    <w:p>
+      <w:pPr>
+        <w:spacing w:after="130" w:line="276" w:lineRule="auto"/>
+      </w:pPr>
+      <w:r>
+        <w:t xml:space="preserve">The cheapest possible improvement over a strictly uniform-pressure model is the Lagrange gradient of §4.6, and it is included here because it costs three lines of algebra and no computation at all. It converts a single pressure into a physically meaningful spatial distribution, which is what makes it possible to report breech, mean and base pressures separately — and to compute a gas-port pressure. For a cartridge with ζ = 0.40 the effect is a 20 % spread between breech and base, so it is not optional at this charge-to-mass ratio.</w:t>
+      </w:r>
+    </w:p>
+    <w:p>
+      <w:pPr>
+        <w:spacing w:after="130" w:line="276" w:lineRule="auto"/>
+      </w:pPr>
+      <w:r>
+        <w:rPr>
+          <w:b/>
+          <w:bCs/>
+        </w:rPr>
+        <w:t xml:space="preserve">What it still cannot do: </w:t>
+      </w:r>
+      <w:r>
+        <w:t xml:space="preserve">the Lagrange profile is a quasi-steady approximation. It has no wave content, and it assumes uniform gas density along the column, which is poor while the charge is still burning and gas is being created preferentially where the grains are.</w:t>
+      </w:r>
+    </w:p>
+    <w:p>
+      <w:pPr>
+        <w:pStyle w:val="Heading2"/>
+        <w:spacing w:after="110" w:before="260"/>
+      </w:pPr>
+      <w:r>
+        <w:t xml:space="preserve">11.3  Level 2 — one-dimensional gas dynamics</w:t>
+      </w:r>
+    </w:p>
+    <w:p>
+      <w:pPr>
+        <w:spacing w:after="130" w:line="276" w:lineRule="auto"/>
+      </w:pPr>
+      <w:r>
+        <w:t xml:space="preserve">The next step replaces the control volume with the one-dimensional Euler equations for the gas column, solved on a moving mesh between the breech face and the bullet base with a shock-capturing scheme. Mass, momentum and energy are conserved locally, with the propellant burn appearing as a distributed source term.</w:t>
+      </w:r>
+    </w:p>
+    <w:p>
+      <w:pPr>
+        <w:spacing w:after="130" w:line="276" w:lineRule="auto"/>
+      </w:pPr>
+      <w:r>
+        <w:rPr>
+          <w:b/>
+          <w:bCs/>
+        </w:rPr>
+        <w:t xml:space="preserve">What it buys: </w:t>
+      </w:r>
+      <w:r>
+        <w:t xml:space="preserve">genuine pressure waves and their reflections; a correct density distribution; a proper treatment of progressive ignition if the igniter is modelled as a distributed source; and — most relevant here — a physically-based rather than assumed pressure at any station, including the gas port and the muzzle.</w:t>
+      </w:r>
+    </w:p>
+    <w:p>
+      <w:pPr>
+        <w:spacing w:after="130" w:line="276" w:lineRule="auto"/>
+      </w:pPr>
+      <w:r>
+        <w:rPr>
+          <w:b/>
+          <w:bCs/>
+        </w:rPr>
+        <w:t xml:space="preserve">What it costs: </w:t>
+      </w:r>
+      <w:r>
+        <w:t xml:space="preserve">roughly three orders of magnitude more computation than the present model, and it introduces mesh and scheme dependence that must itself be verified. It would not run interactively in a browser.</w:t>
+      </w:r>
+    </w:p>
+    <w:p>
+      <w:pPr>
+        <w:pStyle w:val="Heading2"/>
+        <w:spacing w:after="110" w:before="260"/>
+      </w:pPr>
+      <w:r>
+        <w:t xml:space="preserve">11.4  Level 3 — two-phase reactive flow</w:t>
+      </w:r>
+    </w:p>
+    <w:p>
+      <w:pPr>
+        <w:spacing w:after="130" w:line="276" w:lineRule="auto"/>
+      </w:pPr>
+      <w:r>
+        <w:t xml:space="preserve">The reference formulation used in modern gun design (NGEN, XKTC, and their descendants) treats gas and solid propellant as two interpenetrating continua, each with its own velocity, with mass, momentum and energy exchange between them, intergranular stress in the packed bed, and a resolved ignition front.</w:t>
+      </w:r>
+    </w:p>
+    <w:p>
+      <w:pPr>
+        <w:spacing w:after="130" w:line="276" w:lineRule="auto"/>
+      </w:pPr>
+      <w:r>
+        <w:rPr>
+          <w:b/>
+          <w:bCs/>
+        </w:rPr>
+        <w:t xml:space="preserve">What it buys: </w:t>
+      </w:r>
+      <w:r>
+        <w:t xml:space="preserve">the ability to predict ignition-related phenomena that the lumped model cannot represent at all — hangfires, pressure-wave-driven overpressure, the effect of charge-bed settling and of primer output on round-to-round variation. For small arms it is the tool of choice when the question is about ignition robustness rather than about mean performance.</w:t>
+      </w:r>
+    </w:p>
+    <w:p>
+      <w:pPr>
+        <w:spacing w:after="130" w:line="276" w:lineRule="auto"/>
+      </w:pPr>
+      <w:r>
+        <w:rPr>
+          <w:b/>
+          <w:bCs/>
+        </w:rPr>
+        <w:t xml:space="preserve">What it costs: </w:t>
+      </w:r>
+      <w:r>
+        <w:t xml:space="preserve">a substantially larger parameter set — interphase drag, intergranular stress law, grain-bed permeability — most of which is not published for commercial propellants and must be measured. For the barrel-length question posed here it would add cost without adding accuracy.</w:t>
+      </w:r>
+    </w:p>
+    <w:p>
+      <w:pPr>
+        <w:pStyle w:val="Heading2"/>
+        <w:spacing w:after="110" w:before="260"/>
+      </w:pPr>
+      <w:r>
+        <w:t xml:space="preserve">11.5  Targeted improvements worth more than a level change</w:t>
+      </w:r>
+    </w:p>
+    <w:p>
+      <w:pPr>
+        <w:spacing w:after="130" w:line="276" w:lineRule="auto"/>
+        <w:ind w:left="340"/>
+      </w:pPr>
+      <w:r>
+        <w:rPr>
+          <w:b/>
+          <w:bCs/>
+        </w:rPr>
+        <w:t xml:space="preserve">1. A measured bore-resistance curve. </w:t>
+      </w:r>
+      <w:r>
+        <w:t xml:space="preserve">Replacing the constant p_r with a travel-dependent function p_r(x) — engraving spike, plateau, velocity-dependent rise — is a small code change and would let the model reproduce the velocity roll-over at long barrels. This is the highest-value single improvement.</w:t>
+      </w:r>
+    </w:p>
+    <w:p>
+      <w:pPr>
+        <w:spacing w:after="130" w:line="276" w:lineRule="auto"/>
+        <w:ind w:left="340"/>
+      </w:pPr>
+      <w:r>
+        <w:rPr>
+          <w:b/>
+          <w:bCs/>
+        </w:rPr>
+        <w:t xml:space="preserve">2. A closed-bomb characterisation of the actual propellant. </w:t>
+      </w:r>
+      <w:r>
+        <w:t xml:space="preserve">A single closed-bomb test of WC 844 would replace the three fitted parameters and the four generic thermochemical constants with measured values, and would convert the model from calibrated to predictive.</w:t>
+      </w:r>
+    </w:p>
+    <w:p>
+      <w:pPr>
+        <w:spacing w:after="130" w:line="276" w:lineRule="auto"/>
+        <w:ind w:left="340"/>
+      </w:pPr>
+      <w:r>
+        <w:rPr>
+          <w:b/>
+          <w:bCs/>
+        </w:rPr>
+        <w:t xml:space="preserve">3. A physically-scaled heat-transfer correlation. </w:t>
+      </w:r>
+      <w:r>
+        <w:t xml:space="preserve">Replacing the constant h with a Nusselt-type correlation, h ∝ Re⁰·⁸, would make the heat loss scale correctly with charge, calibre and pressure instead of being tied to this one cartridge.</w:t>
+      </w:r>
+    </w:p>
+    <w:p>
+      <w:pPr>
+        <w:spacing w:after="130" w:line="276" w:lineRule="auto"/>
+        <w:ind w:left="340"/>
+      </w:pPr>
+      <w:r>
+        <w:rPr>
+          <w:b/>
+          <w:bCs/>
+        </w:rPr>
+        <w:t xml:space="preserve">4. Gas leakage past the bullet. </w:t>
+      </w:r>
+      <w:r>
+        <w:t xml:space="preserve">A simple orifice model for blow-by, driven by the pressure difference across the bullet, is cheap and would test the hypothesis that leakage explains part of the short-barrel muzzle-pressure discrepancy.</w:t>
+      </w:r>
+    </w:p>
+    <w:p>
+      <w:pPr>
+        <w:spacing w:after="130" w:line="276" w:lineRule="auto"/>
+        <w:ind w:left="340"/>
+      </w:pPr>
+      <w:r>
+        <w:rPr>
+          <w:b/>
+          <w:bCs/>
+        </w:rPr>
+        <w:t xml:space="preserve">5. Muzzle and after-effect modelling. </w:t>
+      </w:r>
+      <w:r>
+        <w:t xml:space="preserve">The present model stops at bullet exit. The blast field, the additional 1–3 % of velocity imparted by the gas jet in the first few calibres of free flight, and suppressor back-pressure all follow from the uncorking conditions the model already computes, and would be a natural extension.</w:t>
+      </w:r>
+    </w:p>
+    <w:p>
+      <w:pPr>
+        <w:pStyle w:val="Heading1"/>
+        <w:spacing w:after="150" w:before="340"/>
+      </w:pPr>
+      <w:r>
+        <w:t xml:space="preserve">12  The companion simulator</w:t>
+      </w:r>
+    </w:p>
+    <w:p>
+      <w:pPr>
+        <w:spacing w:after="130" w:line="276" w:lineRule="auto"/>
+      </w:pPr>
+      <w:r>
+        <w:t xml:space="preserve">The file </w:t>
+      </w:r>
+      <w:r>
+        <w:rPr>
+          <w:i/>
+          <w:iCs/>
+        </w:rPr>
+        <w:t xml:space="preserve">web/ballistics.html</w:t>
+      </w:r>
+      <w:r>
+        <w:t xml:space="preserve"> is a single self-contained HTML document — no server, no build step, no external libraries. Opening it in any modern browser gives an interactive implementation of exactly the model derived above; the JavaScript is a line-by-line port of the Python reference and agrees with it to 0.021 % (§6).</w:t>
+      </w:r>
+    </w:p>
+    <w:p>
+      <w:pPr>
+        <w:spacing w:after="130" w:line="276" w:lineRule="auto"/>
+      </w:pPr>
+      <w:r>
+        <w:t xml:space="preserve">The interface has four tabs:</w:t>
+      </w:r>
+    </w:p>
+    <w:p>
+      <w:pPr>
+        <w:spacing w:after="130" w:line="276" w:lineRule="auto"/>
+        <w:ind w:left="340"/>
+      </w:pPr>
+      <w:r>
+        <w:rPr>
+          <w:b/>
+          <w:bCs/>
+        </w:rPr>
+        <w:t xml:space="preserve">Single shot. </w:t>
+      </w:r>
+      <w:r>
+        <w:t xml:space="preserve">Summary tiles for the reference quantities, then pressure versus time at all four stations, and pressure, velocity and travel versus time for up to five barrel lengths overlaid at once. This overlay is the clearest way to see the barrel-length effect: the curves coincide and each simply terminates at its own muzzle.</w:t>
+      </w:r>
+    </w:p>
+    <w:p>
+      <w:pPr>
+        <w:spacing w:after="130" w:line="276" w:lineRule="auto"/>
+        <w:ind w:left="340"/>
+      </w:pPr>
+      <w:r>
+        <w:rPr>
+          <w:b/>
+          <w:bCs/>
+        </w:rPr>
+        <w:t xml:space="preserve">Barrel-length sweep. </w:t>
+      </w:r>
+      <w:r>
+        <w:t xml:space="preserve">Muzzle velocity, uncorking pressure, muzzle energy, burnt fraction, barrel time and marginal velocity gain, each against barrel length from 5 in to 26 in, with the published measurements overlaid.</w:t>
+      </w:r>
+    </w:p>
+    <w:p>
+      <w:pPr>
+        <w:spacing w:after="130" w:line="276" w:lineRule="auto"/>
+        <w:ind w:left="340"/>
+      </w:pPr>
+      <w:r>
+        <w:rPr>
+          <w:b/>
+          <w:bCs/>
+        </w:rPr>
+        <w:t xml:space="preserve">Energy &amp; diagnostics. </w:t>
+      </w:r>
+      <w:r>
+        <w:t xml:space="preserve">The energy budget, gas-port pressure history, derived quantities such as loading density and expansion ratio, and a live time-step convergence check.</w:t>
+      </w:r>
+    </w:p>
+    <w:p>
+      <w:pPr>
+        <w:spacing w:after="130" w:line="276" w:lineRule="auto"/>
+        <w:ind w:left="340"/>
+      </w:pPr>
+      <w:r>
+        <w:rPr>
+          <w:b/>
+          <w:bCs/>
+        </w:rPr>
+        <w:t xml:space="preserve">Data table. </w:t>
+      </w:r>
+      <w:r>
+        <w:t xml:space="preserve">The full numerical output, plus a CSV export of both the time history and the sweep.</w:t>
+      </w:r>
+    </w:p>
+    <w:p>
+      <w:pPr>
+        <w:spacing w:after="130" w:line="276" w:lineRule="auto"/>
+      </w:pPr>
+      <w:r>
+        <w:t xml:space="preserve">Every parameter in §7 is exposed as a slider, grouped by category, with the derived quantity shown alongside. Cartridge presets are provided for M855, M193 and Mk262, and weapon presets for the M4, Mk18 and mid-length configurations. The page warns when a parameter combination becomes physically impossible — for instance when the charge mass and case volume imply a packing fraction above what spheres can achieve — or when peak pressure exceeds the NATO limit.</w:t>
       </w:r>
     </w:p>
     <w:p>
@@ -29071,7 +29079,7 @@
       <w:r>
         <w:drawing>
           <wp:inline distT="0" distB="0" distL="0" distR="0">
-            <wp:extent cx="5760720" cy="4857750"/>
+            <wp:extent cx="5760720" cy="3962400"/>
             <wp:effectExtent t="0" r="0" b="0" l="0"/>
             <wp:docPr id="1" name="" descr="" title=""/>
             <wp:cNvGraphicFramePr>
@@ -29096,6 +29104,68 @@
                   <pic:spPr bwMode="auto">
                     <a:xfrm>
                       <a:off x="0" y="0"/>
+                      <a:ext cx="5760720" cy="3962400"/>
+                    </a:xfrm>
+                    <a:prstGeom prst="rect">
+                      <a:avLst/>
+                    </a:prstGeom>
+                  </pic:spPr>
+                </pic:pic>
+              </a:graphicData>
+            </a:graphic>
+          </wp:inline>
+        </w:drawing>
+      </w:r>
+    </w:p>
+    <w:p>
+      <w:pPr>
+        <w:spacing w:after="220"/>
+        <w:jc w:val="center"/>
+      </w:pPr>
+      <w:r>
+        <w:rPr>
+          <w:i/>
+          <w:iCs/>
+          <w:color w:val="52514E"/>
+          <w:sz w:val="17"/>
+          <w:szCs w:val="17"/>
+        </w:rPr>
+        <w:t xml:space="preserve">Figure 10 — The single-shot tab of the simulator. The overlaid pressure curves for 10.5 in, 14.5 in and 20 in barrels coincide exactly, each terminating at its own muzzle-exit point.</w:t>
+      </w:r>
+    </w:p>
+    <w:p>
+      <w:pPr>
+        <w:spacing w:after="60" w:before="180" w:line="240" w:lineRule="auto"/>
+        <w:jc w:val="center"/>
+      </w:pPr>
+      <w:r>
+        <w:drawing>
+          <wp:inline distT="0" distB="0" distL="0" distR="0">
+            <wp:extent cx="5760720" cy="4857750"/>
+            <wp:effectExtent t="0" r="0" b="0" l="0"/>
+            <wp:docPr id="1" name="" descr="" title=""/>
+            <wp:cNvGraphicFramePr>
+              <a:graphicFrameLocks xmlns:a="http://schemas.openxmlformats.org/drawingml/2006/main" noChangeAspect="1"/>
+            </wp:cNvGraphicFramePr>
+            <a:graphic xmlns:a="http://schemas.openxmlformats.org/drawingml/2006/main">
+              <a:graphicData uri="http://schemas.openxmlformats.org/drawingml/2006/picture">
+                <pic:pic xmlns:pic="http://schemas.openxmlformats.org/drawingml/2006/picture">
+                  <pic:nvPicPr>
+                    <pic:cNvPr id="0" name="" descr=""/>
+                    <pic:cNvPicPr>
+                      <a:picLocks noChangeAspect="1" noChangeArrowheads="1"/>
+                    </pic:cNvPicPr>
+                  </pic:nvPicPr>
+                  <pic:blipFill>
+                    <a:blip r:embed="rId19" cstate="none"/>
+                    <a:srcRect/>
+                    <a:stretch>
+                      <a:fillRect/>
+                    </a:stretch>
+                  </pic:blipFill>
+                  <pic:spPr bwMode="auto">
+                    <a:xfrm>
+                      <a:off x="0" y="0"/>
                       <a:ext cx="5760720" cy="4857750"/>
                     </a:xfrm>
                     <a:prstGeom prst="rect">
@@ -29122,7 +29192,7 @@
           <w:sz w:val="17"/>
           <w:szCs w:val="17"/>
         </w:rPr>
-        <w:t xml:space="preserve">Figure 10 — The barrel-length sweep tab, with published chronograph and uncorking-pressure measurements overlaid on the model curves.</w:t>
+        <w:t xml:space="preserve">Figure 11 — The barrel-length sweep tab, with published chronograph and uncorking-pressure measurements overlaid on the model curves.</w:t>
       </w:r>
     </w:p>
     <w:p>
@@ -29802,7 +29872,7 @@
       <w:r>
         <w:t xml:space="preserve">Lucky Gunner Labs, "223 / 5.56 Ballistics: Barrel Length vs. Velocity" — cut-barrel test of Winchester M855 62 gr and other loads at 7, 10.5, 14.5, 16, 18 and 22 in.  </w:t>
       </w:r>
-      <w:hyperlink w:history="1" r:id="rIdvy3xxvlmj-5msojnd1td9">
+      <w:hyperlink w:history="1" r:id="rIdv9musqs47lex-92ucwwbg">
         <w:r>
           <w:rPr>
             <w:rStyle w:val="Hyperlink"/>
@@ -29819,7 +29889,7 @@
       <w:r>
         <w:t xml:space="preserve">D. E. Watters, "Barrel Length Studies in 5.56 mm NATO Weapons", Small Arms Defense Journal — cut-barrel study from 24 in to 5 in with instrumented ports; source of the uncorking-pressure data and of the 55 744 psi chamber-pressure measurement.  </w:t>
       </w:r>
-      <w:hyperlink w:history="1" r:id="rIdahc4ntn25xdotebla9d-m">
+      <w:hyperlink w:history="1" r:id="rIdsnjltox4oncdyjsegubmx">
         <w:r>
           <w:rPr>
             <w:rStyle w:val="Hyperlink"/>
@@ -29836,7 +29906,7 @@
       <w:r>
         <w:t xml:space="preserve">The Firearm Blog, "Cartridge Test 008: PMC M855 5.56×45 mm 62 gr, 16 and 20 in barrels".  </w:t>
       </w:r>
-      <w:hyperlink w:history="1" r:id="rIdr99iv32wzl3shxfzvgkfe">
+      <w:hyperlink w:history="1" r:id="rId_mmvvq9uk7z0z3jbmbknp">
         <w:r>
           <w:rPr>
             <w:rStyle w:val="Hyperlink"/>
@@ -29853,7 +29923,7 @@
       <w:r>
         <w:t xml:space="preserve">P. Dater, "Suppressor Design and Muzzle Pressure", NDIA Armament Systems Forum — method and instrumentation for muzzle-port pressure measurement.  </w:t>
       </w:r>
-      <w:hyperlink w:history="1" r:id="rIdsxayrzh7u_l9qfblkqdim">
+      <w:hyperlink w:history="1" r:id="rId_o4s5jeauhn6xbgpvyfw2">
         <w:r>
           <w:rPr>
             <w:rStyle w:val="Hyperlink"/>
@@ -29870,7 +29940,7 @@
       <w:r>
         <w:t xml:space="preserve">International Journal of Metrology and Quality Engineering (2026) — EPVAT proof-barrel measurements of SS109: 343.70 ± 7.29 MPa case-mouth peak pressure, 926.39 ± 3.57 m/s velocity, 116.61 MPa port pressure, n = 30.  </w:t>
       </w:r>
-      <w:hyperlink w:history="1" r:id="rIdvme9hr7dyekl5ax1nyet1">
+      <w:hyperlink w:history="1" r:id="rIdbtdkcwtgyceq-tmq8ptrx">
         <w:r>
           <w:rPr>
             <w:rStyle w:val="Hyperlink"/>
@@ -29896,7 +29966,7 @@
       <w:r>
         <w:t xml:space="preserve">"5.56×45 mm NATO" — case and cartridge dimensions, case capacity, EPVAT and SCATP pressure limits.  </w:t>
       </w:r>
-      <w:hyperlink w:history="1" r:id="rIdegb62shdr1pcik3sbqc82">
+      <w:hyperlink w:history="1" r:id="rIdjui8rcd87vhoai-dbfawi">
         <w:r>
           <w:rPr>
             <w:rStyle w:val="Hyperlink"/>
@@ -29913,7 +29983,7 @@
       <w:r>
         <w:t xml:space="preserve">".223 Remington" — SAAMI maximum average pressure, case capacity, groove diameter.  </w:t>
       </w:r>
-      <w:hyperlink w:history="1" r:id="rIdc6b9zexrpadkdjame_7pi">
+      <w:hyperlink w:history="1" r:id="rIdweyqtwl30szacq4uwnanh">
         <w:r>
           <w:rPr>
             <w:rStyle w:val="Hyperlink"/>
@@ -29930,7 +30000,7 @@
       <w:r>
         <w:t xml:space="preserve">inetres.com, "5.56 mm ammunition" — M855 projectile mass, cartridge mass, nominal muzzle velocity.  </w:t>
       </w:r>
-      <w:hyperlink w:history="1" r:id="rId7lv-xwc1i1dxgklmys6to">
+      <w:hyperlink w:history="1" r:id="rIdko9q09oyvquqc5trfdsvf">
         <w:r>
           <w:rPr>
             <w:rStyle w:val="Hyperlink"/>
@@ -29947,7 +30017,7 @@
       <w:r>
         <w:t xml:space="preserve">General Dynamics / St. Marks Powder, military ball powder brochure — confirms WC 844 as the qualified propellant for M855.  </w:t>
       </w:r>
-      <w:hyperlink w:history="1" r:id="rIdzrfstigdweao5089nws85">
+      <w:hyperlink w:history="1" r:id="rIduti18-3zh_hu6bbk6qmxu">
         <w:r>
           <w:rPr>
             <w:rStyle w:val="Hyperlink"/>
@@ -29973,7 +30043,7 @@
       <w:r>
         <w:t xml:space="preserve">Middle East Technical University, thesis on interior ballistics modelling — generic single-base propellant constants (f = 0.98 MJ kg⁻¹, α = 1.0 cm³ g⁻¹, T_v = 2825 K, γ = 1.24, Vieille n = 0.69) and the lumped-parameter formulation.  </w:t>
       </w:r>
-      <w:hyperlink w:history="1" r:id="rIdywpc4dujad6wj6wixvf2z">
+      <w:hyperlink w:history="1" r:id="rIdmdwiypxfqsxbblcpvf8so">
         <w:r>
           <w:rPr>
             <w:rStyle w:val="Hyperlink"/>
@@ -29990,7 +30060,7 @@
       <w:r>
         <w:t xml:space="preserve">US Army Research Laboratory / BLAKE thermochemical data for M1 single-base propellant — force 911.7–919.2 J g⁻¹, T_v 2343–2447 K, covolume 1.1044 cm³ g⁻¹, γ 1.2675.  </w:t>
       </w:r>
-      <w:hyperlink w:history="1" r:id="rIdx-edz8p8a1yt0qu1kehju">
+      <w:hyperlink w:history="1" r:id="rIdhznu1ewixcgnf0tj3ila4">
         <w:r>
           <w:rPr>
             <w:rStyle w:val="Hyperlink"/>
@@ -30007,7 +30077,7 @@
       <w:r>
         <w:t xml:space="preserve">US Army Research Laboratory, "Measuring Barrel Friction in the 5.56 mm NATO", ADA555779 — method for extracting bore friction from muzzle-energy versus charge-mass data.  </w:t>
       </w:r>
-      <w:hyperlink w:history="1" r:id="rIdtx0euwxmkxlmonhximvln">
+      <w:hyperlink w:history="1" r:id="rIdiyh4o531psza5bnnfpzp2">
         <w:r>
           <w:rPr>
             <w:rStyle w:val="Hyperlink"/>

--- a/doc/5.56_interior_ballistics.docx
+++ b/doc/5.56_interior_ballistics.docx
@@ -58,9 +58,6 @@
         <w:spacing w:after="130" w:line="276" w:lineRule="auto"/>
       </w:pPr>
       <w:r>
-        <w:t xml:space="preserve">Prepared for </w:t>
-      </w:r>
-      <w:r>
         <w:rPr>
           <w:b/>
           <w:bCs/>
@@ -68,7 +65,7 @@
         <w:t xml:space="preserve">Åke Larsson</w:t>
       </w:r>
       <w:r>
-        <w:t xml:space="preserve">, Getinge Critical Care.</w:t>
+        <w:t xml:space="preserve"> — Teknosofen.</w:t>
       </w:r>
     </w:p>
     <w:p>
@@ -78,7 +75,7 @@
       <w:r>
         <w:t xml:space="preserve">Model, source code and this document: </w:t>
       </w:r>
-      <w:hyperlink w:history="1" r:id="rIdfsgec4pjbloxlh0ojm-6f">
+      <w:hyperlink w:history="1" r:id="rIdl5squuilkwfu-tshzrnw7">
         <w:r>
           <w:rPr>
             <w:rStyle w:val="Hyperlink"/>
@@ -29872,7 +29869,7 @@
       <w:r>
         <w:t xml:space="preserve">Lucky Gunner Labs, "223 / 5.56 Ballistics: Barrel Length vs. Velocity" — cut-barrel test of Winchester M855 62 gr and other loads at 7, 10.5, 14.5, 16, 18 and 22 in.  </w:t>
       </w:r>
-      <w:hyperlink w:history="1" r:id="rIdv9musqs47lex-92ucwwbg">
+      <w:hyperlink w:history="1" r:id="rIdlsk5qiub_xrbgp4a8vp80">
         <w:r>
           <w:rPr>
             <w:rStyle w:val="Hyperlink"/>
@@ -29889,7 +29886,7 @@
       <w:r>
         <w:t xml:space="preserve">D. E. Watters, "Barrel Length Studies in 5.56 mm NATO Weapons", Small Arms Defense Journal — cut-barrel study from 24 in to 5 in with instrumented ports; source of the uncorking-pressure data and of the 55 744 psi chamber-pressure measurement.  </w:t>
       </w:r>
-      <w:hyperlink w:history="1" r:id="rIdsnjltox4oncdyjsegubmx">
+      <w:hyperlink w:history="1" r:id="rIdfls2ijtadzue7nbputa-l">
         <w:r>
           <w:rPr>
             <w:rStyle w:val="Hyperlink"/>
@@ -29906,7 +29903,7 @@
       <w:r>
         <w:t xml:space="preserve">The Firearm Blog, "Cartridge Test 008: PMC M855 5.56×45 mm 62 gr, 16 and 20 in barrels".  </w:t>
       </w:r>
-      <w:hyperlink w:history="1" r:id="rId_mmvvq9uk7z0z3jbmbknp">
+      <w:hyperlink w:history="1" r:id="rId3c7cfszjroytrwmc6rtow">
         <w:r>
           <w:rPr>
             <w:rStyle w:val="Hyperlink"/>
@@ -29923,7 +29920,7 @@
       <w:r>
         <w:t xml:space="preserve">P. Dater, "Suppressor Design and Muzzle Pressure", NDIA Armament Systems Forum — method and instrumentation for muzzle-port pressure measurement.  </w:t>
       </w:r>
-      <w:hyperlink w:history="1" r:id="rId_o4s5jeauhn6xbgpvyfw2">
+      <w:hyperlink w:history="1" r:id="rIdynn87fb-6gb90iy3bhxat">
         <w:r>
           <w:rPr>
             <w:rStyle w:val="Hyperlink"/>
@@ -29940,7 +29937,7 @@
       <w:r>
         <w:t xml:space="preserve">International Journal of Metrology and Quality Engineering (2026) — EPVAT proof-barrel measurements of SS109: 343.70 ± 7.29 MPa case-mouth peak pressure, 926.39 ± 3.57 m/s velocity, 116.61 MPa port pressure, n = 30.  </w:t>
       </w:r>
-      <w:hyperlink w:history="1" r:id="rIdbtdkcwtgyceq-tmq8ptrx">
+      <w:hyperlink w:history="1" r:id="rIdgm_xp1nfw39ccwzvw0txw">
         <w:r>
           <w:rPr>
             <w:rStyle w:val="Hyperlink"/>
@@ -29966,7 +29963,7 @@
       <w:r>
         <w:t xml:space="preserve">"5.56×45 mm NATO" — case and cartridge dimensions, case capacity, EPVAT and SCATP pressure limits.  </w:t>
       </w:r>
-      <w:hyperlink w:history="1" r:id="rIdjui8rcd87vhoai-dbfawi">
+      <w:hyperlink w:history="1" r:id="rId0tz3wqxdqreeuiycdxhj1">
         <w:r>
           <w:rPr>
             <w:rStyle w:val="Hyperlink"/>
@@ -29983,7 +29980,7 @@
       <w:r>
         <w:t xml:space="preserve">".223 Remington" — SAAMI maximum average pressure, case capacity, groove diameter.  </w:t>
       </w:r>
-      <w:hyperlink w:history="1" r:id="rIdweyqtwl30szacq4uwnanh">
+      <w:hyperlink w:history="1" r:id="rId0upm4rrlh9kscrz5gg9l3">
         <w:r>
           <w:rPr>
             <w:rStyle w:val="Hyperlink"/>
@@ -30000,7 +29997,7 @@
       <w:r>
         <w:t xml:space="preserve">inetres.com, "5.56 mm ammunition" — M855 projectile mass, cartridge mass, nominal muzzle velocity.  </w:t>
       </w:r>
-      <w:hyperlink w:history="1" r:id="rIdko9q09oyvquqc5trfdsvf">
+      <w:hyperlink w:history="1" r:id="rIdpist8lwq2rzouslpowqi4">
         <w:r>
           <w:rPr>
             <w:rStyle w:val="Hyperlink"/>
@@ -30017,7 +30014,7 @@
       <w:r>
         <w:t xml:space="preserve">General Dynamics / St. Marks Powder, military ball powder brochure — confirms WC 844 as the qualified propellant for M855.  </w:t>
       </w:r>
-      <w:hyperlink w:history="1" r:id="rIduti18-3zh_hu6bbk6qmxu">
+      <w:hyperlink w:history="1" r:id="rIdmwy1phak3xiowjpcahi0g">
         <w:r>
           <w:rPr>
             <w:rStyle w:val="Hyperlink"/>
@@ -30043,7 +30040,7 @@
       <w:r>
         <w:t xml:space="preserve">Middle East Technical University, thesis on interior ballistics modelling — generic single-base propellant constants (f = 0.98 MJ kg⁻¹, α = 1.0 cm³ g⁻¹, T_v = 2825 K, γ = 1.24, Vieille n = 0.69) and the lumped-parameter formulation.  </w:t>
       </w:r>
-      <w:hyperlink w:history="1" r:id="rIdmdwiypxfqsxbblcpvf8so">
+      <w:hyperlink w:history="1" r:id="rIdlibay1szroaqfuoj1lh_-">
         <w:r>
           <w:rPr>
             <w:rStyle w:val="Hyperlink"/>
@@ -30060,7 +30057,7 @@
       <w:r>
         <w:t xml:space="preserve">US Army Research Laboratory / BLAKE thermochemical data for M1 single-base propellant — force 911.7–919.2 J g⁻¹, T_v 2343–2447 K, covolume 1.1044 cm³ g⁻¹, γ 1.2675.  </w:t>
       </w:r>
-      <w:hyperlink w:history="1" r:id="rIdhznu1ewixcgnf0tj3ila4">
+      <w:hyperlink w:history="1" r:id="rIddh1xuodekuthlgxuz4kys">
         <w:r>
           <w:rPr>
             <w:rStyle w:val="Hyperlink"/>
@@ -30077,7 +30074,7 @@
       <w:r>
         <w:t xml:space="preserve">US Army Research Laboratory, "Measuring Barrel Friction in the 5.56 mm NATO", ADA555779 — method for extracting bore friction from muzzle-energy versus charge-mass data.  </w:t>
       </w:r>
-      <w:hyperlink w:history="1" r:id="rIdiyh4o531psza5bnnfpzp2">
+      <w:hyperlink w:history="1" r:id="rIdphq7la1pntebpx3zxpavh">
         <w:r>
           <w:rPr>
             <w:rStyle w:val="Hyperlink"/>

--- a/doc/5.56_interior_ballistics.docx
+++ b/doc/5.56_interior_ballistics.docx
@@ -75,7 +75,7 @@
       <w:r>
         <w:t xml:space="preserve">Model, source code and this document: </w:t>
       </w:r>
-      <w:hyperlink w:history="1" r:id="rIdl5squuilkwfu-tshzrnw7">
+      <w:hyperlink w:history="1" r:id="rId9k8jzdgxycqtfee59nx_l">
         <w:r>
           <w:rPr>
             <w:rStyle w:val="Hyperlink"/>
@@ -257,7 +257,7 @@
         <w:t xml:space="preserve">§11  </w:t>
       </w:r>
       <w:r>
-        <w:t xml:space="preserve">an honest account of what this class of model gets wrong, and the specific upgrade paths — Lagrange gradient, one-dimensional gas dynamics, two-phase flow — that remove each limitation.</w:t>
+        <w:t xml:space="preserve">an application of the muzzle conditions: how much of the noise of a shot is the escaping propellant gas and how much is the projectile’s own shock wave, and what barrel length does to each.</w:t>
       </w:r>
     </w:p>
     <w:p>
@@ -271,6 +271,22 @@
           <w:bCs/>
         </w:rPr>
         <w:t xml:space="preserve">§12  </w:t>
+      </w:r>
+      <w:r>
+        <w:t xml:space="preserve">an honest account of what this class of model gets wrong, and the specific upgrade paths — Lagrange gradient, one-dimensional gas dynamics, two-phase flow — that remove each limitation.</w:t>
+      </w:r>
+    </w:p>
+    <w:p>
+      <w:pPr>
+        <w:spacing w:after="130" w:line="276" w:lineRule="auto"/>
+        <w:ind w:left="340"/>
+      </w:pPr>
+      <w:r>
+        <w:rPr>
+          <w:b/>
+          <w:bCs/>
+        </w:rPr>
+        <w:t xml:space="preserve">§13  </w:t>
       </w:r>
       <w:r>
         <w:t xml:space="preserve">how to drive the companion HTML simulator.</w:t>
@@ -5262,7 +5278,7 @@
         <w:spacing w:after="130" w:line="276" w:lineRule="auto"/>
       </w:pPr>
       <w:r>
-        <w:t xml:space="preserve">The lumped-parameter formulation rests on the following assumptions. Each one is revisited in §11, where the cost of relaxing it is discussed.</w:t>
+        <w:t xml:space="preserve">The lumped-parameter formulation rests on the following assumptions. Each one is revisited in §12, where the cost of relaxing it is discussed.</w:t>
       </w:r>
     </w:p>
     <w:p>
@@ -21080,7 +21096,7 @@
         <w:t xml:space="preserve">absolute level</w:t>
       </w:r>
       <w:r>
-        <w:t xml:space="preserve"> at barrels below about 12 in should be treated as an upper bound with an uncertainty of roughly a factor of two. Section 11 identifies which modelling upgrade would most likely resolve it.</w:t>
+        <w:t xml:space="preserve"> at barrels below about 12 in should be treated as an upper bound with an uncertainty of roughly a factor of two. Section 12 identifies which modelling upgrade would most likely resolve it.</w:t>
       </w:r>
     </w:p>
     <w:p>
@@ -28592,7 +28608,7 @@
         <w:t xml:space="preserve">Velocity. </w:t>
       </w:r>
       <w:r>
-        <w:t xml:space="preserve">From 10.5 in to 20 in the muzzle velocity rises from 789 m/s to 928 m/s, a gain of 139 m/s or 17.7 %. The marginal gain falls monotonically: 205 ft/s per inch at 5 in, 60 ft/s per inch at 14.5 in, 21 ft/s per inch at 22 in. Past about 24 in the curve is nearly flat, and in reality friction eventually wins — the SADJ cut-barrel data show velocity peaking near 20 in and then falling, which this model does not reproduce because bore resistance is taken as constant (§11.5).</w:t>
+        <w:t xml:space="preserve">From 10.5 in to 20 in the muzzle velocity rises from 789 m/s to 928 m/s, a gain of 139 m/s or 17.7 %. The marginal gain falls monotonically: 205 ft/s per inch at 5 in, 60 ft/s per inch at 14.5 in, 21 ft/s per inch at 22 in. Past about 24 in the curve is nearly flat, and in reality friction eventually wins — the SADJ cut-barrel data show velocity peaking near 20 in and then falling, which this model does not reproduce because bore resistance is taken as constant (§12.5).</w:t>
       </w:r>
     </w:p>
     <w:p>
@@ -28651,7 +28667,7 @@
         <w:spacing w:after="150" w:before="340"/>
       </w:pPr>
       <w:r>
-        <w:t xml:space="preserve">11  Model compromises and upgrade paths</w:t>
+        <w:t xml:space="preserve">11  Muzzle noise: blast versus ballistic crack</w:t>
       </w:r>
     </w:p>
     <w:p>
@@ -28659,7 +28675,17 @@
         <w:spacing w:after="130" w:line="276" w:lineRule="auto"/>
       </w:pPr>
       <w:r>
-        <w:t xml:space="preserve">This section states what the lumped-parameter formulation gives up, and what the next model up the ladder would buy. They are ordered by cost.</w:t>
+        <w:t xml:space="preserve">The model stops at bullet exit, but the two quantities it delivers there — the muzzle pressure and the muzzle velocity — are precisely the inputs to the two things that make a rifle loud. This section is therefore an application of the results in </w:t>
+      </w:r>
+      <w:r>
+        <w:rPr>
+          <w:b/>
+          <w:bCs/>
+        </w:rPr>
+        <w:t xml:space="preserve">§10</w:t>
+      </w:r>
+      <w:r>
+        <w:t xml:space="preserve"> rather than new interior ballistics, and it answers a question the barrel-length study raises immediately: a long barrel gives a faster bullet but leaves less pressure behind it, a short barrel the reverse — which is noisier?</w:t>
       </w:r>
     </w:p>
     <w:p>
@@ -28668,7 +28694,7 @@
         <w:spacing w:after="110" w:before="260"/>
       </w:pPr>
       <w:r>
-        <w:t xml:space="preserve">11.1  What the lumped model assumes away</w:t>
+        <w:t xml:space="preserve">11.1  Two sources, two different physics</w:t>
       </w:r>
     </w:p>
     <w:p>
@@ -28680,10 +28706,10 @@
           <w:b/>
           <w:bCs/>
         </w:rPr>
-        <w:t xml:space="preserve">No wave dynamics. </w:t>
-      </w:r>
-      <w:r>
-        <w:t xml:space="preserve">Assumption A1 replaces a compressible gas column with a single control volume. Real ignition is not simultaneous: the primer jet ignites the rear of the charge first and a combustion front sweeps forward, generating pressure waves that traverse the chamber several times during the shot. In small arms these are of order a few per cent of the peak pressure and decay quickly, so the lumped model is defensible; in large guns they are a design driver and can be destructive.</w:t>
+        <w:t xml:space="preserve">Muzzle blast. </w:t>
+      </w:r>
+      <w:r>
+        <w:t xml:space="preserve">At the instant of uncorking the bore still contains gas at tens of megapascals and well over a thousand kelvin. When the bullet clears the crown that gas is released into the atmosphere in well under a millisecond. It is, in every meaningful sense, a small explosion: a roughly spherical shock centred on the muzzle, radiating in all directions, decaying as a point source.</w:t>
       </w:r>
     </w:p>
     <w:p>
@@ -28695,10 +28721,10 @@
           <w:b/>
           <w:bCs/>
         </w:rPr>
-        <w:t xml:space="preserve">No two-phase flow. </w:t>
-      </w:r>
-      <w:r>
-        <w:t xml:space="preserve">Assumption A5 makes the solid grains ride with the gas. In reality the grain bed is compacted by the initial pressure gradient, gas percolates through it, and the grains near the bullet base move at a different velocity from those at the breech. This is what a two-phase model resolves.</w:t>
+        <w:t xml:space="preserve">Ballistic crack. </w:t>
+      </w:r>
+      <w:r>
+        <w:t xml:space="preserve">The bullet leaves at Mach 2.7 and drags a conical shock behind it — a Whitham N-wave. This is generated continuously along the whole trajectory, not at a point, and it is created entirely outside the weapon. It cannot be suppressed by anything fitted to the muzzle; only a subsonic projectile removes it.</w:t>
       </w:r>
     </w:p>
     <w:p>
@@ -28706,44 +28732,7 @@
         <w:spacing w:after="130" w:line="276" w:lineRule="auto"/>
       </w:pPr>
       <w:r>
-        <w:rPr>
-          <w:b/>
-          <w:bCs/>
-        </w:rPr>
-        <w:t xml:space="preserve">Fixed thermochemistry. </w:t>
-      </w:r>
-      <w:r>
-        <w:t xml:space="preserve">Assumption A3 holds f, T_v, α and γ constant. At 2850 K and 400 MPa the combustion products are partly dissociated, and both γ and the effective impetus vary through the cycle. An equilibrium-chemistry code such as BLAKE or CHEETAH would supply p- and T-dependent properties.</w:t>
-      </w:r>
-    </w:p>
-    <w:p>
-      <w:pPr>
-        <w:spacing w:after="130" w:line="276" w:lineRule="auto"/>
-      </w:pPr>
-      <w:r>
-        <w:rPr>
-          <w:b/>
-          <w:bCs/>
-        </w:rPr>
-        <w:t xml:space="preserve">Crude bore resistance. </w:t>
-      </w:r>
-      <w:r>
-        <w:t xml:space="preserve">Assumption A7 is the weakest of the physical submodels. Measured bore resistance has a sharp engraving spike over the first few millimetres, then falls, then rises again with velocity as viscous and thermal effects in the bullet–bore interface grow. A constant p_r cannot capture the late rise, which is precisely why the model does not reproduce the observed velocity roll-over beyond about 20 in.</w:t>
-      </w:r>
-    </w:p>
-    <w:p>
-      <w:pPr>
-        <w:spacing w:after="130" w:line="276" w:lineRule="auto"/>
-      </w:pPr>
-      <w:r>
-        <w:rPr>
-          <w:b/>
-          <w:bCs/>
-        </w:rPr>
-        <w:t xml:space="preserve">No leakage, no bullet dynamics. </w:t>
-      </w:r>
-      <w:r>
-        <w:t xml:space="preserve">Assumption A9 ignores blow-by past an imperfectly obturating bullet and any change in the bullet’s length or diameter under 400 MPa of base pressure and 195 000 g of acceleration. Both would reduce the delivered impulse slightly and, importantly, both would tend to lower the computed muzzle pressure — a candidate explanation for the short-barrel discrepancy in §9.2.</w:t>
+        <w:t xml:space="preserve">The two therefore differ in every respect that matters acoustically: where they are created, how they radiate, how fast they decay, and whether a suppressor can touch them. Which one dominates depends entirely on where the listener is standing.</w:t>
       </w:r>
     </w:p>
     <w:p>
@@ -28752,7 +28741,7 @@
         <w:spacing w:after="110" w:before="260"/>
       </w:pPr>
       <w:r>
-        <w:t xml:space="preserve">11.2  Level 1.5 — the Lagrange gradient (already included)</w:t>
+        <w:t xml:space="preserve">11.2  Energy released as blast</w:t>
       </w:r>
     </w:p>
     <w:p>
@@ -28760,7 +28749,236 @@
         <w:spacing w:after="130" w:line="276" w:lineRule="auto"/>
       </w:pPr>
       <w:r>
-        <w:t xml:space="preserve">The cheapest possible improvement over a strictly uniform-pressure model is the Lagrange gradient of §4.6, and it is included here because it costs three lines of algebra and no computation at all. It converts a single pressure into a physically meaningful spatial distribution, which is what makes it possible to report breech, mean and base pressures separately — and to compute a gas-port pressure. For a cartridge with ζ = 0.40 the effect is a 20 % spread between breech and base, so it is not optional at this charge-to-mass ratio.</w:t>
+        <w:t xml:space="preserve">The energy budget of §9.3 already gives the answer for the blast. At muzzle exit from a 20 in barrel the gas still holds </w:t>
+      </w:r>
+      <w:r>
+        <w:rPr>
+          <w:b/>
+          <w:bCs/>
+        </w:rPr>
+        <w:t xml:space="preserve">2 890 J</w:t>
+      </w:r>
+      <w:r>
+        <w:t xml:space="preserve"> of internal energy — 43 % of the entire chemical energy of the charge. The part of that which can do work on the atmosphere is the isentropic expansion down to ambient pressure, to which the kinetic energy already carried by the gas column must be added:</w:t>
+      </w:r>
+    </w:p>
+    <w:p>
+      <w:pPr>
+        <w:tabs>
+          <w:tab w:val="center" w:pos="4820"/>
+          <w:tab w:val="right" w:pos="9640"/>
+        </w:tabs>
+        <w:spacing w:after="190" w:before="170" w:line="240" w:lineRule="auto"/>
+      </w:pPr>
+      <w:r>
+        <w:tab/>
+      </w:r>
+      <m:oMath>
+        <m:sSub>
+          <m:e>
+            <m:r>
+              <m:t>W</m:t>
+            </m:r>
+          </m:e>
+          <m:sub>
+            <m:r>
+              <m:t>b</m:t>
+            </m:r>
+            <m:r>
+              <m:t>l</m:t>
+            </m:r>
+            <m:r>
+              <m:t>a</m:t>
+            </m:r>
+            <m:r>
+              <m:t>s</m:t>
+            </m:r>
+            <m:r>
+              <m:t>t</m:t>
+            </m:r>
+          </m:sub>
+        </m:sSub>
+        <m:r>
+          <m:rPr>
+            <m:sty m:val="p"/>
+          </m:rPr>
+          <m:t>=</m:t>
+        </m:r>
+        <m:f>
+          <m:fPr>
+            <m:type m:val="bar"/>
+          </m:fPr>
+          <m:num>
+            <m:sSub>
+              <m:e>
+                <m:r>
+                  <m:t>p</m:t>
+                </m:r>
+              </m:e>
+              <m:sub>
+                <m:r>
+                  <m:t>m</m:t>
+                </m:r>
+              </m:sub>
+            </m:sSub>
+            <m:sSub>
+              <m:e>
+                <m:r>
+                  <m:t>V</m:t>
+                </m:r>
+              </m:e>
+              <m:sub>
+                <m:r>
+                  <m:t>ψ</m:t>
+                </m:r>
+              </m:sub>
+            </m:sSub>
+          </m:num>
+          <m:den>
+            <m:r>
+              <m:t>θ</m:t>
+            </m:r>
+          </m:den>
+        </m:f>
+        <m:d>
+          <m:dPr>
+            <m:begChr m:val="["/>
+            <m:sepChr m:val=""/>
+            <m:endChr m:val="]"/>
+            <m:grow/>
+          </m:dPr>
+          <m:e>
+            <m:r>
+              <m:t>1</m:t>
+            </m:r>
+            <m:r>
+              <m:rPr>
+                <m:sty m:val="p"/>
+              </m:rPr>
+              <m:t>−</m:t>
+            </m:r>
+            <m:sSup>
+              <m:e>
+                <m:d>
+                  <m:dPr>
+                    <m:begChr m:val="("/>
+                    <m:sepChr m:val=""/>
+                    <m:endChr m:val=")"/>
+                    <m:grow/>
+                  </m:dPr>
+                  <m:e>
+                    <m:f>
+                      <m:fPr>
+                        <m:type m:val="bar"/>
+                      </m:fPr>
+                      <m:num>
+                        <m:sSub>
+                          <m:e>
+                            <m:r>
+                              <m:t>p</m:t>
+                            </m:r>
+                          </m:e>
+                          <m:sub>
+                            <m:r>
+                              <m:t>0</m:t>
+                            </m:r>
+                          </m:sub>
+                        </m:sSub>
+                      </m:num>
+                      <m:den>
+                        <m:sSub>
+                          <m:e>
+                            <m:r>
+                              <m:t>p</m:t>
+                            </m:r>
+                          </m:e>
+                          <m:sub>
+                            <m:r>
+                              <m:t>m</m:t>
+                            </m:r>
+                          </m:sub>
+                        </m:sSub>
+                      </m:den>
+                    </m:f>
+                  </m:e>
+                </m:d>
+              </m:e>
+              <m:sup>
+                <m:r>
+                  <m:t>θ</m:t>
+                </m:r>
+                <m:r>
+                  <m:rPr>
+                    <m:sty m:val="p"/>
+                  </m:rPr>
+                  <m:t>/</m:t>
+                </m:r>
+                <m:r>
+                  <m:t>γ</m:t>
+                </m:r>
+              </m:sup>
+            </m:sSup>
+          </m:e>
+        </m:d>
+        <m:r>
+          <m:rPr>
+            <m:sty m:val="p"/>
+          </m:rPr>
+          <m:t>+</m:t>
+        </m:r>
+        <m:f>
+          <m:fPr>
+            <m:type m:val="bar"/>
+          </m:fPr>
+          <m:num>
+            <m:r>
+              <m:t>1</m:t>
+            </m:r>
+          </m:num>
+          <m:den>
+            <m:r>
+              <m:t>6</m:t>
+            </m:r>
+          </m:den>
+        </m:f>
+        <m:sSub>
+          <m:e>
+            <m:r>
+              <m:t>m</m:t>
+            </m:r>
+          </m:e>
+          <m:sub>
+            <m:r>
+              <m:t>c</m:t>
+            </m:r>
+          </m:sub>
+        </m:sSub>
+        <m:sSubSup>
+          <m:e>
+            <m:r>
+              <m:t>v</m:t>
+            </m:r>
+          </m:e>
+          <m:sub>
+            <m:r>
+              <m:t>m</m:t>
+            </m:r>
+          </m:sub>
+          <m:sup>
+            <m:r>
+              <m:t>2</m:t>
+            </m:r>
+          </m:sup>
+        </m:sSubSup>
+      </m:oMath>
+      <w:r>
+        <w:tab/>
+      </w:r>
+      <w:r>
+        <w:rPr>
+          <w:color w:val="52514E"/>
+        </w:rPr>
+        <w:t xml:space="preserve">(23)</w:t>
       </w:r>
     </w:p>
     <w:p>
@@ -28768,14 +28986,1705 @@
         <w:spacing w:after="130" w:line="276" w:lineRule="auto"/>
       </w:pPr>
       <w:r>
+        <w:t xml:space="preserve">with </w:t>
+      </w:r>
+      <w:r>
+        <w:rPr>
+          <w:i/>
+          <w:iCs/>
+        </w:rPr>
+        <w:t xml:space="preserve">p</w:t>
+      </w:r>
+      <w:r>
+        <w:rPr>
+          <w:vertAlign w:val="subscript"/>
+        </w:rPr>
+        <w:t xml:space="preserve">m</w:t>
+      </w:r>
+      <w:r>
+        <w:t xml:space="preserve"> the space-mean pressure at exit and </w:t>
+      </w:r>
+      <w:r>
+        <w:rPr>
+          <w:i/>
+          <w:iCs/>
+        </w:rPr>
+        <w:t xml:space="preserve">p</w:t>
+      </w:r>
+      <w:r>
+        <w:rPr>
+          <w:vertAlign w:val="subscript"/>
+        </w:rPr>
+        <w:t xml:space="preserve">0</w:t>
+      </w:r>
+      <w:r>
+        <w:t xml:space="preserve"> atmospheric. Any propellant ejected unburnt is added as well, since it burns in the muzzle flash rather than in the bore:</w:t>
+      </w:r>
+    </w:p>
+    <w:tbl>
+      <w:tblPr>
+        <w:tblW w:type="dxa" w:w="10600"/>
+        <w:tblBorders>
+          <w:top w:val="single" w:color="auto" w:sz="4"/>
+          <w:left w:val="single" w:color="auto" w:sz="4"/>
+          <w:bottom w:val="single" w:color="auto" w:sz="4"/>
+          <w:right w:val="single" w:color="auto" w:sz="4"/>
+          <w:insideH w:val="single" w:color="auto" w:sz="4"/>
+          <w:insideV w:val="single" w:color="auto" w:sz="4"/>
+        </w:tblBorders>
+      </w:tblPr>
+      <w:tblGrid>
+        <w:gridCol w:w="1700"/>
+        <w:gridCol w:w="1700"/>
+        <w:gridCol w:w="1200"/>
+        <w:gridCol w:w="2100"/>
+        <w:gridCol w:w="2200"/>
+        <w:gridCol w:w="1700"/>
+      </w:tblGrid>
+      <w:tr>
+        <w:trPr>
+          <w:tblHeader/>
+        </w:trPr>
+        <w:tc>
+          <w:tcPr>
+            <w:tcW w:type="dxa" w:w="1700"/>
+            <w:tcBorders>
+              <w:top w:val="single" w:color="C3C2B7" w:sz="4"/>
+              <w:left w:val="none"/>
+              <w:bottom w:val="single" w:color="C3C2B7" w:sz="6"/>
+              <w:right w:val="none"/>
+            </w:tcBorders>
+            <w:shd w:fill="F1F0EC" w:val="clear"/>
+            <w:tcMar>
+              <w:top w:type="dxa" w:w="60"/>
+              <w:left w:type="dxa" w:w="100"/>
+              <w:bottom w:type="dxa" w:w="60"/>
+              <w:right w:type="dxa" w:w="100"/>
+            </w:tcMar>
+          </w:tcPr>
+          <w:p>
+            <w:pPr>
+              <w:spacing w:after="0" w:line="240"/>
+              <w:jc w:val="left"/>
+            </w:pPr>
+            <w:r>
+              <w:rPr>
+                <w:b/>
+                <w:bCs/>
+                <w:color w:val="1A1A19"/>
+                <w:sz w:val="17"/>
+                <w:szCs w:val="17"/>
+              </w:rPr>
+              <w:t xml:space="preserve">Barrel (in)</w:t>
+            </w:r>
+          </w:p>
+        </w:tc>
+        <w:tc>
+          <w:tcPr>
+            <w:tcW w:type="dxa" w:w="1700"/>
+            <w:tcBorders>
+              <w:top w:val="single" w:color="C3C2B7" w:sz="4"/>
+              <w:left w:val="none"/>
+              <w:bottom w:val="single" w:color="C3C2B7" w:sz="6"/>
+              <w:right w:val="none"/>
+            </w:tcBorders>
+            <w:shd w:fill="F1F0EC" w:val="clear"/>
+            <w:tcMar>
+              <w:top w:type="dxa" w:w="60"/>
+              <w:left w:type="dxa" w:w="100"/>
+              <w:bottom w:type="dxa" w:w="60"/>
+              <w:right w:type="dxa" w:w="100"/>
+            </w:tcMar>
+          </w:tcPr>
+          <w:p>
+            <w:pPr>
+              <w:spacing w:after="0" w:line="240"/>
+              <w:jc w:val="right"/>
+            </w:pPr>
+            <w:r>
+              <w:rPr>
+                <w:b/>
+                <w:bCs/>
+                <w:color w:val="1A1A19"/>
+                <w:sz w:val="17"/>
+                <w:szCs w:val="17"/>
+              </w:rPr>
+              <w:t xml:space="preserve">v_m (m/s)</w:t>
+            </w:r>
+          </w:p>
+        </w:tc>
+        <w:tc>
+          <w:tcPr>
+            <w:tcW w:type="dxa" w:w="1200"/>
+            <w:tcBorders>
+              <w:top w:val="single" w:color="C3C2B7" w:sz="4"/>
+              <w:left w:val="none"/>
+              <w:bottom w:val="single" w:color="C3C2B7" w:sz="6"/>
+              <w:right w:val="none"/>
+            </w:tcBorders>
+            <w:shd w:fill="F1F0EC" w:val="clear"/>
+            <w:tcMar>
+              <w:top w:type="dxa" w:w="60"/>
+              <w:left w:type="dxa" w:w="100"/>
+              <w:bottom w:type="dxa" w:w="60"/>
+              <w:right w:type="dxa" w:w="100"/>
+            </w:tcMar>
+          </w:tcPr>
+          <w:p>
+            <w:pPr>
+              <w:spacing w:after="0" w:line="240"/>
+              <w:jc w:val="right"/>
+            </w:pPr>
+            <w:r>
+              <w:rPr>
+                <w:b/>
+                <w:bCs/>
+                <w:color w:val="1A1A19"/>
+                <w:sz w:val="17"/>
+                <w:szCs w:val="17"/>
+              </w:rPr>
+              <w:t xml:space="preserve">Mach</w:t>
+            </w:r>
+          </w:p>
+        </w:tc>
+        <w:tc>
+          <w:tcPr>
+            <w:tcW w:type="dxa" w:w="2100"/>
+            <w:tcBorders>
+              <w:top w:val="single" w:color="C3C2B7" w:sz="4"/>
+              <w:left w:val="none"/>
+              <w:bottom w:val="single" w:color="C3C2B7" w:sz="6"/>
+              <w:right w:val="none"/>
+            </w:tcBorders>
+            <w:shd w:fill="F1F0EC" w:val="clear"/>
+            <w:tcMar>
+              <w:top w:type="dxa" w:w="60"/>
+              <w:left w:type="dxa" w:w="100"/>
+              <w:bottom w:type="dxa" w:w="60"/>
+              <w:right w:type="dxa" w:w="100"/>
+            </w:tcMar>
+          </w:tcPr>
+          <w:p>
+            <w:pPr>
+              <w:spacing w:after="0" w:line="240"/>
+              <w:jc w:val="right"/>
+            </w:pPr>
+            <w:r>
+              <w:rPr>
+                <w:b/>
+                <w:bCs/>
+                <w:color w:val="1A1A19"/>
+                <w:sz w:val="17"/>
+                <w:szCs w:val="17"/>
+              </w:rPr>
+              <w:t xml:space="preserve">Blast energy (J)</w:t>
+            </w:r>
+          </w:p>
+        </w:tc>
+        <w:tc>
+          <w:tcPr>
+            <w:tcW w:type="dxa" w:w="2200"/>
+            <w:tcBorders>
+              <w:top w:val="single" w:color="C3C2B7" w:sz="4"/>
+              <w:left w:val="none"/>
+              <w:bottom w:val="single" w:color="C3C2B7" w:sz="6"/>
+              <w:right w:val="none"/>
+            </w:tcBorders>
+            <w:shd w:fill="F1F0EC" w:val="clear"/>
+            <w:tcMar>
+              <w:top w:type="dxa" w:w="60"/>
+              <w:left w:type="dxa" w:w="100"/>
+              <w:bottom w:type="dxa" w:w="60"/>
+              <w:right w:type="dxa" w:w="100"/>
+            </w:tcMar>
+          </w:tcPr>
+          <w:p>
+            <w:pPr>
+              <w:spacing w:after="0" w:line="240"/>
+              <w:jc w:val="right"/>
+            </w:pPr>
+            <w:r>
+              <w:rPr>
+                <w:b/>
+                <w:bCs/>
+                <w:color w:val="1A1A19"/>
+                <w:sz w:val="17"/>
+                <w:szCs w:val="17"/>
+              </w:rPr>
+              <w:t xml:space="preserve">TNT equivalent (g)</w:t>
+            </w:r>
+          </w:p>
+        </w:tc>
+        <w:tc>
+          <w:tcPr>
+            <w:tcW w:type="dxa" w:w="1700"/>
+            <w:tcBorders>
+              <w:top w:val="single" w:color="C3C2B7" w:sz="4"/>
+              <w:left w:val="none"/>
+              <w:bottom w:val="single" w:color="C3C2B7" w:sz="6"/>
+              <w:right w:val="none"/>
+            </w:tcBorders>
+            <w:shd w:fill="F1F0EC" w:val="clear"/>
+            <w:tcMar>
+              <w:top w:type="dxa" w:w="60"/>
+              <w:left w:type="dxa" w:w="100"/>
+              <w:bottom w:type="dxa" w:w="60"/>
+              <w:right w:type="dxa" w:w="100"/>
+            </w:tcMar>
+          </w:tcPr>
+          <w:p>
+            <w:pPr>
+              <w:spacing w:after="0" w:line="240"/>
+              <w:jc w:val="right"/>
+            </w:pPr>
+            <w:r>
+              <w:rPr>
+                <w:b/>
+                <w:bCs/>
+                <w:color w:val="1A1A19"/>
+                <w:sz w:val="17"/>
+                <w:szCs w:val="17"/>
+              </w:rPr>
+              <w:t xml:space="preserve">Unburnt charge</w:t>
+            </w:r>
+          </w:p>
+        </w:tc>
+      </w:tr>
+      <w:tr>
+        <w:tc>
+          <w:tcPr>
+            <w:tcW w:type="dxa" w:w="1700"/>
+            <w:tcBorders>
+              <w:top w:val="single" w:color="E1E0D9" w:sz="2"/>
+              <w:left w:val="none"/>
+              <w:bottom w:val="single" w:color="E1E0D9" w:sz="2"/>
+              <w:right w:val="none"/>
+            </w:tcBorders>
+            <w:tcMar>
+              <w:top w:type="dxa" w:w="60"/>
+              <w:left w:type="dxa" w:w="100"/>
+              <w:bottom w:type="dxa" w:w="60"/>
+              <w:right w:type="dxa" w:w="100"/>
+            </w:tcMar>
+          </w:tcPr>
+          <w:p>
+            <w:pPr>
+              <w:spacing w:after="0" w:line="240"/>
+              <w:jc w:val="left"/>
+            </w:pPr>
+            <w:r>
+              <w:rPr>
+                <w:b w:val="false"/>
+                <w:bCs w:val="false"/>
+                <w:color w:val="52514E"/>
+                <w:sz w:val="17"/>
+                <w:szCs w:val="17"/>
+              </w:rPr>
+              <w:t xml:space="preserve">7.0</w:t>
+            </w:r>
+          </w:p>
+        </w:tc>
+        <w:tc>
+          <w:tcPr>
+            <w:tcW w:type="dxa" w:w="1700"/>
+            <w:tcBorders>
+              <w:top w:val="single" w:color="E1E0D9" w:sz="2"/>
+              <w:left w:val="none"/>
+              <w:bottom w:val="single" w:color="E1E0D9" w:sz="2"/>
+              <w:right w:val="none"/>
+            </w:tcBorders>
+            <w:tcMar>
+              <w:top w:type="dxa" w:w="60"/>
+              <w:left w:type="dxa" w:w="100"/>
+              <w:bottom w:type="dxa" w:w="60"/>
+              <w:right w:type="dxa" w:w="100"/>
+            </w:tcMar>
+          </w:tcPr>
+          <w:p>
+            <w:pPr>
+              <w:spacing w:after="0" w:line="240"/>
+              <w:jc w:val="right"/>
+            </w:pPr>
+            <w:r>
+              <w:rPr>
+                <w:b w:val="false"/>
+                <w:bCs w:val="false"/>
+                <w:color w:val="52514E"/>
+                <w:sz w:val="17"/>
+                <w:szCs w:val="17"/>
+              </w:rPr>
+              <w:t xml:space="preserve">665</w:t>
+            </w:r>
+          </w:p>
+        </w:tc>
+        <w:tc>
+          <w:tcPr>
+            <w:tcW w:type="dxa" w:w="1200"/>
+            <w:tcBorders>
+              <w:top w:val="single" w:color="E1E0D9" w:sz="2"/>
+              <w:left w:val="none"/>
+              <w:bottom w:val="single" w:color="E1E0D9" w:sz="2"/>
+              <w:right w:val="none"/>
+            </w:tcBorders>
+            <w:tcMar>
+              <w:top w:type="dxa" w:w="60"/>
+              <w:left w:type="dxa" w:w="100"/>
+              <w:bottom w:type="dxa" w:w="60"/>
+              <w:right w:type="dxa" w:w="100"/>
+            </w:tcMar>
+          </w:tcPr>
+          <w:p>
+            <w:pPr>
+              <w:spacing w:after="0" w:line="240"/>
+              <w:jc w:val="right"/>
+            </w:pPr>
+            <w:r>
+              <w:rPr>
+                <w:b w:val="false"/>
+                <w:bCs w:val="false"/>
+                <w:color w:val="52514E"/>
+                <w:sz w:val="17"/>
+                <w:szCs w:val="17"/>
+              </w:rPr>
+              <w:t xml:space="preserve">1.94</w:t>
+            </w:r>
+          </w:p>
+        </w:tc>
+        <w:tc>
+          <w:tcPr>
+            <w:tcW w:type="dxa" w:w="2100"/>
+            <w:tcBorders>
+              <w:top w:val="single" w:color="E1E0D9" w:sz="2"/>
+              <w:left w:val="none"/>
+              <w:bottom w:val="single" w:color="E1E0D9" w:sz="2"/>
+              <w:right w:val="none"/>
+            </w:tcBorders>
+            <w:tcMar>
+              <w:top w:type="dxa" w:w="60"/>
+              <w:left w:type="dxa" w:w="100"/>
+              <w:bottom w:type="dxa" w:w="60"/>
+              <w:right w:type="dxa" w:w="100"/>
+            </w:tcMar>
+          </w:tcPr>
+          <w:p>
+            <w:pPr>
+              <w:spacing w:after="0" w:line="240"/>
+              <w:jc w:val="right"/>
+            </w:pPr>
+            <w:r>
+              <w:rPr>
+                <w:b w:val="false"/>
+                <w:bCs w:val="false"/>
+                <w:color w:val="52514E"/>
+                <w:sz w:val="17"/>
+                <w:szCs w:val="17"/>
+              </w:rPr>
+              <w:t xml:space="preserve">4 349</w:t>
+            </w:r>
+          </w:p>
+        </w:tc>
+        <w:tc>
+          <w:tcPr>
+            <w:tcW w:type="dxa" w:w="2200"/>
+            <w:tcBorders>
+              <w:top w:val="single" w:color="E1E0D9" w:sz="2"/>
+              <w:left w:val="none"/>
+              <w:bottom w:val="single" w:color="E1E0D9" w:sz="2"/>
+              <w:right w:val="none"/>
+            </w:tcBorders>
+            <w:tcMar>
+              <w:top w:type="dxa" w:w="60"/>
+              <w:left w:type="dxa" w:w="100"/>
+              <w:bottom w:type="dxa" w:w="60"/>
+              <w:right w:type="dxa" w:w="100"/>
+            </w:tcMar>
+          </w:tcPr>
+          <w:p>
+            <w:pPr>
+              <w:spacing w:after="0" w:line="240"/>
+              <w:jc w:val="right"/>
+            </w:pPr>
+            <w:r>
+              <w:rPr>
+                <w:b w:val="false"/>
+                <w:bCs w:val="false"/>
+                <w:color w:val="52514E"/>
+                <w:sz w:val="17"/>
+                <w:szCs w:val="17"/>
+              </w:rPr>
+              <w:t xml:space="preserve">1.04</w:t>
+            </w:r>
+          </w:p>
+        </w:tc>
+        <w:tc>
+          <w:tcPr>
+            <w:tcW w:type="dxa" w:w="1700"/>
+            <w:tcBorders>
+              <w:top w:val="single" w:color="E1E0D9" w:sz="2"/>
+              <w:left w:val="none"/>
+              <w:bottom w:val="single" w:color="E1E0D9" w:sz="2"/>
+              <w:right w:val="none"/>
+            </w:tcBorders>
+            <w:tcMar>
+              <w:top w:type="dxa" w:w="60"/>
+              <w:left w:type="dxa" w:w="100"/>
+              <w:bottom w:type="dxa" w:w="60"/>
+              <w:right w:type="dxa" w:w="100"/>
+            </w:tcMar>
+          </w:tcPr>
+          <w:p>
+            <w:pPr>
+              <w:spacing w:after="0" w:line="240"/>
+              <w:jc w:val="right"/>
+            </w:pPr>
+            <w:r>
+              <w:rPr>
+                <w:b w:val="false"/>
+                <w:bCs w:val="false"/>
+                <w:color w:val="52514E"/>
+                <w:sz w:val="17"/>
+                <w:szCs w:val="17"/>
+              </w:rPr>
+              <w:t xml:space="preserve">21 %</w:t>
+            </w:r>
+          </w:p>
+        </w:tc>
+      </w:tr>
+      <w:tr>
+        <w:tc>
+          <w:tcPr>
+            <w:tcW w:type="dxa" w:w="1700"/>
+            <w:tcBorders>
+              <w:top w:val="single" w:color="E1E0D9" w:sz="2"/>
+              <w:left w:val="none"/>
+              <w:bottom w:val="single" w:color="E1E0D9" w:sz="2"/>
+              <w:right w:val="none"/>
+            </w:tcBorders>
+            <w:tcMar>
+              <w:top w:type="dxa" w:w="60"/>
+              <w:left w:type="dxa" w:w="100"/>
+              <w:bottom w:type="dxa" w:w="60"/>
+              <w:right w:type="dxa" w:w="100"/>
+            </w:tcMar>
+          </w:tcPr>
+          <w:p>
+            <w:pPr>
+              <w:spacing w:after="0" w:line="240"/>
+              <w:jc w:val="left"/>
+            </w:pPr>
+            <w:r>
+              <w:rPr>
+                <w:b w:val="false"/>
+                <w:bCs w:val="false"/>
+                <w:color w:val="52514E"/>
+                <w:sz w:val="17"/>
+                <w:szCs w:val="17"/>
+              </w:rPr>
+              <w:t xml:space="preserve">10.5</w:t>
+            </w:r>
+          </w:p>
+        </w:tc>
+        <w:tc>
+          <w:tcPr>
+            <w:tcW w:type="dxa" w:w="1700"/>
+            <w:tcBorders>
+              <w:top w:val="single" w:color="E1E0D9" w:sz="2"/>
+              <w:left w:val="none"/>
+              <w:bottom w:val="single" w:color="E1E0D9" w:sz="2"/>
+              <w:right w:val="none"/>
+            </w:tcBorders>
+            <w:tcMar>
+              <w:top w:type="dxa" w:w="60"/>
+              <w:left w:type="dxa" w:w="100"/>
+              <w:bottom w:type="dxa" w:w="60"/>
+              <w:right w:type="dxa" w:w="100"/>
+            </w:tcMar>
+          </w:tcPr>
+          <w:p>
+            <w:pPr>
+              <w:spacing w:after="0" w:line="240"/>
+              <w:jc w:val="right"/>
+            </w:pPr>
+            <w:r>
+              <w:rPr>
+                <w:b w:val="false"/>
+                <w:bCs w:val="false"/>
+                <w:color w:val="52514E"/>
+                <w:sz w:val="17"/>
+                <w:szCs w:val="17"/>
+              </w:rPr>
+              <w:t xml:space="preserve">789</w:t>
+            </w:r>
+          </w:p>
+        </w:tc>
+        <w:tc>
+          <w:tcPr>
+            <w:tcW w:type="dxa" w:w="1200"/>
+            <w:tcBorders>
+              <w:top w:val="single" w:color="E1E0D9" w:sz="2"/>
+              <w:left w:val="none"/>
+              <w:bottom w:val="single" w:color="E1E0D9" w:sz="2"/>
+              <w:right w:val="none"/>
+            </w:tcBorders>
+            <w:tcMar>
+              <w:top w:type="dxa" w:w="60"/>
+              <w:left w:type="dxa" w:w="100"/>
+              <w:bottom w:type="dxa" w:w="60"/>
+              <w:right w:type="dxa" w:w="100"/>
+            </w:tcMar>
+          </w:tcPr>
+          <w:p>
+            <w:pPr>
+              <w:spacing w:after="0" w:line="240"/>
+              <w:jc w:val="right"/>
+            </w:pPr>
+            <w:r>
+              <w:rPr>
+                <w:b w:val="false"/>
+                <w:bCs w:val="false"/>
+                <w:color w:val="52514E"/>
+                <w:sz w:val="17"/>
+                <w:szCs w:val="17"/>
+              </w:rPr>
+              <w:t xml:space="preserve">2.30</w:t>
+            </w:r>
+          </w:p>
+        </w:tc>
+        <w:tc>
+          <w:tcPr>
+            <w:tcW w:type="dxa" w:w="2100"/>
+            <w:tcBorders>
+              <w:top w:val="single" w:color="E1E0D9" w:sz="2"/>
+              <w:left w:val="none"/>
+              <w:bottom w:val="single" w:color="E1E0D9" w:sz="2"/>
+              <w:right w:val="none"/>
+            </w:tcBorders>
+            <w:tcMar>
+              <w:top w:type="dxa" w:w="60"/>
+              <w:left w:type="dxa" w:w="100"/>
+              <w:bottom w:type="dxa" w:w="60"/>
+              <w:right w:type="dxa" w:w="100"/>
+            </w:tcMar>
+          </w:tcPr>
+          <w:p>
+            <w:pPr>
+              <w:spacing w:after="0" w:line="240"/>
+              <w:jc w:val="right"/>
+            </w:pPr>
+            <w:r>
+              <w:rPr>
+                <w:b w:val="false"/>
+                <w:bCs w:val="false"/>
+                <w:color w:val="52514E"/>
+                <w:sz w:val="17"/>
+                <w:szCs w:val="17"/>
+              </w:rPr>
+              <w:t xml:space="preserve">3 487</w:t>
+            </w:r>
+          </w:p>
+        </w:tc>
+        <w:tc>
+          <w:tcPr>
+            <w:tcW w:type="dxa" w:w="2200"/>
+            <w:tcBorders>
+              <w:top w:val="single" w:color="E1E0D9" w:sz="2"/>
+              <w:left w:val="none"/>
+              <w:bottom w:val="single" w:color="E1E0D9" w:sz="2"/>
+              <w:right w:val="none"/>
+            </w:tcBorders>
+            <w:tcMar>
+              <w:top w:type="dxa" w:w="60"/>
+              <w:left w:type="dxa" w:w="100"/>
+              <w:bottom w:type="dxa" w:w="60"/>
+              <w:right w:type="dxa" w:w="100"/>
+            </w:tcMar>
+          </w:tcPr>
+          <w:p>
+            <w:pPr>
+              <w:spacing w:after="0" w:line="240"/>
+              <w:jc w:val="right"/>
+            </w:pPr>
+            <w:r>
+              <w:rPr>
+                <w:b w:val="false"/>
+                <w:bCs w:val="false"/>
+                <w:color w:val="52514E"/>
+                <w:sz w:val="17"/>
+                <w:szCs w:val="17"/>
+              </w:rPr>
+              <w:t xml:space="preserve">0.83</w:t>
+            </w:r>
+          </w:p>
+        </w:tc>
+        <w:tc>
+          <w:tcPr>
+            <w:tcW w:type="dxa" w:w="1700"/>
+            <w:tcBorders>
+              <w:top w:val="single" w:color="E1E0D9" w:sz="2"/>
+              <w:left w:val="none"/>
+              <w:bottom w:val="single" w:color="E1E0D9" w:sz="2"/>
+              <w:right w:val="none"/>
+            </w:tcBorders>
+            <w:tcMar>
+              <w:top w:type="dxa" w:w="60"/>
+              <w:left w:type="dxa" w:w="100"/>
+              <w:bottom w:type="dxa" w:w="60"/>
+              <w:right w:type="dxa" w:w="100"/>
+            </w:tcMar>
+          </w:tcPr>
+          <w:p>
+            <w:pPr>
+              <w:spacing w:after="0" w:line="240"/>
+              <w:jc w:val="right"/>
+            </w:pPr>
+            <w:r>
+              <w:rPr>
+                <w:b w:val="false"/>
+                <w:bCs w:val="false"/>
+                <w:color w:val="52514E"/>
+                <w:sz w:val="17"/>
+                <w:szCs w:val="17"/>
+              </w:rPr>
+              <w:t xml:space="preserve">2 %</w:t>
+            </w:r>
+          </w:p>
+        </w:tc>
+      </w:tr>
+      <w:tr>
+        <w:tc>
+          <w:tcPr>
+            <w:tcW w:type="dxa" w:w="1700"/>
+            <w:tcBorders>
+              <w:top w:val="single" w:color="E1E0D9" w:sz="2"/>
+              <w:left w:val="none"/>
+              <w:bottom w:val="single" w:color="E1E0D9" w:sz="2"/>
+              <w:right w:val="none"/>
+            </w:tcBorders>
+            <w:tcMar>
+              <w:top w:type="dxa" w:w="60"/>
+              <w:left w:type="dxa" w:w="100"/>
+              <w:bottom w:type="dxa" w:w="60"/>
+              <w:right w:type="dxa" w:w="100"/>
+            </w:tcMar>
+          </w:tcPr>
+          <w:p>
+            <w:pPr>
+              <w:spacing w:after="0" w:line="240"/>
+              <w:jc w:val="left"/>
+            </w:pPr>
+            <w:r>
+              <w:rPr>
+                <w:b w:val="false"/>
+                <w:bCs w:val="false"/>
+                <w:color w:val="52514E"/>
+                <w:sz w:val="17"/>
+                <w:szCs w:val="17"/>
+              </w:rPr>
+              <w:t xml:space="preserve">11.5</w:t>
+            </w:r>
+          </w:p>
+        </w:tc>
+        <w:tc>
+          <w:tcPr>
+            <w:tcW w:type="dxa" w:w="1700"/>
+            <w:tcBorders>
+              <w:top w:val="single" w:color="E1E0D9" w:sz="2"/>
+              <w:left w:val="none"/>
+              <w:bottom w:val="single" w:color="E1E0D9" w:sz="2"/>
+              <w:right w:val="none"/>
+            </w:tcBorders>
+            <w:tcMar>
+              <w:top w:type="dxa" w:w="60"/>
+              <w:left w:type="dxa" w:w="100"/>
+              <w:bottom w:type="dxa" w:w="60"/>
+              <w:right w:type="dxa" w:w="100"/>
+            </w:tcMar>
+          </w:tcPr>
+          <w:p>
+            <w:pPr>
+              <w:spacing w:after="0" w:line="240"/>
+              <w:jc w:val="right"/>
+            </w:pPr>
+            <w:r>
+              <w:rPr>
+                <w:b w:val="false"/>
+                <w:bCs w:val="false"/>
+                <w:color w:val="52514E"/>
+                <w:sz w:val="17"/>
+                <w:szCs w:val="17"/>
+              </w:rPr>
+              <w:t xml:space="preserve">815</w:t>
+            </w:r>
+          </w:p>
+        </w:tc>
+        <w:tc>
+          <w:tcPr>
+            <w:tcW w:type="dxa" w:w="1200"/>
+            <w:tcBorders>
+              <w:top w:val="single" w:color="E1E0D9" w:sz="2"/>
+              <w:left w:val="none"/>
+              <w:bottom w:val="single" w:color="E1E0D9" w:sz="2"/>
+              <w:right w:val="none"/>
+            </w:tcBorders>
+            <w:tcMar>
+              <w:top w:type="dxa" w:w="60"/>
+              <w:left w:type="dxa" w:w="100"/>
+              <w:bottom w:type="dxa" w:w="60"/>
+              <w:right w:type="dxa" w:w="100"/>
+            </w:tcMar>
+          </w:tcPr>
+          <w:p>
+            <w:pPr>
+              <w:spacing w:after="0" w:line="240"/>
+              <w:jc w:val="right"/>
+            </w:pPr>
+            <w:r>
+              <w:rPr>
+                <w:b w:val="false"/>
+                <w:bCs w:val="false"/>
+                <w:color w:val="52514E"/>
+                <w:sz w:val="17"/>
+                <w:szCs w:val="17"/>
+              </w:rPr>
+              <w:t xml:space="preserve">2.38</w:t>
+            </w:r>
+          </w:p>
+        </w:tc>
+        <w:tc>
+          <w:tcPr>
+            <w:tcW w:type="dxa" w:w="2100"/>
+            <w:tcBorders>
+              <w:top w:val="single" w:color="E1E0D9" w:sz="2"/>
+              <w:left w:val="none"/>
+              <w:bottom w:val="single" w:color="E1E0D9" w:sz="2"/>
+              <w:right w:val="none"/>
+            </w:tcBorders>
+            <w:tcMar>
+              <w:top w:type="dxa" w:w="60"/>
+              <w:left w:type="dxa" w:w="100"/>
+              <w:bottom w:type="dxa" w:w="60"/>
+              <w:right w:type="dxa" w:w="100"/>
+            </w:tcMar>
+          </w:tcPr>
+          <w:p>
+            <w:pPr>
+              <w:spacing w:after="0" w:line="240"/>
+              <w:jc w:val="right"/>
+            </w:pPr>
+            <w:r>
+              <w:rPr>
+                <w:b w:val="false"/>
+                <w:bCs w:val="false"/>
+                <w:color w:val="52514E"/>
+                <w:sz w:val="17"/>
+                <w:szCs w:val="17"/>
+              </w:rPr>
+              <w:t xml:space="preserve">3 298</w:t>
+            </w:r>
+          </w:p>
+        </w:tc>
+        <w:tc>
+          <w:tcPr>
+            <w:tcW w:type="dxa" w:w="2200"/>
+            <w:tcBorders>
+              <w:top w:val="single" w:color="E1E0D9" w:sz="2"/>
+              <w:left w:val="none"/>
+              <w:bottom w:val="single" w:color="E1E0D9" w:sz="2"/>
+              <w:right w:val="none"/>
+            </w:tcBorders>
+            <w:tcMar>
+              <w:top w:type="dxa" w:w="60"/>
+              <w:left w:type="dxa" w:w="100"/>
+              <w:bottom w:type="dxa" w:w="60"/>
+              <w:right w:type="dxa" w:w="100"/>
+            </w:tcMar>
+          </w:tcPr>
+          <w:p>
+            <w:pPr>
+              <w:spacing w:after="0" w:line="240"/>
+              <w:jc w:val="right"/>
+            </w:pPr>
+            <w:r>
+              <w:rPr>
+                <w:b w:val="false"/>
+                <w:bCs w:val="false"/>
+                <w:color w:val="52514E"/>
+                <w:sz w:val="17"/>
+                <w:szCs w:val="17"/>
+              </w:rPr>
+              <w:t xml:space="preserve">0.79</w:t>
+            </w:r>
+          </w:p>
+        </w:tc>
+        <w:tc>
+          <w:tcPr>
+            <w:tcW w:type="dxa" w:w="1700"/>
+            <w:tcBorders>
+              <w:top w:val="single" w:color="E1E0D9" w:sz="2"/>
+              <w:left w:val="none"/>
+              <w:bottom w:val="single" w:color="E1E0D9" w:sz="2"/>
+              <w:right w:val="none"/>
+            </w:tcBorders>
+            <w:tcMar>
+              <w:top w:type="dxa" w:w="60"/>
+              <w:left w:type="dxa" w:w="100"/>
+              <w:bottom w:type="dxa" w:w="60"/>
+              <w:right w:type="dxa" w:w="100"/>
+            </w:tcMar>
+          </w:tcPr>
+          <w:p>
+            <w:pPr>
+              <w:spacing w:after="0" w:line="240"/>
+              <w:jc w:val="right"/>
+            </w:pPr>
+            <w:r>
+              <w:rPr>
+                <w:b w:val="false"/>
+                <w:bCs w:val="false"/>
+                <w:color w:val="52514E"/>
+                <w:sz w:val="17"/>
+                <w:szCs w:val="17"/>
+              </w:rPr>
+              <w:t xml:space="preserve">0 %</w:t>
+            </w:r>
+          </w:p>
+        </w:tc>
+      </w:tr>
+      <w:tr>
+        <w:tc>
+          <w:tcPr>
+            <w:tcW w:type="dxa" w:w="1700"/>
+            <w:tcBorders>
+              <w:top w:val="single" w:color="E1E0D9" w:sz="2"/>
+              <w:left w:val="none"/>
+              <w:bottom w:val="single" w:color="E1E0D9" w:sz="2"/>
+              <w:right w:val="none"/>
+            </w:tcBorders>
+            <w:tcMar>
+              <w:top w:type="dxa" w:w="60"/>
+              <w:left w:type="dxa" w:w="100"/>
+              <w:bottom w:type="dxa" w:w="60"/>
+              <w:right w:type="dxa" w:w="100"/>
+            </w:tcMar>
+          </w:tcPr>
+          <w:p>
+            <w:pPr>
+              <w:spacing w:after="0" w:line="240"/>
+              <w:jc w:val="left"/>
+            </w:pPr>
+            <w:r>
+              <w:rPr>
+                <w:b w:val="false"/>
+                <w:bCs w:val="false"/>
+                <w:color w:val="52514E"/>
+                <w:sz w:val="17"/>
+                <w:szCs w:val="17"/>
+              </w:rPr>
+              <w:t xml:space="preserve">14.5</w:t>
+            </w:r>
+          </w:p>
+        </w:tc>
+        <w:tc>
+          <w:tcPr>
+            <w:tcW w:type="dxa" w:w="1700"/>
+            <w:tcBorders>
+              <w:top w:val="single" w:color="E1E0D9" w:sz="2"/>
+              <w:left w:val="none"/>
+              <w:bottom w:val="single" w:color="E1E0D9" w:sz="2"/>
+              <w:right w:val="none"/>
+            </w:tcBorders>
+            <w:tcMar>
+              <w:top w:type="dxa" w:w="60"/>
+              <w:left w:type="dxa" w:w="100"/>
+              <w:bottom w:type="dxa" w:w="60"/>
+              <w:right w:type="dxa" w:w="100"/>
+            </w:tcMar>
+          </w:tcPr>
+          <w:p>
+            <w:pPr>
+              <w:spacing w:after="0" w:line="240"/>
+              <w:jc w:val="right"/>
+            </w:pPr>
+            <w:r>
+              <w:rPr>
+                <w:b w:val="false"/>
+                <w:bCs w:val="false"/>
+                <w:color w:val="52514E"/>
+                <w:sz w:val="17"/>
+                <w:szCs w:val="17"/>
+              </w:rPr>
+              <w:t xml:space="preserve">872</w:t>
+            </w:r>
+          </w:p>
+        </w:tc>
+        <w:tc>
+          <w:tcPr>
+            <w:tcW w:type="dxa" w:w="1200"/>
+            <w:tcBorders>
+              <w:top w:val="single" w:color="E1E0D9" w:sz="2"/>
+              <w:left w:val="none"/>
+              <w:bottom w:val="single" w:color="E1E0D9" w:sz="2"/>
+              <w:right w:val="none"/>
+            </w:tcBorders>
+            <w:tcMar>
+              <w:top w:type="dxa" w:w="60"/>
+              <w:left w:type="dxa" w:w="100"/>
+              <w:bottom w:type="dxa" w:w="60"/>
+              <w:right w:type="dxa" w:w="100"/>
+            </w:tcMar>
+          </w:tcPr>
+          <w:p>
+            <w:pPr>
+              <w:spacing w:after="0" w:line="240"/>
+              <w:jc w:val="right"/>
+            </w:pPr>
+            <w:r>
+              <w:rPr>
+                <w:b w:val="false"/>
+                <w:bCs w:val="false"/>
+                <w:color w:val="52514E"/>
+                <w:sz w:val="17"/>
+                <w:szCs w:val="17"/>
+              </w:rPr>
+              <w:t xml:space="preserve">2.54</w:t>
+            </w:r>
+          </w:p>
+        </w:tc>
+        <w:tc>
+          <w:tcPr>
+            <w:tcW w:type="dxa" w:w="2100"/>
+            <w:tcBorders>
+              <w:top w:val="single" w:color="E1E0D9" w:sz="2"/>
+              <w:left w:val="none"/>
+              <w:bottom w:val="single" w:color="E1E0D9" w:sz="2"/>
+              <w:right w:val="none"/>
+            </w:tcBorders>
+            <w:tcMar>
+              <w:top w:type="dxa" w:w="60"/>
+              <w:left w:type="dxa" w:w="100"/>
+              <w:bottom w:type="dxa" w:w="60"/>
+              <w:right w:type="dxa" w:w="100"/>
+            </w:tcMar>
+          </w:tcPr>
+          <w:p>
+            <w:pPr>
+              <w:spacing w:after="0" w:line="240"/>
+              <w:jc w:val="right"/>
+            </w:pPr>
+            <w:r>
+              <w:rPr>
+                <w:b w:val="false"/>
+                <w:bCs w:val="false"/>
+                <w:color w:val="52514E"/>
+                <w:sz w:val="17"/>
+                <w:szCs w:val="17"/>
+              </w:rPr>
+              <w:t xml:space="preserve">2 879</w:t>
+            </w:r>
+          </w:p>
+        </w:tc>
+        <w:tc>
+          <w:tcPr>
+            <w:tcW w:type="dxa" w:w="2200"/>
+            <w:tcBorders>
+              <w:top w:val="single" w:color="E1E0D9" w:sz="2"/>
+              <w:left w:val="none"/>
+              <w:bottom w:val="single" w:color="E1E0D9" w:sz="2"/>
+              <w:right w:val="none"/>
+            </w:tcBorders>
+            <w:tcMar>
+              <w:top w:type="dxa" w:w="60"/>
+              <w:left w:type="dxa" w:w="100"/>
+              <w:bottom w:type="dxa" w:w="60"/>
+              <w:right w:type="dxa" w:w="100"/>
+            </w:tcMar>
+          </w:tcPr>
+          <w:p>
+            <w:pPr>
+              <w:spacing w:after="0" w:line="240"/>
+              <w:jc w:val="right"/>
+            </w:pPr>
+            <w:r>
+              <w:rPr>
+                <w:b w:val="false"/>
+                <w:bCs w:val="false"/>
+                <w:color w:val="52514E"/>
+                <w:sz w:val="17"/>
+                <w:szCs w:val="17"/>
+              </w:rPr>
+              <w:t xml:space="preserve">0.69</w:t>
+            </w:r>
+          </w:p>
+        </w:tc>
+        <w:tc>
+          <w:tcPr>
+            <w:tcW w:type="dxa" w:w="1700"/>
+            <w:tcBorders>
+              <w:top w:val="single" w:color="E1E0D9" w:sz="2"/>
+              <w:left w:val="none"/>
+              <w:bottom w:val="single" w:color="E1E0D9" w:sz="2"/>
+              <w:right w:val="none"/>
+            </w:tcBorders>
+            <w:tcMar>
+              <w:top w:type="dxa" w:w="60"/>
+              <w:left w:type="dxa" w:w="100"/>
+              <w:bottom w:type="dxa" w:w="60"/>
+              <w:right w:type="dxa" w:w="100"/>
+            </w:tcMar>
+          </w:tcPr>
+          <w:p>
+            <w:pPr>
+              <w:spacing w:after="0" w:line="240"/>
+              <w:jc w:val="right"/>
+            </w:pPr>
+            <w:r>
+              <w:rPr>
+                <w:b w:val="false"/>
+                <w:bCs w:val="false"/>
+                <w:color w:val="52514E"/>
+                <w:sz w:val="17"/>
+                <w:szCs w:val="17"/>
+              </w:rPr>
+              <w:t xml:space="preserve">0 %</w:t>
+            </w:r>
+          </w:p>
+        </w:tc>
+      </w:tr>
+      <w:tr>
+        <w:tc>
+          <w:tcPr>
+            <w:tcW w:type="dxa" w:w="1700"/>
+            <w:tcBorders>
+              <w:top w:val="single" w:color="E1E0D9" w:sz="2"/>
+              <w:left w:val="none"/>
+              <w:bottom w:val="single" w:color="E1E0D9" w:sz="2"/>
+              <w:right w:val="none"/>
+            </w:tcBorders>
+            <w:tcMar>
+              <w:top w:type="dxa" w:w="60"/>
+              <w:left w:type="dxa" w:w="100"/>
+              <w:bottom w:type="dxa" w:w="60"/>
+              <w:right w:type="dxa" w:w="100"/>
+            </w:tcMar>
+          </w:tcPr>
+          <w:p>
+            <w:pPr>
+              <w:spacing w:after="0" w:line="240"/>
+              <w:jc w:val="left"/>
+            </w:pPr>
+            <w:r>
+              <w:rPr>
+                <w:b w:val="false"/>
+                <w:bCs w:val="false"/>
+                <w:color w:val="52514E"/>
+                <w:sz w:val="17"/>
+                <w:szCs w:val="17"/>
+              </w:rPr>
+              <w:t xml:space="preserve">16.0</w:t>
+            </w:r>
+          </w:p>
+        </w:tc>
+        <w:tc>
+          <w:tcPr>
+            <w:tcW w:type="dxa" w:w="1700"/>
+            <w:tcBorders>
+              <w:top w:val="single" w:color="E1E0D9" w:sz="2"/>
+              <w:left w:val="none"/>
+              <w:bottom w:val="single" w:color="E1E0D9" w:sz="2"/>
+              <w:right w:val="none"/>
+            </w:tcBorders>
+            <w:tcMar>
+              <w:top w:type="dxa" w:w="60"/>
+              <w:left w:type="dxa" w:w="100"/>
+              <w:bottom w:type="dxa" w:w="60"/>
+              <w:right w:type="dxa" w:w="100"/>
+            </w:tcMar>
+          </w:tcPr>
+          <w:p>
+            <w:pPr>
+              <w:spacing w:after="0" w:line="240"/>
+              <w:jc w:val="right"/>
+            </w:pPr>
+            <w:r>
+              <w:rPr>
+                <w:b w:val="false"/>
+                <w:bCs w:val="false"/>
+                <w:color w:val="52514E"/>
+                <w:sz w:val="17"/>
+                <w:szCs w:val="17"/>
+              </w:rPr>
+              <w:t xml:space="preserve">891</w:t>
+            </w:r>
+          </w:p>
+        </w:tc>
+        <w:tc>
+          <w:tcPr>
+            <w:tcW w:type="dxa" w:w="1200"/>
+            <w:tcBorders>
+              <w:top w:val="single" w:color="E1E0D9" w:sz="2"/>
+              <w:left w:val="none"/>
+              <w:bottom w:val="single" w:color="E1E0D9" w:sz="2"/>
+              <w:right w:val="none"/>
+            </w:tcBorders>
+            <w:tcMar>
+              <w:top w:type="dxa" w:w="60"/>
+              <w:left w:type="dxa" w:w="100"/>
+              <w:bottom w:type="dxa" w:w="60"/>
+              <w:right w:type="dxa" w:w="100"/>
+            </w:tcMar>
+          </w:tcPr>
+          <w:p>
+            <w:pPr>
+              <w:spacing w:after="0" w:line="240"/>
+              <w:jc w:val="right"/>
+            </w:pPr>
+            <w:r>
+              <w:rPr>
+                <w:b w:val="false"/>
+                <w:bCs w:val="false"/>
+                <w:color w:val="52514E"/>
+                <w:sz w:val="17"/>
+                <w:szCs w:val="17"/>
+              </w:rPr>
+              <w:t xml:space="preserve">2.60</w:t>
+            </w:r>
+          </w:p>
+        </w:tc>
+        <w:tc>
+          <w:tcPr>
+            <w:tcW w:type="dxa" w:w="2100"/>
+            <w:tcBorders>
+              <w:top w:val="single" w:color="E1E0D9" w:sz="2"/>
+              <w:left w:val="none"/>
+              <w:bottom w:val="single" w:color="E1E0D9" w:sz="2"/>
+              <w:right w:val="none"/>
+            </w:tcBorders>
+            <w:tcMar>
+              <w:top w:type="dxa" w:w="60"/>
+              <w:left w:type="dxa" w:w="100"/>
+              <w:bottom w:type="dxa" w:w="60"/>
+              <w:right w:type="dxa" w:w="100"/>
+            </w:tcMar>
+          </w:tcPr>
+          <w:p>
+            <w:pPr>
+              <w:spacing w:after="0" w:line="240"/>
+              <w:jc w:val="right"/>
+            </w:pPr>
+            <w:r>
+              <w:rPr>
+                <w:b w:val="false"/>
+                <w:bCs w:val="false"/>
+                <w:color w:val="52514E"/>
+                <w:sz w:val="17"/>
+                <w:szCs w:val="17"/>
+              </w:rPr>
+              <w:t xml:space="preserve">2 698</w:t>
+            </w:r>
+          </w:p>
+        </w:tc>
+        <w:tc>
+          <w:tcPr>
+            <w:tcW w:type="dxa" w:w="2200"/>
+            <w:tcBorders>
+              <w:top w:val="single" w:color="E1E0D9" w:sz="2"/>
+              <w:left w:val="none"/>
+              <w:bottom w:val="single" w:color="E1E0D9" w:sz="2"/>
+              <w:right w:val="none"/>
+            </w:tcBorders>
+            <w:tcMar>
+              <w:top w:type="dxa" w:w="60"/>
+              <w:left w:type="dxa" w:w="100"/>
+              <w:bottom w:type="dxa" w:w="60"/>
+              <w:right w:type="dxa" w:w="100"/>
+            </w:tcMar>
+          </w:tcPr>
+          <w:p>
+            <w:pPr>
+              <w:spacing w:after="0" w:line="240"/>
+              <w:jc w:val="right"/>
+            </w:pPr>
+            <w:r>
+              <w:rPr>
+                <w:b w:val="false"/>
+                <w:bCs w:val="false"/>
+                <w:color w:val="52514E"/>
+                <w:sz w:val="17"/>
+                <w:szCs w:val="17"/>
+              </w:rPr>
+              <w:t xml:space="preserve">0.64</w:t>
+            </w:r>
+          </w:p>
+        </w:tc>
+        <w:tc>
+          <w:tcPr>
+            <w:tcW w:type="dxa" w:w="1700"/>
+            <w:tcBorders>
+              <w:top w:val="single" w:color="E1E0D9" w:sz="2"/>
+              <w:left w:val="none"/>
+              <w:bottom w:val="single" w:color="E1E0D9" w:sz="2"/>
+              <w:right w:val="none"/>
+            </w:tcBorders>
+            <w:tcMar>
+              <w:top w:type="dxa" w:w="60"/>
+              <w:left w:type="dxa" w:w="100"/>
+              <w:bottom w:type="dxa" w:w="60"/>
+              <w:right w:type="dxa" w:w="100"/>
+            </w:tcMar>
+          </w:tcPr>
+          <w:p>
+            <w:pPr>
+              <w:spacing w:after="0" w:line="240"/>
+              <w:jc w:val="right"/>
+            </w:pPr>
+            <w:r>
+              <w:rPr>
+                <w:b w:val="false"/>
+                <w:bCs w:val="false"/>
+                <w:color w:val="52514E"/>
+                <w:sz w:val="17"/>
+                <w:szCs w:val="17"/>
+              </w:rPr>
+              <w:t xml:space="preserve">0 %</w:t>
+            </w:r>
+          </w:p>
+        </w:tc>
+      </w:tr>
+      <w:tr>
+        <w:tc>
+          <w:tcPr>
+            <w:tcW w:type="dxa" w:w="1700"/>
+            <w:tcBorders>
+              <w:top w:val="single" w:color="E1E0D9" w:sz="2"/>
+              <w:left w:val="none"/>
+              <w:bottom w:val="single" w:color="E1E0D9" w:sz="2"/>
+              <w:right w:val="none"/>
+            </w:tcBorders>
+            <w:tcMar>
+              <w:top w:type="dxa" w:w="60"/>
+              <w:left w:type="dxa" w:w="100"/>
+              <w:bottom w:type="dxa" w:w="60"/>
+              <w:right w:type="dxa" w:w="100"/>
+            </w:tcMar>
+          </w:tcPr>
+          <w:p>
+            <w:pPr>
+              <w:spacing w:after="0" w:line="240"/>
+              <w:jc w:val="left"/>
+            </w:pPr>
+            <w:r>
+              <w:rPr>
+                <w:b w:val="false"/>
+                <w:bCs w:val="false"/>
+                <w:color w:val="52514E"/>
+                <w:sz w:val="17"/>
+                <w:szCs w:val="17"/>
+              </w:rPr>
+              <w:t xml:space="preserve">20.0</w:t>
+            </w:r>
+          </w:p>
+        </w:tc>
+        <w:tc>
+          <w:tcPr>
+            <w:tcW w:type="dxa" w:w="1700"/>
+            <w:tcBorders>
+              <w:top w:val="single" w:color="E1E0D9" w:sz="2"/>
+              <w:left w:val="none"/>
+              <w:bottom w:val="single" w:color="E1E0D9" w:sz="2"/>
+              <w:right w:val="none"/>
+            </w:tcBorders>
+            <w:tcMar>
+              <w:top w:type="dxa" w:w="60"/>
+              <w:left w:type="dxa" w:w="100"/>
+              <w:bottom w:type="dxa" w:w="60"/>
+              <w:right w:type="dxa" w:w="100"/>
+            </w:tcMar>
+          </w:tcPr>
+          <w:p>
+            <w:pPr>
+              <w:spacing w:after="0" w:line="240"/>
+              <w:jc w:val="right"/>
+            </w:pPr>
+            <w:r>
+              <w:rPr>
+                <w:b w:val="false"/>
+                <w:bCs w:val="false"/>
+                <w:color w:val="52514E"/>
+                <w:sz w:val="17"/>
+                <w:szCs w:val="17"/>
+              </w:rPr>
+              <w:t xml:space="preserve">928</w:t>
+            </w:r>
+          </w:p>
+        </w:tc>
+        <w:tc>
+          <w:tcPr>
+            <w:tcW w:type="dxa" w:w="1200"/>
+            <w:tcBorders>
+              <w:top w:val="single" w:color="E1E0D9" w:sz="2"/>
+              <w:left w:val="none"/>
+              <w:bottom w:val="single" w:color="E1E0D9" w:sz="2"/>
+              <w:right w:val="none"/>
+            </w:tcBorders>
+            <w:tcMar>
+              <w:top w:type="dxa" w:w="60"/>
+              <w:left w:type="dxa" w:w="100"/>
+              <w:bottom w:type="dxa" w:w="60"/>
+              <w:right w:type="dxa" w:w="100"/>
+            </w:tcMar>
+          </w:tcPr>
+          <w:p>
+            <w:pPr>
+              <w:spacing w:after="0" w:line="240"/>
+              <w:jc w:val="right"/>
+            </w:pPr>
+            <w:r>
+              <w:rPr>
+                <w:b w:val="false"/>
+                <w:bCs w:val="false"/>
+                <w:color w:val="52514E"/>
+                <w:sz w:val="17"/>
+                <w:szCs w:val="17"/>
+              </w:rPr>
+              <w:t xml:space="preserve">2.71</w:t>
+            </w:r>
+          </w:p>
+        </w:tc>
+        <w:tc>
+          <w:tcPr>
+            <w:tcW w:type="dxa" w:w="2100"/>
+            <w:tcBorders>
+              <w:top w:val="single" w:color="E1E0D9" w:sz="2"/>
+              <w:left w:val="none"/>
+              <w:bottom w:val="single" w:color="E1E0D9" w:sz="2"/>
+              <w:right w:val="none"/>
+            </w:tcBorders>
+            <w:tcMar>
+              <w:top w:type="dxa" w:w="60"/>
+              <w:left w:type="dxa" w:w="100"/>
+              <w:bottom w:type="dxa" w:w="60"/>
+              <w:right w:type="dxa" w:w="100"/>
+            </w:tcMar>
+          </w:tcPr>
+          <w:p>
+            <w:pPr>
+              <w:spacing w:after="0" w:line="240"/>
+              <w:jc w:val="right"/>
+            </w:pPr>
+            <w:r>
+              <w:rPr>
+                <w:b w:val="false"/>
+                <w:bCs w:val="false"/>
+                <w:color w:val="52514E"/>
+                <w:sz w:val="17"/>
+                <w:szCs w:val="17"/>
+              </w:rPr>
+              <w:t xml:space="preserve">2 278</w:t>
+            </w:r>
+          </w:p>
+        </w:tc>
+        <w:tc>
+          <w:tcPr>
+            <w:tcW w:type="dxa" w:w="2200"/>
+            <w:tcBorders>
+              <w:top w:val="single" w:color="E1E0D9" w:sz="2"/>
+              <w:left w:val="none"/>
+              <w:bottom w:val="single" w:color="E1E0D9" w:sz="2"/>
+              <w:right w:val="none"/>
+            </w:tcBorders>
+            <w:tcMar>
+              <w:top w:type="dxa" w:w="60"/>
+              <w:left w:type="dxa" w:w="100"/>
+              <w:bottom w:type="dxa" w:w="60"/>
+              <w:right w:type="dxa" w:w="100"/>
+            </w:tcMar>
+          </w:tcPr>
+          <w:p>
+            <w:pPr>
+              <w:spacing w:after="0" w:line="240"/>
+              <w:jc w:val="right"/>
+            </w:pPr>
+            <w:r>
+              <w:rPr>
+                <w:b w:val="false"/>
+                <w:bCs w:val="false"/>
+                <w:color w:val="52514E"/>
+                <w:sz w:val="17"/>
+                <w:szCs w:val="17"/>
+              </w:rPr>
+              <w:t xml:space="preserve">0.54</w:t>
+            </w:r>
+          </w:p>
+        </w:tc>
+        <w:tc>
+          <w:tcPr>
+            <w:tcW w:type="dxa" w:w="1700"/>
+            <w:tcBorders>
+              <w:top w:val="single" w:color="E1E0D9" w:sz="2"/>
+              <w:left w:val="none"/>
+              <w:bottom w:val="single" w:color="E1E0D9" w:sz="2"/>
+              <w:right w:val="none"/>
+            </w:tcBorders>
+            <w:tcMar>
+              <w:top w:type="dxa" w:w="60"/>
+              <w:left w:type="dxa" w:w="100"/>
+              <w:bottom w:type="dxa" w:w="60"/>
+              <w:right w:type="dxa" w:w="100"/>
+            </w:tcMar>
+          </w:tcPr>
+          <w:p>
+            <w:pPr>
+              <w:spacing w:after="0" w:line="240"/>
+              <w:jc w:val="right"/>
+            </w:pPr>
+            <w:r>
+              <w:rPr>
+                <w:b w:val="false"/>
+                <w:bCs w:val="false"/>
+                <w:color w:val="52514E"/>
+                <w:sz w:val="17"/>
+                <w:szCs w:val="17"/>
+              </w:rPr>
+              <w:t xml:space="preserve">0 %</w:t>
+            </w:r>
+          </w:p>
+        </w:tc>
+      </w:tr>
+      <w:tr>
+        <w:tc>
+          <w:tcPr>
+            <w:tcW w:type="dxa" w:w="1700"/>
+            <w:tcBorders>
+              <w:top w:val="single" w:color="E1E0D9" w:sz="2"/>
+              <w:left w:val="none"/>
+              <w:bottom w:val="single" w:color="E1E0D9" w:sz="2"/>
+              <w:right w:val="none"/>
+            </w:tcBorders>
+            <w:tcMar>
+              <w:top w:type="dxa" w:w="60"/>
+              <w:left w:type="dxa" w:w="100"/>
+              <w:bottom w:type="dxa" w:w="60"/>
+              <w:right w:type="dxa" w:w="100"/>
+            </w:tcMar>
+          </w:tcPr>
+          <w:p>
+            <w:pPr>
+              <w:spacing w:after="0" w:line="240"/>
+              <w:jc w:val="left"/>
+            </w:pPr>
+            <w:r>
+              <w:rPr>
+                <w:b w:val="false"/>
+                <w:bCs w:val="false"/>
+                <w:color w:val="52514E"/>
+                <w:sz w:val="17"/>
+                <w:szCs w:val="17"/>
+              </w:rPr>
+              <w:t xml:space="preserve">24.0</w:t>
+            </w:r>
+          </w:p>
+        </w:tc>
+        <w:tc>
+          <w:tcPr>
+            <w:tcW w:type="dxa" w:w="1700"/>
+            <w:tcBorders>
+              <w:top w:val="single" w:color="E1E0D9" w:sz="2"/>
+              <w:left w:val="none"/>
+              <w:bottom w:val="single" w:color="E1E0D9" w:sz="2"/>
+              <w:right w:val="none"/>
+            </w:tcBorders>
+            <w:tcMar>
+              <w:top w:type="dxa" w:w="60"/>
+              <w:left w:type="dxa" w:w="100"/>
+              <w:bottom w:type="dxa" w:w="60"/>
+              <w:right w:type="dxa" w:w="100"/>
+            </w:tcMar>
+          </w:tcPr>
+          <w:p>
+            <w:pPr>
+              <w:spacing w:after="0" w:line="240"/>
+              <w:jc w:val="right"/>
+            </w:pPr>
+            <w:r>
+              <w:rPr>
+                <w:b w:val="false"/>
+                <w:bCs w:val="false"/>
+                <w:color w:val="52514E"/>
+                <w:sz w:val="17"/>
+                <w:szCs w:val="17"/>
+              </w:rPr>
+              <w:t xml:space="preserve">951</w:t>
+            </w:r>
+          </w:p>
+        </w:tc>
+        <w:tc>
+          <w:tcPr>
+            <w:tcW w:type="dxa" w:w="1200"/>
+            <w:tcBorders>
+              <w:top w:val="single" w:color="E1E0D9" w:sz="2"/>
+              <w:left w:val="none"/>
+              <w:bottom w:val="single" w:color="E1E0D9" w:sz="2"/>
+              <w:right w:val="none"/>
+            </w:tcBorders>
+            <w:tcMar>
+              <w:top w:type="dxa" w:w="60"/>
+              <w:left w:type="dxa" w:w="100"/>
+              <w:bottom w:type="dxa" w:w="60"/>
+              <w:right w:type="dxa" w:w="100"/>
+            </w:tcMar>
+          </w:tcPr>
+          <w:p>
+            <w:pPr>
+              <w:spacing w:after="0" w:line="240"/>
+              <w:jc w:val="right"/>
+            </w:pPr>
+            <w:r>
+              <w:rPr>
+                <w:b w:val="false"/>
+                <w:bCs w:val="false"/>
+                <w:color w:val="52514E"/>
+                <w:sz w:val="17"/>
+                <w:szCs w:val="17"/>
+              </w:rPr>
+              <w:t xml:space="preserve">2.77</w:t>
+            </w:r>
+          </w:p>
+        </w:tc>
+        <w:tc>
+          <w:tcPr>
+            <w:tcW w:type="dxa" w:w="2100"/>
+            <w:tcBorders>
+              <w:top w:val="single" w:color="E1E0D9" w:sz="2"/>
+              <w:left w:val="none"/>
+              <w:bottom w:val="single" w:color="E1E0D9" w:sz="2"/>
+              <w:right w:val="none"/>
+            </w:tcBorders>
+            <w:tcMar>
+              <w:top w:type="dxa" w:w="60"/>
+              <w:left w:type="dxa" w:w="100"/>
+              <w:bottom w:type="dxa" w:w="60"/>
+              <w:right w:type="dxa" w:w="100"/>
+            </w:tcMar>
+          </w:tcPr>
+          <w:p>
+            <w:pPr>
+              <w:spacing w:after="0" w:line="240"/>
+              <w:jc w:val="right"/>
+            </w:pPr>
+            <w:r>
+              <w:rPr>
+                <w:b w:val="false"/>
+                <w:bCs w:val="false"/>
+                <w:color w:val="52514E"/>
+                <w:sz w:val="17"/>
+                <w:szCs w:val="17"/>
+              </w:rPr>
+              <w:t xml:space="preserve">1 929</w:t>
+            </w:r>
+          </w:p>
+        </w:tc>
+        <w:tc>
+          <w:tcPr>
+            <w:tcW w:type="dxa" w:w="2200"/>
+            <w:tcBorders>
+              <w:top w:val="single" w:color="E1E0D9" w:sz="2"/>
+              <w:left w:val="none"/>
+              <w:bottom w:val="single" w:color="E1E0D9" w:sz="2"/>
+              <w:right w:val="none"/>
+            </w:tcBorders>
+            <w:tcMar>
+              <w:top w:type="dxa" w:w="60"/>
+              <w:left w:type="dxa" w:w="100"/>
+              <w:bottom w:type="dxa" w:w="60"/>
+              <w:right w:type="dxa" w:w="100"/>
+            </w:tcMar>
+          </w:tcPr>
+          <w:p>
+            <w:pPr>
+              <w:spacing w:after="0" w:line="240"/>
+              <w:jc w:val="right"/>
+            </w:pPr>
+            <w:r>
+              <w:rPr>
+                <w:b w:val="false"/>
+                <w:bCs w:val="false"/>
+                <w:color w:val="52514E"/>
+                <w:sz w:val="17"/>
+                <w:szCs w:val="17"/>
+              </w:rPr>
+              <w:t xml:space="preserve">0.46</w:t>
+            </w:r>
+          </w:p>
+        </w:tc>
+        <w:tc>
+          <w:tcPr>
+            <w:tcW w:type="dxa" w:w="1700"/>
+            <w:tcBorders>
+              <w:top w:val="single" w:color="E1E0D9" w:sz="2"/>
+              <w:left w:val="none"/>
+              <w:bottom w:val="single" w:color="E1E0D9" w:sz="2"/>
+              <w:right w:val="none"/>
+            </w:tcBorders>
+            <w:tcMar>
+              <w:top w:type="dxa" w:w="60"/>
+              <w:left w:type="dxa" w:w="100"/>
+              <w:bottom w:type="dxa" w:w="60"/>
+              <w:right w:type="dxa" w:w="100"/>
+            </w:tcMar>
+          </w:tcPr>
+          <w:p>
+            <w:pPr>
+              <w:spacing w:after="0" w:line="240"/>
+              <w:jc w:val="right"/>
+            </w:pPr>
+            <w:r>
+              <w:rPr>
+                <w:b w:val="false"/>
+                <w:bCs w:val="false"/>
+                <w:color w:val="52514E"/>
+                <w:sz w:val="17"/>
+                <w:szCs w:val="17"/>
+              </w:rPr>
+              <w:t xml:space="preserve">0 %</w:t>
+            </w:r>
+          </w:p>
+        </w:tc>
+      </w:tr>
+    </w:tbl>
+    <w:p>
+      <w:pPr>
+        <w:spacing w:after="130" w:line="276" w:lineRule="auto"/>
+      </w:pPr>
+      <w:r>
+        <w:t xml:space="preserve">So a single 5.56 round from a 20 in barrel dumps roughly </w:t>
+      </w:r>
+      <w:r>
         <w:rPr>
           <w:b/>
           <w:bCs/>
         </w:rPr>
-        <w:t xml:space="preserve">What it still cannot do: </w:t>
-      </w:r>
-      <w:r>
-        <w:t xml:space="preserve">the Lagrange profile is a quasi-steady approximation. It has no wave content, and it assumes uniform gas density along the column, which is poor while the charge is still burning and gas is being created preferentially where the grains are.</w:t>
+        <w:t xml:space="preserve">half a gram of TNT equivalent</w:t>
+      </w:r>
+      <w:r>
+        <w:t xml:space="preserve"> into the air in about a millisecond — and from a 10.5 in barrel, half again as much.</w:t>
+      </w:r>
+    </w:p>
+    <w:p>
+      <w:pPr>
+        <w:spacing w:after="130" w:line="276" w:lineRule="auto"/>
+      </w:pPr>
+      <w:r>
+        <w:t xml:space="preserve">For comparison, the projectile deposits energy into the air through drag. At 928 m/s with a drag coefficient of about 0.30 referred to the frontal area, the drag force is 4.0 N and the bullet is dissipating 3.8 kW — that is </w:t>
+      </w:r>
+      <w:r>
+        <w:rPr>
+          <w:b/>
+          <w:bCs/>
+        </w:rPr>
+        <w:t xml:space="preserve">4 joules per metre of flight</w:t>
+      </w:r>
+      <w:r>
+        <w:t xml:space="preserve">. Over the first ten metres the bullet contributes some 40 J against the blast’s 2 280 J, a ratio near 60 : 1. On an energy basis, close to the weapon, the noise of a rifle is almost entirely escaping gas.</w:t>
       </w:r>
     </w:p>
     <w:p>
@@ -28784,7 +30693,7 @@
         <w:spacing w:after="110" w:before="260"/>
       </w:pPr>
       <w:r>
-        <w:t xml:space="preserve">11.3  Level 2 — one-dimensional gas dynamics</w:t>
+        <w:t xml:space="preserve">11.3  Amplitude of the ballistic crack</w:t>
       </w:r>
     </w:p>
     <w:p>
@@ -28792,7 +30701,226 @@
         <w:spacing w:after="130" w:line="276" w:lineRule="auto"/>
       </w:pPr>
       <w:r>
-        <w:t xml:space="preserve">The next step replaces the control volume with the one-dimensional Euler equations for the gas column, solved on a moving mesh between the breech face and the bullet base with a shock-capturing scheme. Mass, momentum and energy are conserved locally, with the propellant burn appearing as a distributed source term.</w:t>
+        <w:t xml:space="preserve">Energy is nevertheless the wrong currency, because the two sources radiate differently. The crack is described by Whitham’s far-field solution for a slender supersonic body, in the form used throughout the gunshot-localisation literature:</w:t>
+      </w:r>
+    </w:p>
+    <w:p>
+      <w:pPr>
+        <w:tabs>
+          <w:tab w:val="center" w:pos="4820"/>
+          <w:tab w:val="right" w:pos="9640"/>
+        </w:tabs>
+        <w:spacing w:after="190" w:before="170" w:line="240" w:lineRule="auto"/>
+      </w:pPr>
+      <w:r>
+        <w:tab/>
+      </w:r>
+      <m:oMath>
+        <m:f>
+          <m:fPr>
+            <m:type m:val="bar"/>
+          </m:fPr>
+          <m:num>
+            <m:r>
+              <m:t>Δ</m:t>
+            </m:r>
+            <m:r>
+              <m:t>p</m:t>
+            </m:r>
+          </m:num>
+          <m:den>
+            <m:sSub>
+              <m:e>
+                <m:r>
+                  <m:t>p</m:t>
+                </m:r>
+              </m:e>
+              <m:sub>
+                <m:r>
+                  <m:t>0</m:t>
+                </m:r>
+              </m:sub>
+            </m:sSub>
+          </m:den>
+        </m:f>
+        <m:r>
+          <m:rPr>
+            <m:sty m:val="p"/>
+          </m:rPr>
+          <m:t>=</m:t>
+        </m:r>
+        <m:r>
+          <m:t>0.53</m:t>
+        </m:r>
+        <m:r>
+          <m:t> </m:t>
+        </m:r>
+        <m:f>
+          <m:fPr>
+            <m:type m:val="bar"/>
+          </m:fPr>
+          <m:num>
+            <m:r>
+              <m:t>d</m:t>
+            </m:r>
+            <m:sSup>
+              <m:e>
+                <m:d>
+                  <m:dPr>
+                    <m:begChr m:val="("/>
+                    <m:sepChr m:val=""/>
+                    <m:endChr m:val=")"/>
+                    <m:grow/>
+                  </m:dPr>
+                  <m:e>
+                    <m:sSup>
+                      <m:e>
+                        <m:r>
+                          <m:t>M</m:t>
+                        </m:r>
+                      </m:e>
+                      <m:sup>
+                        <m:r>
+                          <m:t>2</m:t>
+                        </m:r>
+                      </m:sup>
+                    </m:sSup>
+                    <m:r>
+                      <m:rPr>
+                        <m:sty m:val="p"/>
+                      </m:rPr>
+                      <m:t>−</m:t>
+                    </m:r>
+                    <m:r>
+                      <m:t>1</m:t>
+                    </m:r>
+                  </m:e>
+                </m:d>
+              </m:e>
+              <m:sup>
+                <m:r>
+                  <m:t>1</m:t>
+                </m:r>
+                <m:r>
+                  <m:rPr>
+                    <m:sty m:val="p"/>
+                  </m:rPr>
+                  <m:t>/</m:t>
+                </m:r>
+                <m:r>
+                  <m:t>8</m:t>
+                </m:r>
+              </m:sup>
+            </m:sSup>
+          </m:num>
+          <m:den>
+            <m:sSup>
+              <m:e>
+                <m:r>
+                  <m:t>r</m:t>
+                </m:r>
+              </m:e>
+              <m:sup>
+                <m:r>
+                  <m:t>3</m:t>
+                </m:r>
+                <m:r>
+                  <m:rPr>
+                    <m:sty m:val="p"/>
+                  </m:rPr>
+                  <m:t>/</m:t>
+                </m:r>
+                <m:r>
+                  <m:t>4</m:t>
+                </m:r>
+              </m:sup>
+            </m:sSup>
+            <m:r>
+              <m:t> </m:t>
+            </m:r>
+            <m:sSup>
+              <m:e>
+                <m:r>
+                  <m:t>l</m:t>
+                </m:r>
+              </m:e>
+              <m:sup>
+                <m:r>
+                  <m:t>1</m:t>
+                </m:r>
+                <m:r>
+                  <m:rPr>
+                    <m:sty m:val="p"/>
+                  </m:rPr>
+                  <m:t>/</m:t>
+                </m:r>
+                <m:r>
+                  <m:t>4</m:t>
+                </m:r>
+              </m:sup>
+            </m:sSup>
+          </m:den>
+        </m:f>
+        <m:r>
+          <m:rPr>
+            <m:sty m:val="p"/>
+          </m:rPr>
+          <m:t>,</m:t>
+        </m:r>
+        <m:r>
+          <m:t>  </m:t>
+        </m:r>
+        <m:r>
+          <m:t>M</m:t>
+        </m:r>
+        <m:r>
+          <m:rPr>
+            <m:sty m:val="p"/>
+          </m:rPr>
+          <m:t>=</m:t>
+        </m:r>
+        <m:f>
+          <m:fPr>
+            <m:type m:val="bar"/>
+          </m:fPr>
+          <m:num>
+            <m:sSub>
+              <m:e>
+                <m:r>
+                  <m:t>v</m:t>
+                </m:r>
+              </m:e>
+              <m:sub>
+                <m:r>
+                  <m:t>m</m:t>
+                </m:r>
+              </m:sub>
+            </m:sSub>
+          </m:num>
+          <m:den>
+            <m:sSub>
+              <m:e>
+                <m:r>
+                  <m:t>c</m:t>
+                </m:r>
+              </m:e>
+              <m:sub>
+                <m:r>
+                  <m:t>0</m:t>
+                </m:r>
+              </m:sub>
+            </m:sSub>
+          </m:den>
+        </m:f>
+      </m:oMath>
+      <w:r>
+        <w:tab/>
+      </w:r>
+      <w:r>
+        <w:rPr>
+          <w:color w:val="52514E"/>
+        </w:rPr>
+        <w:t xml:space="preserve">(24)</w:t>
       </w:r>
     </w:p>
     <w:p>
@@ -28800,14 +30928,57 @@
         <w:spacing w:after="130" w:line="276" w:lineRule="auto"/>
       </w:pPr>
       <w:r>
+        <w:t xml:space="preserve">where </w:t>
+      </w:r>
+      <w:r>
+        <w:rPr>
+          <w:i/>
+          <w:iCs/>
+        </w:rPr>
+        <w:t xml:space="preserve">d</w:t>
+      </w:r>
+      <w:r>
+        <w:t xml:space="preserve"> and </w:t>
+      </w:r>
+      <w:r>
+        <w:rPr>
+          <w:i/>
+          <w:iCs/>
+        </w:rPr>
+        <w:t xml:space="preserve">l</w:t>
+      </w:r>
+      <w:r>
+        <w:t xml:space="preserve"> are the projectile diameter and length, </w:t>
+      </w:r>
+      <w:r>
+        <w:rPr>
+          <w:i/>
+          <w:iCs/>
+        </w:rPr>
+        <w:t xml:space="preserve">r</w:t>
+      </w:r>
+      <w:r>
+        <w:t xml:space="preserve"> the </w:t>
+      </w:r>
+      <w:r>
         <w:rPr>
           <w:b/>
           <w:bCs/>
         </w:rPr>
-        <w:t xml:space="preserve">What it buys: </w:t>
-      </w:r>
-      <w:r>
-        <w:t xml:space="preserve">genuine pressure waves and their reflections; a correct density distribution; a proper treatment of progressive ignition if the igniter is modelled as a distributed source; and — most relevant here — a physically-based rather than assumed pressure at any station, including the gas port and the muzzle.</w:t>
+        <w:t xml:space="preserve">miss distance</w:t>
+      </w:r>
+      <w:r>
+        <w:t xml:space="preserve"> — the perpendicular distance from the trajectory — and </w:t>
+      </w:r>
+      <w:r>
+        <w:rPr>
+          <w:i/>
+          <w:iCs/>
+        </w:rPr>
+        <w:t xml:space="preserve">M</w:t>
+      </w:r>
+      <w:r>
+        <w:t xml:space="preserve"> the flight Mach number. For M855 (d = 5.70 mm, l = 23.0 mm) at Mach 2.71 this gives 990 Pa at 1 m from the trajectory, a peak level of 154 dB.</w:t>
       </w:r>
     </w:p>
     <w:p>
@@ -28815,14 +30986,106 @@
         <w:spacing w:after="130" w:line="276" w:lineRule="auto"/>
       </w:pPr>
       <w:r>
+        <w:t xml:space="preserve">Two features of this formula matter more than its absolute value. First, </w:t>
+      </w:r>
+      <w:r>
+        <w:rPr>
+          <w:i/>
+          <w:iCs/>
+        </w:rPr>
+        <w:t xml:space="preserve">r</w:t>
+      </w:r>
+      <w:r>
+        <w:t xml:space="preserve"> is the miss distance and nothing else: how far downrange the listener stands is irrelevant, because the bullet regenerates the wave continuously as it passes. Second, the Mach-number dependence is an </w:t>
+      </w:r>
+      <w:r>
         <w:rPr>
           <w:b/>
           <w:bCs/>
         </w:rPr>
-        <w:t xml:space="preserve">What it costs: </w:t>
-      </w:r>
-      <w:r>
-        <w:t xml:space="preserve">roughly three orders of magnitude more computation than the present model, and it introduces mesh and scheme dependence that must itself be verified. It would not run interactively in a browser.</w:t>
+        <w:t xml:space="preserve">eighth root</w:t>
+      </w:r>
+      <w:r>
+        <w:t xml:space="preserve">. Raising the muzzle velocity from Mach 2.30 to Mach 2.71 — the whole difference between a 10.5 in and a 20 in barrel — changes the crack amplitude by 0.4 dB, which is inaudible.</w:t>
+      </w:r>
+    </w:p>
+    <w:p>
+      <w:pPr>
+        <w:spacing w:after="130" w:line="276" w:lineRule="auto"/>
+      </w:pPr>
+      <w:r>
+        <w:t xml:space="preserve">The wave is also strongly directional. It lies on a cone trailing the projectile with half-angle</w:t>
+      </w:r>
+    </w:p>
+    <w:p>
+      <w:pPr>
+        <w:tabs>
+          <w:tab w:val="center" w:pos="4820"/>
+          <w:tab w:val="right" w:pos="9640"/>
+        </w:tabs>
+        <w:spacing w:after="190" w:before="170" w:line="240" w:lineRule="auto"/>
+      </w:pPr>
+      <w:r>
+        <w:tab/>
+      </w:r>
+      <m:oMath>
+        <m:r>
+          <m:t>μ</m:t>
+        </m:r>
+        <m:r>
+          <m:rPr>
+            <m:sty m:val="p"/>
+          </m:rPr>
+          <m:t>=</m:t>
+        </m:r>
+        <m:r>
+          <m:rPr>
+            <m:sty m:val="p"/>
+          </m:rPr>
+          <m:t>arcsin</m:t>
+        </m:r>
+        <m:f>
+          <m:fPr>
+            <m:type m:val="bar"/>
+          </m:fPr>
+          <m:num>
+            <m:r>
+              <m:t>1</m:t>
+            </m:r>
+          </m:num>
+          <m:den>
+            <m:r>
+              <m:t>M</m:t>
+            </m:r>
+          </m:den>
+        </m:f>
+      </m:oMath>
+      <w:r>
+        <w:tab/>
+      </w:r>
+      <w:r>
+        <w:rPr>
+          <w:color w:val="52514E"/>
+        </w:rPr>
+        <w:t xml:space="preserve">(25)</w:t>
+      </w:r>
+    </w:p>
+    <w:p>
+      <w:pPr>
+        <w:spacing w:after="130" w:line="276" w:lineRule="auto"/>
+      </w:pPr>
+      <w:r>
+        <w:t xml:space="preserve">which is 21.7° at Mach 2.71 and 25.8° at Mach 2.30. The </w:t>
+      </w:r>
+      <w:r>
+        <w:rPr>
+          <w:b/>
+          <w:bCs/>
+        </w:rPr>
+        <w:t xml:space="preserve">shooter sits at the apex of that cone</w:t>
+      </w:r>
+      <w:r>
+        <w:t xml:space="preserve"> and so never receives his own bullet’s N-wave as a separate arrival. This is the physical reason a suppressor is fully effective for the person firing even with supersonic ammunition, and why the crack, while it is a hazard to someone standing near the trajectory, is not a hearing-damage source for the shooter.</w:t>
       </w:r>
     </w:p>
     <w:p>
@@ -28831,7 +31094,7 @@
         <w:spacing w:after="110" w:before="260"/>
       </w:pPr>
       <w:r>
-        <w:t xml:space="preserve">11.4  Level 3 — two-phase reactive flow</w:t>
+        <w:t xml:space="preserve">11.4  Which one dominates, and where</w:t>
       </w:r>
     </w:p>
     <w:p>
@@ -28839,7 +31102,147 @@
         <w:spacing w:after="130" w:line="276" w:lineRule="auto"/>
       </w:pPr>
       <w:r>
-        <w:t xml:space="preserve">The reference formulation used in modern gun design (NGEN, XKTC, and their descendants) treats gas and solid propellant as two interpenetrating continua, each with its own velocity, with mass, momentum and energy exchange between them, intergranular stress in the packed bed, and a resolved ignition front.</w:t>
+        <w:t xml:space="preserve">The decisive difference is the decay law. A point source spreads over a sphere; a moving line source does not:</w:t>
+      </w:r>
+    </w:p>
+    <w:p>
+      <w:pPr>
+        <w:tabs>
+          <w:tab w:val="center" w:pos="4820"/>
+          <w:tab w:val="right" w:pos="9640"/>
+        </w:tabs>
+        <w:spacing w:after="190" w:before="170" w:line="240" w:lineRule="auto"/>
+      </w:pPr>
+      <w:r>
+        <w:tab/>
+      </w:r>
+      <m:oMath>
+        <m:r>
+          <m:t>Δ</m:t>
+        </m:r>
+        <m:sSub>
+          <m:e>
+            <m:r>
+              <m:t>p</m:t>
+            </m:r>
+          </m:e>
+          <m:sub>
+            <m:r>
+              <m:t>b</m:t>
+            </m:r>
+            <m:r>
+              <m:t>l</m:t>
+            </m:r>
+            <m:r>
+              <m:t>a</m:t>
+            </m:r>
+            <m:r>
+              <m:t>s</m:t>
+            </m:r>
+            <m:r>
+              <m:t>t</m:t>
+            </m:r>
+          </m:sub>
+        </m:sSub>
+        <m:r>
+          <m:rPr>
+            <m:sty m:val="p"/>
+          </m:rPr>
+          <m:t>∝</m:t>
+        </m:r>
+        <m:f>
+          <m:fPr>
+            <m:type m:val="bar"/>
+          </m:fPr>
+          <m:num>
+            <m:r>
+              <m:t>1</m:t>
+            </m:r>
+          </m:num>
+          <m:den>
+            <m:r>
+              <m:t>R</m:t>
+            </m:r>
+          </m:den>
+        </m:f>
+        <m:r>
+          <m:rPr>
+            <m:sty m:val="p"/>
+          </m:rPr>
+          <m:t>,</m:t>
+        </m:r>
+        <m:r>
+          <m:t>  </m:t>
+        </m:r>
+        <m:r>
+          <m:t>Δ</m:t>
+        </m:r>
+        <m:sSub>
+          <m:e>
+            <m:r>
+              <m:t>p</m:t>
+            </m:r>
+          </m:e>
+          <m:sub>
+            <m:r>
+              <m:t>c</m:t>
+            </m:r>
+            <m:r>
+              <m:t>r</m:t>
+            </m:r>
+            <m:r>
+              <m:t>a</m:t>
+            </m:r>
+            <m:r>
+              <m:t>c</m:t>
+            </m:r>
+            <m:r>
+              <m:t>k</m:t>
+            </m:r>
+          </m:sub>
+        </m:sSub>
+        <m:r>
+          <m:rPr>
+            <m:sty m:val="p"/>
+          </m:rPr>
+          <m:t>∝</m:t>
+        </m:r>
+        <m:sSup>
+          <m:e>
+            <m:r>
+              <m:t>r</m:t>
+            </m:r>
+          </m:e>
+          <m:sup>
+            <m:r>
+              <m:rPr>
+                <m:sty m:val="p"/>
+              </m:rPr>
+              <m:t>−</m:t>
+            </m:r>
+            <m:r>
+              <m:t>3</m:t>
+            </m:r>
+            <m:r>
+              <m:rPr>
+                <m:sty m:val="p"/>
+              </m:rPr>
+              <m:t>/</m:t>
+            </m:r>
+            <m:r>
+              <m:t>4</m:t>
+            </m:r>
+          </m:sup>
+        </m:sSup>
+      </m:oMath>
+      <w:r>
+        <w:tab/>
+      </w:r>
+      <w:r>
+        <w:rPr>
+          <w:color w:val="52514E"/>
+        </w:rPr>
+        <w:t xml:space="preserve">(26)</w:t>
       </w:r>
     </w:p>
     <w:p>
@@ -28847,14 +31250,27 @@
         <w:spacing w:after="130" w:line="276" w:lineRule="auto"/>
       </w:pPr>
       <w:r>
+        <w:t xml:space="preserve">with </w:t>
+      </w:r>
+      <w:r>
         <w:rPr>
-          <w:b/>
-          <w:bCs/>
+          <w:i/>
+          <w:iCs/>
         </w:rPr>
-        <w:t xml:space="preserve">What it buys: </w:t>
-      </w:r>
-      <w:r>
-        <w:t xml:space="preserve">the ability to predict ignition-related phenomena that the lumped model cannot represent at all — hangfires, pressure-wave-driven overpressure, the effect of charge-bed settling and of primer output on round-to-round variation. For small arms it is the tool of choice when the question is about ignition robustness rather than about mean performance.</w:t>
+        <w:t xml:space="preserve">R</w:t>
+      </w:r>
+      <w:r>
+        <w:t xml:space="preserve"> the distance from the muzzle and </w:t>
+      </w:r>
+      <w:r>
+        <w:rPr>
+          <w:i/>
+          <w:iCs/>
+        </w:rPr>
+        <w:t xml:space="preserve">r</w:t>
+      </w:r>
+      <w:r>
+        <w:t xml:space="preserve"> the miss distance from the trajectory. The blast starts far louder and falls away faster; the crack starts weaker and is far more persistent.</w:t>
       </w:r>
     </w:p>
     <w:p>
@@ -28862,212 +31278,1649 @@
         <w:spacing w:after="130" w:line="276" w:lineRule="auto"/>
       </w:pPr>
       <w:r>
+        <w:t xml:space="preserve">Absolute blast levels here are </w:t>
+      </w:r>
+      <w:r>
         <w:rPr>
           <w:b/>
           <w:bCs/>
         </w:rPr>
-        <w:t xml:space="preserve">What it costs: </w:t>
-      </w:r>
-      <w:r>
-        <w:t xml:space="preserve">a substantially larger parameter set — interphase drag, intergranular stress law, grain-bed permeability — most of which is not published for commercial propellants and must be measured. For the barrel-length question posed here it would add cost without adding accuracy.</w:t>
+        <w:t xml:space="preserve">not</w:t>
+      </w:r>
+      <w:r>
+        <w:t xml:space="preserve"> computed from ideal blast scaling. Applying Brode’s free-air relation to the source energies of §11.2 overpredicts the measured level at 1 m by about 9 dB, which is expected: a gun muzzle is a directed gas jet with a bore-shaped nozzle, not a point explosion, and much of the energy goes into forward-directed flow rather than a spherical shock. The blast curve is therefore anchored to a measurement — 162.5 dB peak at 1 m to the side of an AR-15 in .223 — and scaled from there as the square root of the source energy. The crack is left as computed, since it needs no such correction.</w:t>
       </w:r>
     </w:p>
-    <w:p>
-      <w:pPr>
-        <w:pStyle w:val="Heading2"/>
-        <w:spacing w:after="110" w:before="260"/>
-      </w:pPr>
-      <w:r>
-        <w:t xml:space="preserve">11.5  Targeted improvements worth more than a level change</w:t>
-      </w:r>
-    </w:p>
-    <w:p>
-      <w:pPr>
-        <w:spacing w:after="130" w:line="276" w:lineRule="auto"/>
-        <w:ind w:left="340"/>
-      </w:pPr>
-      <w:r>
-        <w:rPr>
-          <w:b/>
-          <w:bCs/>
-        </w:rPr>
-        <w:t xml:space="preserve">1. A measured bore-resistance curve. </w:t>
-      </w:r>
-      <w:r>
-        <w:t xml:space="preserve">Replacing the constant p_r with a travel-dependent function p_r(x) — engraving spike, plateau, velocity-dependent rise — is a small code change and would let the model reproduce the velocity roll-over at long barrels. This is the highest-value single improvement.</w:t>
-      </w:r>
-    </w:p>
-    <w:p>
-      <w:pPr>
-        <w:spacing w:after="130" w:line="276" w:lineRule="auto"/>
-        <w:ind w:left="340"/>
-      </w:pPr>
-      <w:r>
-        <w:rPr>
-          <w:b/>
-          <w:bCs/>
-        </w:rPr>
-        <w:t xml:space="preserve">2. A closed-bomb characterisation of the actual propellant. </w:t>
-      </w:r>
-      <w:r>
-        <w:t xml:space="preserve">A single closed-bomb test of WC 844 would replace the three fitted parameters and the four generic thermochemical constants with measured values, and would convert the model from calibrated to predictive.</w:t>
-      </w:r>
-    </w:p>
-    <w:p>
-      <w:pPr>
-        <w:spacing w:after="130" w:line="276" w:lineRule="auto"/>
-        <w:ind w:left="340"/>
-      </w:pPr>
-      <w:r>
-        <w:rPr>
-          <w:b/>
-          <w:bCs/>
-        </w:rPr>
-        <w:t xml:space="preserve">3. A physically-scaled heat-transfer correlation. </w:t>
-      </w:r>
-      <w:r>
-        <w:t xml:space="preserve">Replacing the constant h with a Nusselt-type correlation, h ∝ Re⁰·⁸, would make the heat loss scale correctly with charge, calibre and pressure instead of being tied to this one cartridge.</w:t>
-      </w:r>
-    </w:p>
-    <w:p>
-      <w:pPr>
-        <w:spacing w:after="130" w:line="276" w:lineRule="auto"/>
-        <w:ind w:left="340"/>
-      </w:pPr>
-      <w:r>
-        <w:rPr>
-          <w:b/>
-          <w:bCs/>
-        </w:rPr>
-        <w:t xml:space="preserve">4. Gas leakage past the bullet. </w:t>
-      </w:r>
-      <w:r>
-        <w:t xml:space="preserve">A simple orifice model for blow-by, driven by the pressure difference across the bullet, is cheap and would test the hypothesis that leakage explains part of the short-barrel muzzle-pressure discrepancy.</w:t>
-      </w:r>
-    </w:p>
-    <w:p>
-      <w:pPr>
-        <w:spacing w:after="130" w:line="276" w:lineRule="auto"/>
-        <w:ind w:left="340"/>
-      </w:pPr>
-      <w:r>
-        <w:rPr>
-          <w:b/>
-          <w:bCs/>
-        </w:rPr>
-        <w:t xml:space="preserve">5. Muzzle and after-effect modelling. </w:t>
-      </w:r>
-      <w:r>
-        <w:t xml:space="preserve">The present model stops at bullet exit. The blast field, the additional 1–3 % of velocity imparted by the gas jet in the first few calibres of free flight, and suppressor back-pressure all follow from the uncorking conditions the model already computes, and would be a natural extension.</w:t>
-      </w:r>
-    </w:p>
-    <w:p>
-      <w:pPr>
-        <w:pStyle w:val="Heading1"/>
-        <w:spacing w:after="150" w:before="340"/>
-      </w:pPr>
-      <w:r>
-        <w:t xml:space="preserve">12  The companion simulator</w:t>
-      </w:r>
-    </w:p>
-    <w:p>
-      <w:pPr>
-        <w:spacing w:after="130" w:line="276" w:lineRule="auto"/>
-      </w:pPr>
-      <w:r>
-        <w:t xml:space="preserve">The file </w:t>
-      </w:r>
-      <w:r>
-        <w:rPr>
-          <w:i/>
-          <w:iCs/>
-        </w:rPr>
-        <w:t xml:space="preserve">web/ballistics.html</w:t>
-      </w:r>
-      <w:r>
-        <w:t xml:space="preserve"> is a single self-contained HTML document — no server, no build step, no external libraries. Opening it in any modern browser gives an interactive implementation of exactly the model derived above; the JavaScript is a line-by-line port of the Python reference and agrees with it to 0.021 % (§6).</w:t>
-      </w:r>
-    </w:p>
-    <w:p>
-      <w:pPr>
-        <w:spacing w:after="130" w:line="276" w:lineRule="auto"/>
-      </w:pPr>
-      <w:r>
-        <w:t xml:space="preserve">The interface has four tabs:</w:t>
-      </w:r>
-    </w:p>
-    <w:p>
-      <w:pPr>
-        <w:spacing w:after="130" w:line="276" w:lineRule="auto"/>
-        <w:ind w:left="340"/>
-      </w:pPr>
-      <w:r>
-        <w:rPr>
-          <w:b/>
-          <w:bCs/>
-        </w:rPr>
-        <w:t xml:space="preserve">Single shot. </w:t>
-      </w:r>
-      <w:r>
-        <w:t xml:space="preserve">Summary tiles for the reference quantities, then pressure versus time at all four stations, and pressure, velocity and travel versus time for up to five barrel lengths overlaid at once. This overlay is the clearest way to see the barrel-length effect: the curves coincide and each simply terminates at its own muzzle.</w:t>
-      </w:r>
-    </w:p>
-    <w:p>
-      <w:pPr>
-        <w:spacing w:after="130" w:line="276" w:lineRule="auto"/>
-        <w:ind w:left="340"/>
-      </w:pPr>
-      <w:r>
-        <w:rPr>
-          <w:b/>
-          <w:bCs/>
-        </w:rPr>
-        <w:t xml:space="preserve">Barrel-length sweep. </w:t>
-      </w:r>
-      <w:r>
-        <w:t xml:space="preserve">Muzzle velocity, uncorking pressure, muzzle energy, burnt fraction, barrel time and marginal velocity gain, each against barrel length from 5 in to 26 in, with the published measurements overlaid.</w:t>
-      </w:r>
-    </w:p>
-    <w:p>
-      <w:pPr>
-        <w:spacing w:after="130" w:line="276" w:lineRule="auto"/>
-        <w:ind w:left="340"/>
-      </w:pPr>
-      <w:r>
-        <w:rPr>
-          <w:b/>
-          <w:bCs/>
-        </w:rPr>
-        <w:t xml:space="preserve">Energy &amp; diagnostics. </w:t>
-      </w:r>
-      <w:r>
-        <w:t xml:space="preserve">The energy budget, gas-port pressure history, derived quantities such as loading density and expansion ratio, and a live time-step convergence check.</w:t>
-      </w:r>
-    </w:p>
-    <w:p>
-      <w:pPr>
-        <w:spacing w:after="130" w:line="276" w:lineRule="auto"/>
-        <w:ind w:left="340"/>
-      </w:pPr>
-      <w:r>
-        <w:rPr>
-          <w:b/>
-          <w:bCs/>
-        </w:rPr>
-        <w:t xml:space="preserve">Data table. </w:t>
-      </w:r>
-      <w:r>
-        <w:t xml:space="preserve">The full numerical output, plus a CSV export of both the time history and the sweep.</w:t>
-      </w:r>
-    </w:p>
-    <w:p>
-      <w:pPr>
-        <w:spacing w:after="130" w:line="276" w:lineRule="auto"/>
-      </w:pPr>
-      <w:r>
-        <w:t xml:space="preserve">Every parameter in §7 is exposed as a slider, grouped by category, with the derived quantity shown alongside. Cartridge presets are provided for M855, M193 and Mk262, and weapon presets for the M4, Mk18 and mid-length configurations. The page warns when a parameter combination becomes physically impossible — for instance when the charge mass and case volume imply a packing fraction above what spheres can achieve — or when peak pressure exceeds the NATO limit.</w:t>
-      </w:r>
-    </w:p>
+    <w:tbl>
+      <w:tblPr>
+        <w:tblW w:type="dxa" w:w="9600"/>
+        <w:tblBorders>
+          <w:top w:val="single" w:color="auto" w:sz="4"/>
+          <w:left w:val="single" w:color="auto" w:sz="4"/>
+          <w:bottom w:val="single" w:color="auto" w:sz="4"/>
+          <w:right w:val="single" w:color="auto" w:sz="4"/>
+          <w:insideH w:val="single" w:color="auto" w:sz="4"/>
+          <w:insideV w:val="single" w:color="auto" w:sz="4"/>
+        </w:tblBorders>
+      </w:tblPr>
+      <w:tblGrid>
+        <w:gridCol w:w="1700"/>
+        <w:gridCol w:w="2100"/>
+        <w:gridCol w:w="1200"/>
+        <w:gridCol w:w="2200"/>
+        <w:gridCol w:w="1200"/>
+        <w:gridCol w:w="1200"/>
+      </w:tblGrid>
+      <w:tr>
+        <w:trPr>
+          <w:tblHeader/>
+        </w:trPr>
+        <w:tc>
+          <w:tcPr>
+            <w:tcW w:type="dxa" w:w="1700"/>
+            <w:tcBorders>
+              <w:top w:val="single" w:color="C3C2B7" w:sz="4"/>
+              <w:left w:val="none"/>
+              <w:bottom w:val="single" w:color="C3C2B7" w:sz="6"/>
+              <w:right w:val="none"/>
+            </w:tcBorders>
+            <w:shd w:fill="F1F0EC" w:val="clear"/>
+            <w:tcMar>
+              <w:top w:type="dxa" w:w="60"/>
+              <w:left w:type="dxa" w:w="100"/>
+              <w:bottom w:type="dxa" w:w="60"/>
+              <w:right w:type="dxa" w:w="100"/>
+            </w:tcMar>
+          </w:tcPr>
+          <w:p>
+            <w:pPr>
+              <w:spacing w:after="0" w:line="240"/>
+              <w:jc w:val="left"/>
+            </w:pPr>
+            <w:r>
+              <w:rPr>
+                <w:b/>
+                <w:bCs/>
+                <w:color w:val="1A1A19"/>
+                <w:sz w:val="17"/>
+                <w:szCs w:val="17"/>
+              </w:rPr>
+              <w:t xml:space="preserve">Distance (m)</w:t>
+            </w:r>
+          </w:p>
+        </w:tc>
+        <w:tc>
+          <w:tcPr>
+            <w:tcW w:type="dxa" w:w="2100"/>
+            <w:tcBorders>
+              <w:top w:val="single" w:color="C3C2B7" w:sz="4"/>
+              <w:left w:val="none"/>
+              <w:bottom w:val="single" w:color="C3C2B7" w:sz="6"/>
+              <w:right w:val="none"/>
+            </w:tcBorders>
+            <w:shd w:fill="F1F0EC" w:val="clear"/>
+            <w:tcMar>
+              <w:top w:type="dxa" w:w="60"/>
+              <w:left w:type="dxa" w:w="100"/>
+              <w:bottom w:type="dxa" w:w="60"/>
+              <w:right w:type="dxa" w:w="100"/>
+            </w:tcMar>
+          </w:tcPr>
+          <w:p>
+            <w:pPr>
+              <w:spacing w:after="0" w:line="240"/>
+              <w:jc w:val="right"/>
+            </w:pPr>
+            <w:r>
+              <w:rPr>
+                <w:b/>
+                <w:bCs/>
+                <w:color w:val="1A1A19"/>
+                <w:sz w:val="17"/>
+                <w:szCs w:val="17"/>
+              </w:rPr>
+              <w:t xml:space="preserve">Muzzle blast (Pa)</w:t>
+            </w:r>
+          </w:p>
+        </w:tc>
+        <w:tc>
+          <w:tcPr>
+            <w:tcW w:type="dxa" w:w="1200"/>
+            <w:tcBorders>
+              <w:top w:val="single" w:color="C3C2B7" w:sz="4"/>
+              <w:left w:val="none"/>
+              <w:bottom w:val="single" w:color="C3C2B7" w:sz="6"/>
+              <w:right w:val="none"/>
+            </w:tcBorders>
+            <w:shd w:fill="F1F0EC" w:val="clear"/>
+            <w:tcMar>
+              <w:top w:type="dxa" w:w="60"/>
+              <w:left w:type="dxa" w:w="100"/>
+              <w:bottom w:type="dxa" w:w="60"/>
+              <w:right w:type="dxa" w:w="100"/>
+            </w:tcMar>
+          </w:tcPr>
+          <w:p>
+            <w:pPr>
+              <w:spacing w:after="0" w:line="240"/>
+              <w:jc w:val="right"/>
+            </w:pPr>
+            <w:r>
+              <w:rPr>
+                <w:b/>
+                <w:bCs/>
+                <w:color w:val="1A1A19"/>
+                <w:sz w:val="17"/>
+                <w:szCs w:val="17"/>
+              </w:rPr>
+              <w:t xml:space="preserve">(dB)</w:t>
+            </w:r>
+          </w:p>
+        </w:tc>
+        <w:tc>
+          <w:tcPr>
+            <w:tcW w:type="dxa" w:w="2200"/>
+            <w:tcBorders>
+              <w:top w:val="single" w:color="C3C2B7" w:sz="4"/>
+              <w:left w:val="none"/>
+              <w:bottom w:val="single" w:color="C3C2B7" w:sz="6"/>
+              <w:right w:val="none"/>
+            </w:tcBorders>
+            <w:shd w:fill="F1F0EC" w:val="clear"/>
+            <w:tcMar>
+              <w:top w:type="dxa" w:w="60"/>
+              <w:left w:type="dxa" w:w="100"/>
+              <w:bottom w:type="dxa" w:w="60"/>
+              <w:right w:type="dxa" w:w="100"/>
+            </w:tcMar>
+          </w:tcPr>
+          <w:p>
+            <w:pPr>
+              <w:spacing w:after="0" w:line="240"/>
+              <w:jc w:val="right"/>
+            </w:pPr>
+            <w:r>
+              <w:rPr>
+                <w:b/>
+                <w:bCs/>
+                <w:color w:val="1A1A19"/>
+                <w:sz w:val="17"/>
+                <w:szCs w:val="17"/>
+              </w:rPr>
+              <w:t xml:space="preserve">Ballistic crack (Pa)</w:t>
+            </w:r>
+          </w:p>
+        </w:tc>
+        <w:tc>
+          <w:tcPr>
+            <w:tcW w:type="dxa" w:w="1200"/>
+            <w:tcBorders>
+              <w:top w:val="single" w:color="C3C2B7" w:sz="4"/>
+              <w:left w:val="none"/>
+              <w:bottom w:val="single" w:color="C3C2B7" w:sz="6"/>
+              <w:right w:val="none"/>
+            </w:tcBorders>
+            <w:shd w:fill="F1F0EC" w:val="clear"/>
+            <w:tcMar>
+              <w:top w:type="dxa" w:w="60"/>
+              <w:left w:type="dxa" w:w="100"/>
+              <w:bottom w:type="dxa" w:w="60"/>
+              <w:right w:type="dxa" w:w="100"/>
+            </w:tcMar>
+          </w:tcPr>
+          <w:p>
+            <w:pPr>
+              <w:spacing w:after="0" w:line="240"/>
+              <w:jc w:val="right"/>
+            </w:pPr>
+            <w:r>
+              <w:rPr>
+                <w:b/>
+                <w:bCs/>
+                <w:color w:val="1A1A19"/>
+                <w:sz w:val="17"/>
+                <w:szCs w:val="17"/>
+              </w:rPr>
+              <w:t xml:space="preserve">(dB)</w:t>
+            </w:r>
+          </w:p>
+        </w:tc>
+        <w:tc>
+          <w:tcPr>
+            <w:tcW w:type="dxa" w:w="1200"/>
+            <w:tcBorders>
+              <w:top w:val="single" w:color="C3C2B7" w:sz="4"/>
+              <w:left w:val="none"/>
+              <w:bottom w:val="single" w:color="C3C2B7" w:sz="6"/>
+              <w:right w:val="none"/>
+            </w:tcBorders>
+            <w:shd w:fill="F1F0EC" w:val="clear"/>
+            <w:tcMar>
+              <w:top w:type="dxa" w:w="60"/>
+              <w:left w:type="dxa" w:w="100"/>
+              <w:bottom w:type="dxa" w:w="60"/>
+              <w:right w:type="dxa" w:w="100"/>
+            </w:tcMar>
+          </w:tcPr>
+          <w:p>
+            <w:pPr>
+              <w:spacing w:after="0" w:line="240"/>
+              <w:jc w:val="right"/>
+            </w:pPr>
+            <w:r>
+              <w:rPr>
+                <w:b/>
+                <w:bCs/>
+                <w:color w:val="1A1A19"/>
+                <w:sz w:val="17"/>
+                <w:szCs w:val="17"/>
+              </w:rPr>
+              <w:t xml:space="preserve">Ratio</w:t>
+            </w:r>
+          </w:p>
+        </w:tc>
+      </w:tr>
+      <w:tr>
+        <w:tc>
+          <w:tcPr>
+            <w:tcW w:type="dxa" w:w="1700"/>
+            <w:tcBorders>
+              <w:top w:val="single" w:color="E1E0D9" w:sz="2"/>
+              <w:left w:val="none"/>
+              <w:bottom w:val="single" w:color="E1E0D9" w:sz="2"/>
+              <w:right w:val="none"/>
+            </w:tcBorders>
+            <w:tcMar>
+              <w:top w:type="dxa" w:w="60"/>
+              <w:left w:type="dxa" w:w="100"/>
+              <w:bottom w:type="dxa" w:w="60"/>
+              <w:right w:type="dxa" w:w="100"/>
+            </w:tcMar>
+          </w:tcPr>
+          <w:p>
+            <w:pPr>
+              <w:spacing w:after="0" w:line="240"/>
+              <w:jc w:val="left"/>
+            </w:pPr>
+            <w:r>
+              <w:rPr>
+                <w:b w:val="false"/>
+                <w:bCs w:val="false"/>
+                <w:color w:val="52514E"/>
+                <w:sz w:val="17"/>
+                <w:szCs w:val="17"/>
+              </w:rPr>
+              <w:t xml:space="preserve">1</w:t>
+            </w:r>
+          </w:p>
+        </w:tc>
+        <w:tc>
+          <w:tcPr>
+            <w:tcW w:type="dxa" w:w="2100"/>
+            <w:tcBorders>
+              <w:top w:val="single" w:color="E1E0D9" w:sz="2"/>
+              <w:left w:val="none"/>
+              <w:bottom w:val="single" w:color="E1E0D9" w:sz="2"/>
+              <w:right w:val="none"/>
+            </w:tcBorders>
+            <w:tcMar>
+              <w:top w:type="dxa" w:w="60"/>
+              <w:left w:type="dxa" w:w="100"/>
+              <w:bottom w:type="dxa" w:w="60"/>
+              <w:right w:type="dxa" w:w="100"/>
+            </w:tcMar>
+          </w:tcPr>
+          <w:p>
+            <w:pPr>
+              <w:spacing w:after="0" w:line="240"/>
+              <w:jc w:val="right"/>
+            </w:pPr>
+            <w:r>
+              <w:rPr>
+                <w:b w:val="false"/>
+                <w:bCs w:val="false"/>
+                <w:color w:val="52514E"/>
+                <w:sz w:val="17"/>
+                <w:szCs w:val="17"/>
+              </w:rPr>
+              <w:t xml:space="preserve">2 667</w:t>
+            </w:r>
+          </w:p>
+        </w:tc>
+        <w:tc>
+          <w:tcPr>
+            <w:tcW w:type="dxa" w:w="1200"/>
+            <w:tcBorders>
+              <w:top w:val="single" w:color="E1E0D9" w:sz="2"/>
+              <w:left w:val="none"/>
+              <w:bottom w:val="single" w:color="E1E0D9" w:sz="2"/>
+              <w:right w:val="none"/>
+            </w:tcBorders>
+            <w:tcMar>
+              <w:top w:type="dxa" w:w="60"/>
+              <w:left w:type="dxa" w:w="100"/>
+              <w:bottom w:type="dxa" w:w="60"/>
+              <w:right w:type="dxa" w:w="100"/>
+            </w:tcMar>
+          </w:tcPr>
+          <w:p>
+            <w:pPr>
+              <w:spacing w:after="0" w:line="240"/>
+              <w:jc w:val="right"/>
+            </w:pPr>
+            <w:r>
+              <w:rPr>
+                <w:b w:val="false"/>
+                <w:bCs w:val="false"/>
+                <w:color w:val="52514E"/>
+                <w:sz w:val="17"/>
+                <w:szCs w:val="17"/>
+              </w:rPr>
+              <w:t xml:space="preserve">162.5</w:t>
+            </w:r>
+          </w:p>
+        </w:tc>
+        <w:tc>
+          <w:tcPr>
+            <w:tcW w:type="dxa" w:w="2200"/>
+            <w:tcBorders>
+              <w:top w:val="single" w:color="E1E0D9" w:sz="2"/>
+              <w:left w:val="none"/>
+              <w:bottom w:val="single" w:color="E1E0D9" w:sz="2"/>
+              <w:right w:val="none"/>
+            </w:tcBorders>
+            <w:tcMar>
+              <w:top w:type="dxa" w:w="60"/>
+              <w:left w:type="dxa" w:w="100"/>
+              <w:bottom w:type="dxa" w:w="60"/>
+              <w:right w:type="dxa" w:w="100"/>
+            </w:tcMar>
+          </w:tcPr>
+          <w:p>
+            <w:pPr>
+              <w:spacing w:after="0" w:line="240"/>
+              <w:jc w:val="right"/>
+            </w:pPr>
+            <w:r>
+              <w:rPr>
+                <w:b w:val="false"/>
+                <w:bCs w:val="false"/>
+                <w:color w:val="52514E"/>
+                <w:sz w:val="17"/>
+                <w:szCs w:val="17"/>
+              </w:rPr>
+              <w:t xml:space="preserve">990</w:t>
+            </w:r>
+          </w:p>
+        </w:tc>
+        <w:tc>
+          <w:tcPr>
+            <w:tcW w:type="dxa" w:w="1200"/>
+            <w:tcBorders>
+              <w:top w:val="single" w:color="E1E0D9" w:sz="2"/>
+              <w:left w:val="none"/>
+              <w:bottom w:val="single" w:color="E1E0D9" w:sz="2"/>
+              <w:right w:val="none"/>
+            </w:tcBorders>
+            <w:tcMar>
+              <w:top w:type="dxa" w:w="60"/>
+              <w:left w:type="dxa" w:w="100"/>
+              <w:bottom w:type="dxa" w:w="60"/>
+              <w:right w:type="dxa" w:w="100"/>
+            </w:tcMar>
+          </w:tcPr>
+          <w:p>
+            <w:pPr>
+              <w:spacing w:after="0" w:line="240"/>
+              <w:jc w:val="right"/>
+            </w:pPr>
+            <w:r>
+              <w:rPr>
+                <w:b w:val="false"/>
+                <w:bCs w:val="false"/>
+                <w:color w:val="52514E"/>
+                <w:sz w:val="17"/>
+                <w:szCs w:val="17"/>
+              </w:rPr>
+              <w:t xml:space="preserve">153.9</w:t>
+            </w:r>
+          </w:p>
+        </w:tc>
+        <w:tc>
+          <w:tcPr>
+            <w:tcW w:type="dxa" w:w="1200"/>
+            <w:tcBorders>
+              <w:top w:val="single" w:color="E1E0D9" w:sz="2"/>
+              <w:left w:val="none"/>
+              <w:bottom w:val="single" w:color="E1E0D9" w:sz="2"/>
+              <w:right w:val="none"/>
+            </w:tcBorders>
+            <w:tcMar>
+              <w:top w:type="dxa" w:w="60"/>
+              <w:left w:type="dxa" w:w="100"/>
+              <w:bottom w:type="dxa" w:w="60"/>
+              <w:right w:type="dxa" w:w="100"/>
+            </w:tcMar>
+          </w:tcPr>
+          <w:p>
+            <w:pPr>
+              <w:spacing w:after="0" w:line="240"/>
+              <w:jc w:val="right"/>
+            </w:pPr>
+            <w:r>
+              <w:rPr>
+                <w:b w:val="false"/>
+                <w:bCs w:val="false"/>
+                <w:color w:val="52514E"/>
+                <w:sz w:val="17"/>
+                <w:szCs w:val="17"/>
+              </w:rPr>
+              <w:t xml:space="preserve">2.7 ×</w:t>
+            </w:r>
+          </w:p>
+        </w:tc>
+      </w:tr>
+      <w:tr>
+        <w:tc>
+          <w:tcPr>
+            <w:tcW w:type="dxa" w:w="1700"/>
+            <w:tcBorders>
+              <w:top w:val="single" w:color="E1E0D9" w:sz="2"/>
+              <w:left w:val="none"/>
+              <w:bottom w:val="single" w:color="E1E0D9" w:sz="2"/>
+              <w:right w:val="none"/>
+            </w:tcBorders>
+            <w:tcMar>
+              <w:top w:type="dxa" w:w="60"/>
+              <w:left w:type="dxa" w:w="100"/>
+              <w:bottom w:type="dxa" w:w="60"/>
+              <w:right w:type="dxa" w:w="100"/>
+            </w:tcMar>
+          </w:tcPr>
+          <w:p>
+            <w:pPr>
+              <w:spacing w:after="0" w:line="240"/>
+              <w:jc w:val="left"/>
+            </w:pPr>
+            <w:r>
+              <w:rPr>
+                <w:b w:val="false"/>
+                <w:bCs w:val="false"/>
+                <w:color w:val="52514E"/>
+                <w:sz w:val="17"/>
+                <w:szCs w:val="17"/>
+              </w:rPr>
+              <w:t xml:space="preserve">2</w:t>
+            </w:r>
+          </w:p>
+        </w:tc>
+        <w:tc>
+          <w:tcPr>
+            <w:tcW w:type="dxa" w:w="2100"/>
+            <w:tcBorders>
+              <w:top w:val="single" w:color="E1E0D9" w:sz="2"/>
+              <w:left w:val="none"/>
+              <w:bottom w:val="single" w:color="E1E0D9" w:sz="2"/>
+              <w:right w:val="none"/>
+            </w:tcBorders>
+            <w:tcMar>
+              <w:top w:type="dxa" w:w="60"/>
+              <w:left w:type="dxa" w:w="100"/>
+              <w:bottom w:type="dxa" w:w="60"/>
+              <w:right w:type="dxa" w:w="100"/>
+            </w:tcMar>
+          </w:tcPr>
+          <w:p>
+            <w:pPr>
+              <w:spacing w:after="0" w:line="240"/>
+              <w:jc w:val="right"/>
+            </w:pPr>
+            <w:r>
+              <w:rPr>
+                <w:b w:val="false"/>
+                <w:bCs w:val="false"/>
+                <w:color w:val="52514E"/>
+                <w:sz w:val="17"/>
+                <w:szCs w:val="17"/>
+              </w:rPr>
+              <w:t xml:space="preserve">1 334</w:t>
+            </w:r>
+          </w:p>
+        </w:tc>
+        <w:tc>
+          <w:tcPr>
+            <w:tcW w:type="dxa" w:w="1200"/>
+            <w:tcBorders>
+              <w:top w:val="single" w:color="E1E0D9" w:sz="2"/>
+              <w:left w:val="none"/>
+              <w:bottom w:val="single" w:color="E1E0D9" w:sz="2"/>
+              <w:right w:val="none"/>
+            </w:tcBorders>
+            <w:tcMar>
+              <w:top w:type="dxa" w:w="60"/>
+              <w:left w:type="dxa" w:w="100"/>
+              <w:bottom w:type="dxa" w:w="60"/>
+              <w:right w:type="dxa" w:w="100"/>
+            </w:tcMar>
+          </w:tcPr>
+          <w:p>
+            <w:pPr>
+              <w:spacing w:after="0" w:line="240"/>
+              <w:jc w:val="right"/>
+            </w:pPr>
+            <w:r>
+              <w:rPr>
+                <w:b w:val="false"/>
+                <w:bCs w:val="false"/>
+                <w:color w:val="52514E"/>
+                <w:sz w:val="17"/>
+                <w:szCs w:val="17"/>
+              </w:rPr>
+              <w:t xml:space="preserve">156.5</w:t>
+            </w:r>
+          </w:p>
+        </w:tc>
+        <w:tc>
+          <w:tcPr>
+            <w:tcW w:type="dxa" w:w="2200"/>
+            <w:tcBorders>
+              <w:top w:val="single" w:color="E1E0D9" w:sz="2"/>
+              <w:left w:val="none"/>
+              <w:bottom w:val="single" w:color="E1E0D9" w:sz="2"/>
+              <w:right w:val="none"/>
+            </w:tcBorders>
+            <w:tcMar>
+              <w:top w:type="dxa" w:w="60"/>
+              <w:left w:type="dxa" w:w="100"/>
+              <w:bottom w:type="dxa" w:w="60"/>
+              <w:right w:type="dxa" w:w="100"/>
+            </w:tcMar>
+          </w:tcPr>
+          <w:p>
+            <w:pPr>
+              <w:spacing w:after="0" w:line="240"/>
+              <w:jc w:val="right"/>
+            </w:pPr>
+            <w:r>
+              <w:rPr>
+                <w:b w:val="false"/>
+                <w:bCs w:val="false"/>
+                <w:color w:val="52514E"/>
+                <w:sz w:val="17"/>
+                <w:szCs w:val="17"/>
+              </w:rPr>
+              <w:t xml:space="preserve">589</w:t>
+            </w:r>
+          </w:p>
+        </w:tc>
+        <w:tc>
+          <w:tcPr>
+            <w:tcW w:type="dxa" w:w="1200"/>
+            <w:tcBorders>
+              <w:top w:val="single" w:color="E1E0D9" w:sz="2"/>
+              <w:left w:val="none"/>
+              <w:bottom w:val="single" w:color="E1E0D9" w:sz="2"/>
+              <w:right w:val="none"/>
+            </w:tcBorders>
+            <w:tcMar>
+              <w:top w:type="dxa" w:w="60"/>
+              <w:left w:type="dxa" w:w="100"/>
+              <w:bottom w:type="dxa" w:w="60"/>
+              <w:right w:type="dxa" w:w="100"/>
+            </w:tcMar>
+          </w:tcPr>
+          <w:p>
+            <w:pPr>
+              <w:spacing w:after="0" w:line="240"/>
+              <w:jc w:val="right"/>
+            </w:pPr>
+            <w:r>
+              <w:rPr>
+                <w:b w:val="false"/>
+                <w:bCs w:val="false"/>
+                <w:color w:val="52514E"/>
+                <w:sz w:val="17"/>
+                <w:szCs w:val="17"/>
+              </w:rPr>
+              <w:t xml:space="preserve">149.4</w:t>
+            </w:r>
+          </w:p>
+        </w:tc>
+        <w:tc>
+          <w:tcPr>
+            <w:tcW w:type="dxa" w:w="1200"/>
+            <w:tcBorders>
+              <w:top w:val="single" w:color="E1E0D9" w:sz="2"/>
+              <w:left w:val="none"/>
+              <w:bottom w:val="single" w:color="E1E0D9" w:sz="2"/>
+              <w:right w:val="none"/>
+            </w:tcBorders>
+            <w:tcMar>
+              <w:top w:type="dxa" w:w="60"/>
+              <w:left w:type="dxa" w:w="100"/>
+              <w:bottom w:type="dxa" w:w="60"/>
+              <w:right w:type="dxa" w:w="100"/>
+            </w:tcMar>
+          </w:tcPr>
+          <w:p>
+            <w:pPr>
+              <w:spacing w:after="0" w:line="240"/>
+              <w:jc w:val="right"/>
+            </w:pPr>
+            <w:r>
+              <w:rPr>
+                <w:b w:val="false"/>
+                <w:bCs w:val="false"/>
+                <w:color w:val="52514E"/>
+                <w:sz w:val="17"/>
+                <w:szCs w:val="17"/>
+              </w:rPr>
+              <w:t xml:space="preserve">2.3 ×</w:t>
+            </w:r>
+          </w:p>
+        </w:tc>
+      </w:tr>
+      <w:tr>
+        <w:tc>
+          <w:tcPr>
+            <w:tcW w:type="dxa" w:w="1700"/>
+            <w:tcBorders>
+              <w:top w:val="single" w:color="E1E0D9" w:sz="2"/>
+              <w:left w:val="none"/>
+              <w:bottom w:val="single" w:color="E1E0D9" w:sz="2"/>
+              <w:right w:val="none"/>
+            </w:tcBorders>
+            <w:tcMar>
+              <w:top w:type="dxa" w:w="60"/>
+              <w:left w:type="dxa" w:w="100"/>
+              <w:bottom w:type="dxa" w:w="60"/>
+              <w:right w:type="dxa" w:w="100"/>
+            </w:tcMar>
+          </w:tcPr>
+          <w:p>
+            <w:pPr>
+              <w:spacing w:after="0" w:line="240"/>
+              <w:jc w:val="left"/>
+            </w:pPr>
+            <w:r>
+              <w:rPr>
+                <w:b w:val="false"/>
+                <w:bCs w:val="false"/>
+                <w:color w:val="52514E"/>
+                <w:sz w:val="17"/>
+                <w:szCs w:val="17"/>
+              </w:rPr>
+              <w:t xml:space="preserve">5</w:t>
+            </w:r>
+          </w:p>
+        </w:tc>
+        <w:tc>
+          <w:tcPr>
+            <w:tcW w:type="dxa" w:w="2100"/>
+            <w:tcBorders>
+              <w:top w:val="single" w:color="E1E0D9" w:sz="2"/>
+              <w:left w:val="none"/>
+              <w:bottom w:val="single" w:color="E1E0D9" w:sz="2"/>
+              <w:right w:val="none"/>
+            </w:tcBorders>
+            <w:tcMar>
+              <w:top w:type="dxa" w:w="60"/>
+              <w:left w:type="dxa" w:w="100"/>
+              <w:bottom w:type="dxa" w:w="60"/>
+              <w:right w:type="dxa" w:w="100"/>
+            </w:tcMar>
+          </w:tcPr>
+          <w:p>
+            <w:pPr>
+              <w:spacing w:after="0" w:line="240"/>
+              <w:jc w:val="right"/>
+            </w:pPr>
+            <w:r>
+              <w:rPr>
+                <w:b w:val="false"/>
+                <w:bCs w:val="false"/>
+                <w:color w:val="52514E"/>
+                <w:sz w:val="17"/>
+                <w:szCs w:val="17"/>
+              </w:rPr>
+              <w:t xml:space="preserve">533</w:t>
+            </w:r>
+          </w:p>
+        </w:tc>
+        <w:tc>
+          <w:tcPr>
+            <w:tcW w:type="dxa" w:w="1200"/>
+            <w:tcBorders>
+              <w:top w:val="single" w:color="E1E0D9" w:sz="2"/>
+              <w:left w:val="none"/>
+              <w:bottom w:val="single" w:color="E1E0D9" w:sz="2"/>
+              <w:right w:val="none"/>
+            </w:tcBorders>
+            <w:tcMar>
+              <w:top w:type="dxa" w:w="60"/>
+              <w:left w:type="dxa" w:w="100"/>
+              <w:bottom w:type="dxa" w:w="60"/>
+              <w:right w:type="dxa" w:w="100"/>
+            </w:tcMar>
+          </w:tcPr>
+          <w:p>
+            <w:pPr>
+              <w:spacing w:after="0" w:line="240"/>
+              <w:jc w:val="right"/>
+            </w:pPr>
+            <w:r>
+              <w:rPr>
+                <w:b w:val="false"/>
+                <w:bCs w:val="false"/>
+                <w:color w:val="52514E"/>
+                <w:sz w:val="17"/>
+                <w:szCs w:val="17"/>
+              </w:rPr>
+              <w:t xml:space="preserve">148.5</w:t>
+            </w:r>
+          </w:p>
+        </w:tc>
+        <w:tc>
+          <w:tcPr>
+            <w:tcW w:type="dxa" w:w="2200"/>
+            <w:tcBorders>
+              <w:top w:val="single" w:color="E1E0D9" w:sz="2"/>
+              <w:left w:val="none"/>
+              <w:bottom w:val="single" w:color="E1E0D9" w:sz="2"/>
+              <w:right w:val="none"/>
+            </w:tcBorders>
+            <w:tcMar>
+              <w:top w:type="dxa" w:w="60"/>
+              <w:left w:type="dxa" w:w="100"/>
+              <w:bottom w:type="dxa" w:w="60"/>
+              <w:right w:type="dxa" w:w="100"/>
+            </w:tcMar>
+          </w:tcPr>
+          <w:p>
+            <w:pPr>
+              <w:spacing w:after="0" w:line="240"/>
+              <w:jc w:val="right"/>
+            </w:pPr>
+            <w:r>
+              <w:rPr>
+                <w:b w:val="false"/>
+                <w:bCs w:val="false"/>
+                <w:color w:val="52514E"/>
+                <w:sz w:val="17"/>
+                <w:szCs w:val="17"/>
+              </w:rPr>
+              <w:t xml:space="preserve">296</w:t>
+            </w:r>
+          </w:p>
+        </w:tc>
+        <w:tc>
+          <w:tcPr>
+            <w:tcW w:type="dxa" w:w="1200"/>
+            <w:tcBorders>
+              <w:top w:val="single" w:color="E1E0D9" w:sz="2"/>
+              <w:left w:val="none"/>
+              <w:bottom w:val="single" w:color="E1E0D9" w:sz="2"/>
+              <w:right w:val="none"/>
+            </w:tcBorders>
+            <w:tcMar>
+              <w:top w:type="dxa" w:w="60"/>
+              <w:left w:type="dxa" w:w="100"/>
+              <w:bottom w:type="dxa" w:w="60"/>
+              <w:right w:type="dxa" w:w="100"/>
+            </w:tcMar>
+          </w:tcPr>
+          <w:p>
+            <w:pPr>
+              <w:spacing w:after="0" w:line="240"/>
+              <w:jc w:val="right"/>
+            </w:pPr>
+            <w:r>
+              <w:rPr>
+                <w:b w:val="false"/>
+                <w:bCs w:val="false"/>
+                <w:color w:val="52514E"/>
+                <w:sz w:val="17"/>
+                <w:szCs w:val="17"/>
+              </w:rPr>
+              <w:t xml:space="preserve">143.4</w:t>
+            </w:r>
+          </w:p>
+        </w:tc>
+        <w:tc>
+          <w:tcPr>
+            <w:tcW w:type="dxa" w:w="1200"/>
+            <w:tcBorders>
+              <w:top w:val="single" w:color="E1E0D9" w:sz="2"/>
+              <w:left w:val="none"/>
+              <w:bottom w:val="single" w:color="E1E0D9" w:sz="2"/>
+              <w:right w:val="none"/>
+            </w:tcBorders>
+            <w:tcMar>
+              <w:top w:type="dxa" w:w="60"/>
+              <w:left w:type="dxa" w:w="100"/>
+              <w:bottom w:type="dxa" w:w="60"/>
+              <w:right w:type="dxa" w:w="100"/>
+            </w:tcMar>
+          </w:tcPr>
+          <w:p>
+            <w:pPr>
+              <w:spacing w:after="0" w:line="240"/>
+              <w:jc w:val="right"/>
+            </w:pPr>
+            <w:r>
+              <w:rPr>
+                <w:b w:val="false"/>
+                <w:bCs w:val="false"/>
+                <w:color w:val="52514E"/>
+                <w:sz w:val="17"/>
+                <w:szCs w:val="17"/>
+              </w:rPr>
+              <w:t xml:space="preserve">1.8 ×</w:t>
+            </w:r>
+          </w:p>
+        </w:tc>
+      </w:tr>
+      <w:tr>
+        <w:tc>
+          <w:tcPr>
+            <w:tcW w:type="dxa" w:w="1700"/>
+            <w:tcBorders>
+              <w:top w:val="single" w:color="E1E0D9" w:sz="2"/>
+              <w:left w:val="none"/>
+              <w:bottom w:val="single" w:color="E1E0D9" w:sz="2"/>
+              <w:right w:val="none"/>
+            </w:tcBorders>
+            <w:tcMar>
+              <w:top w:type="dxa" w:w="60"/>
+              <w:left w:type="dxa" w:w="100"/>
+              <w:bottom w:type="dxa" w:w="60"/>
+              <w:right w:type="dxa" w:w="100"/>
+            </w:tcMar>
+          </w:tcPr>
+          <w:p>
+            <w:pPr>
+              <w:spacing w:after="0" w:line="240"/>
+              <w:jc w:val="left"/>
+            </w:pPr>
+            <w:r>
+              <w:rPr>
+                <w:b w:val="false"/>
+                <w:bCs w:val="false"/>
+                <w:color w:val="52514E"/>
+                <w:sz w:val="17"/>
+                <w:szCs w:val="17"/>
+              </w:rPr>
+              <w:t xml:space="preserve">10</w:t>
+            </w:r>
+          </w:p>
+        </w:tc>
+        <w:tc>
+          <w:tcPr>
+            <w:tcW w:type="dxa" w:w="2100"/>
+            <w:tcBorders>
+              <w:top w:val="single" w:color="E1E0D9" w:sz="2"/>
+              <w:left w:val="none"/>
+              <w:bottom w:val="single" w:color="E1E0D9" w:sz="2"/>
+              <w:right w:val="none"/>
+            </w:tcBorders>
+            <w:tcMar>
+              <w:top w:type="dxa" w:w="60"/>
+              <w:left w:type="dxa" w:w="100"/>
+              <w:bottom w:type="dxa" w:w="60"/>
+              <w:right w:type="dxa" w:w="100"/>
+            </w:tcMar>
+          </w:tcPr>
+          <w:p>
+            <w:pPr>
+              <w:spacing w:after="0" w:line="240"/>
+              <w:jc w:val="right"/>
+            </w:pPr>
+            <w:r>
+              <w:rPr>
+                <w:b w:val="false"/>
+                <w:bCs w:val="false"/>
+                <w:color w:val="52514E"/>
+                <w:sz w:val="17"/>
+                <w:szCs w:val="17"/>
+              </w:rPr>
+              <w:t xml:space="preserve">267</w:t>
+            </w:r>
+          </w:p>
+        </w:tc>
+        <w:tc>
+          <w:tcPr>
+            <w:tcW w:type="dxa" w:w="1200"/>
+            <w:tcBorders>
+              <w:top w:val="single" w:color="E1E0D9" w:sz="2"/>
+              <w:left w:val="none"/>
+              <w:bottom w:val="single" w:color="E1E0D9" w:sz="2"/>
+              <w:right w:val="none"/>
+            </w:tcBorders>
+            <w:tcMar>
+              <w:top w:type="dxa" w:w="60"/>
+              <w:left w:type="dxa" w:w="100"/>
+              <w:bottom w:type="dxa" w:w="60"/>
+              <w:right w:type="dxa" w:w="100"/>
+            </w:tcMar>
+          </w:tcPr>
+          <w:p>
+            <w:pPr>
+              <w:spacing w:after="0" w:line="240"/>
+              <w:jc w:val="right"/>
+            </w:pPr>
+            <w:r>
+              <w:rPr>
+                <w:b w:val="false"/>
+                <w:bCs w:val="false"/>
+                <w:color w:val="52514E"/>
+                <w:sz w:val="17"/>
+                <w:szCs w:val="17"/>
+              </w:rPr>
+              <w:t xml:space="preserve">142.5</w:t>
+            </w:r>
+          </w:p>
+        </w:tc>
+        <w:tc>
+          <w:tcPr>
+            <w:tcW w:type="dxa" w:w="2200"/>
+            <w:tcBorders>
+              <w:top w:val="single" w:color="E1E0D9" w:sz="2"/>
+              <w:left w:val="none"/>
+              <w:bottom w:val="single" w:color="E1E0D9" w:sz="2"/>
+              <w:right w:val="none"/>
+            </w:tcBorders>
+            <w:tcMar>
+              <w:top w:type="dxa" w:w="60"/>
+              <w:left w:type="dxa" w:w="100"/>
+              <w:bottom w:type="dxa" w:w="60"/>
+              <w:right w:type="dxa" w:w="100"/>
+            </w:tcMar>
+          </w:tcPr>
+          <w:p>
+            <w:pPr>
+              <w:spacing w:after="0" w:line="240"/>
+              <w:jc w:val="right"/>
+            </w:pPr>
+            <w:r>
+              <w:rPr>
+                <w:b w:val="false"/>
+                <w:bCs w:val="false"/>
+                <w:color w:val="52514E"/>
+                <w:sz w:val="17"/>
+                <w:szCs w:val="17"/>
+              </w:rPr>
+              <w:t xml:space="preserve">176</w:t>
+            </w:r>
+          </w:p>
+        </w:tc>
+        <w:tc>
+          <w:tcPr>
+            <w:tcW w:type="dxa" w:w="1200"/>
+            <w:tcBorders>
+              <w:top w:val="single" w:color="E1E0D9" w:sz="2"/>
+              <w:left w:val="none"/>
+              <w:bottom w:val="single" w:color="E1E0D9" w:sz="2"/>
+              <w:right w:val="none"/>
+            </w:tcBorders>
+            <w:tcMar>
+              <w:top w:type="dxa" w:w="60"/>
+              <w:left w:type="dxa" w:w="100"/>
+              <w:bottom w:type="dxa" w:w="60"/>
+              <w:right w:type="dxa" w:w="100"/>
+            </w:tcMar>
+          </w:tcPr>
+          <w:p>
+            <w:pPr>
+              <w:spacing w:after="0" w:line="240"/>
+              <w:jc w:val="right"/>
+            </w:pPr>
+            <w:r>
+              <w:rPr>
+                <w:b w:val="false"/>
+                <w:bCs w:val="false"/>
+                <w:color w:val="52514E"/>
+                <w:sz w:val="17"/>
+                <w:szCs w:val="17"/>
+              </w:rPr>
+              <w:t xml:space="preserve">138.9</w:t>
+            </w:r>
+          </w:p>
+        </w:tc>
+        <w:tc>
+          <w:tcPr>
+            <w:tcW w:type="dxa" w:w="1200"/>
+            <w:tcBorders>
+              <w:top w:val="single" w:color="E1E0D9" w:sz="2"/>
+              <w:left w:val="none"/>
+              <w:bottom w:val="single" w:color="E1E0D9" w:sz="2"/>
+              <w:right w:val="none"/>
+            </w:tcBorders>
+            <w:tcMar>
+              <w:top w:type="dxa" w:w="60"/>
+              <w:left w:type="dxa" w:w="100"/>
+              <w:bottom w:type="dxa" w:w="60"/>
+              <w:right w:type="dxa" w:w="100"/>
+            </w:tcMar>
+          </w:tcPr>
+          <w:p>
+            <w:pPr>
+              <w:spacing w:after="0" w:line="240"/>
+              <w:jc w:val="right"/>
+            </w:pPr>
+            <w:r>
+              <w:rPr>
+                <w:b w:val="false"/>
+                <w:bCs w:val="false"/>
+                <w:color w:val="52514E"/>
+                <w:sz w:val="17"/>
+                <w:szCs w:val="17"/>
+              </w:rPr>
+              <w:t xml:space="preserve">1.5 ×</w:t>
+            </w:r>
+          </w:p>
+        </w:tc>
+      </w:tr>
+      <w:tr>
+        <w:tc>
+          <w:tcPr>
+            <w:tcW w:type="dxa" w:w="1700"/>
+            <w:tcBorders>
+              <w:top w:val="single" w:color="E1E0D9" w:sz="2"/>
+              <w:left w:val="none"/>
+              <w:bottom w:val="single" w:color="E1E0D9" w:sz="2"/>
+              <w:right w:val="none"/>
+            </w:tcBorders>
+            <w:tcMar>
+              <w:top w:type="dxa" w:w="60"/>
+              <w:left w:type="dxa" w:w="100"/>
+              <w:bottom w:type="dxa" w:w="60"/>
+              <w:right w:type="dxa" w:w="100"/>
+            </w:tcMar>
+          </w:tcPr>
+          <w:p>
+            <w:pPr>
+              <w:spacing w:after="0" w:line="240"/>
+              <w:jc w:val="left"/>
+            </w:pPr>
+            <w:r>
+              <w:rPr>
+                <w:b w:val="false"/>
+                <w:bCs w:val="false"/>
+                <w:color w:val="52514E"/>
+                <w:sz w:val="17"/>
+                <w:szCs w:val="17"/>
+              </w:rPr>
+              <w:t xml:space="preserve">25</w:t>
+            </w:r>
+          </w:p>
+        </w:tc>
+        <w:tc>
+          <w:tcPr>
+            <w:tcW w:type="dxa" w:w="2100"/>
+            <w:tcBorders>
+              <w:top w:val="single" w:color="E1E0D9" w:sz="2"/>
+              <w:left w:val="none"/>
+              <w:bottom w:val="single" w:color="E1E0D9" w:sz="2"/>
+              <w:right w:val="none"/>
+            </w:tcBorders>
+            <w:tcMar>
+              <w:top w:type="dxa" w:w="60"/>
+              <w:left w:type="dxa" w:w="100"/>
+              <w:bottom w:type="dxa" w:w="60"/>
+              <w:right w:type="dxa" w:w="100"/>
+            </w:tcMar>
+          </w:tcPr>
+          <w:p>
+            <w:pPr>
+              <w:spacing w:after="0" w:line="240"/>
+              <w:jc w:val="right"/>
+            </w:pPr>
+            <w:r>
+              <w:rPr>
+                <w:b w:val="false"/>
+                <w:bCs w:val="false"/>
+                <w:color w:val="52514E"/>
+                <w:sz w:val="17"/>
+                <w:szCs w:val="17"/>
+              </w:rPr>
+              <w:t xml:space="preserve">107</w:t>
+            </w:r>
+          </w:p>
+        </w:tc>
+        <w:tc>
+          <w:tcPr>
+            <w:tcW w:type="dxa" w:w="1200"/>
+            <w:tcBorders>
+              <w:top w:val="single" w:color="E1E0D9" w:sz="2"/>
+              <w:left w:val="none"/>
+              <w:bottom w:val="single" w:color="E1E0D9" w:sz="2"/>
+              <w:right w:val="none"/>
+            </w:tcBorders>
+            <w:tcMar>
+              <w:top w:type="dxa" w:w="60"/>
+              <w:left w:type="dxa" w:w="100"/>
+              <w:bottom w:type="dxa" w:w="60"/>
+              <w:right w:type="dxa" w:w="100"/>
+            </w:tcMar>
+          </w:tcPr>
+          <w:p>
+            <w:pPr>
+              <w:spacing w:after="0" w:line="240"/>
+              <w:jc w:val="right"/>
+            </w:pPr>
+            <w:r>
+              <w:rPr>
+                <w:b w:val="false"/>
+                <w:bCs w:val="false"/>
+                <w:color w:val="52514E"/>
+                <w:sz w:val="17"/>
+                <w:szCs w:val="17"/>
+              </w:rPr>
+              <w:t xml:space="preserve">134.5</w:t>
+            </w:r>
+          </w:p>
+        </w:tc>
+        <w:tc>
+          <w:tcPr>
+            <w:tcW w:type="dxa" w:w="2200"/>
+            <w:tcBorders>
+              <w:top w:val="single" w:color="E1E0D9" w:sz="2"/>
+              <w:left w:val="none"/>
+              <w:bottom w:val="single" w:color="E1E0D9" w:sz="2"/>
+              <w:right w:val="none"/>
+            </w:tcBorders>
+            <w:tcMar>
+              <w:top w:type="dxa" w:w="60"/>
+              <w:left w:type="dxa" w:w="100"/>
+              <w:bottom w:type="dxa" w:w="60"/>
+              <w:right w:type="dxa" w:w="100"/>
+            </w:tcMar>
+          </w:tcPr>
+          <w:p>
+            <w:pPr>
+              <w:spacing w:after="0" w:line="240"/>
+              <w:jc w:val="right"/>
+            </w:pPr>
+            <w:r>
+              <w:rPr>
+                <w:b w:val="false"/>
+                <w:bCs w:val="false"/>
+                <w:color w:val="52514E"/>
+                <w:sz w:val="17"/>
+                <w:szCs w:val="17"/>
+              </w:rPr>
+              <w:t xml:space="preserve">89</w:t>
+            </w:r>
+          </w:p>
+        </w:tc>
+        <w:tc>
+          <w:tcPr>
+            <w:tcW w:type="dxa" w:w="1200"/>
+            <w:tcBorders>
+              <w:top w:val="single" w:color="E1E0D9" w:sz="2"/>
+              <w:left w:val="none"/>
+              <w:bottom w:val="single" w:color="E1E0D9" w:sz="2"/>
+              <w:right w:val="none"/>
+            </w:tcBorders>
+            <w:tcMar>
+              <w:top w:type="dxa" w:w="60"/>
+              <w:left w:type="dxa" w:w="100"/>
+              <w:bottom w:type="dxa" w:w="60"/>
+              <w:right w:type="dxa" w:w="100"/>
+            </w:tcMar>
+          </w:tcPr>
+          <w:p>
+            <w:pPr>
+              <w:spacing w:after="0" w:line="240"/>
+              <w:jc w:val="right"/>
+            </w:pPr>
+            <w:r>
+              <w:rPr>
+                <w:b w:val="false"/>
+                <w:bCs w:val="false"/>
+                <w:color w:val="52514E"/>
+                <w:sz w:val="17"/>
+                <w:szCs w:val="17"/>
+              </w:rPr>
+              <w:t xml:space="preserve">132.9</w:t>
+            </w:r>
+          </w:p>
+        </w:tc>
+        <w:tc>
+          <w:tcPr>
+            <w:tcW w:type="dxa" w:w="1200"/>
+            <w:tcBorders>
+              <w:top w:val="single" w:color="E1E0D9" w:sz="2"/>
+              <w:left w:val="none"/>
+              <w:bottom w:val="single" w:color="E1E0D9" w:sz="2"/>
+              <w:right w:val="none"/>
+            </w:tcBorders>
+            <w:tcMar>
+              <w:top w:type="dxa" w:w="60"/>
+              <w:left w:type="dxa" w:w="100"/>
+              <w:bottom w:type="dxa" w:w="60"/>
+              <w:right w:type="dxa" w:w="100"/>
+            </w:tcMar>
+          </w:tcPr>
+          <w:p>
+            <w:pPr>
+              <w:spacing w:after="0" w:line="240"/>
+              <w:jc w:val="right"/>
+            </w:pPr>
+            <w:r>
+              <w:rPr>
+                <w:b w:val="false"/>
+                <w:bCs w:val="false"/>
+                <w:color w:val="52514E"/>
+                <w:sz w:val="17"/>
+                <w:szCs w:val="17"/>
+              </w:rPr>
+              <w:t xml:space="preserve">1.2 ×</w:t>
+            </w:r>
+          </w:p>
+        </w:tc>
+      </w:tr>
+      <w:tr>
+        <w:tc>
+          <w:tcPr>
+            <w:tcW w:type="dxa" w:w="1700"/>
+            <w:tcBorders>
+              <w:top w:val="single" w:color="E1E0D9" w:sz="2"/>
+              <w:left w:val="none"/>
+              <w:bottom w:val="single" w:color="E1E0D9" w:sz="2"/>
+              <w:right w:val="none"/>
+            </w:tcBorders>
+            <w:tcMar>
+              <w:top w:type="dxa" w:w="60"/>
+              <w:left w:type="dxa" w:w="100"/>
+              <w:bottom w:type="dxa" w:w="60"/>
+              <w:right w:type="dxa" w:w="100"/>
+            </w:tcMar>
+          </w:tcPr>
+          <w:p>
+            <w:pPr>
+              <w:spacing w:after="0" w:line="240"/>
+              <w:jc w:val="left"/>
+            </w:pPr>
+            <w:r>
+              <w:rPr>
+                <w:b w:val="false"/>
+                <w:bCs w:val="false"/>
+                <w:color w:val="52514E"/>
+                <w:sz w:val="17"/>
+                <w:szCs w:val="17"/>
+              </w:rPr>
+              <w:t xml:space="preserve">50</w:t>
+            </w:r>
+          </w:p>
+        </w:tc>
+        <w:tc>
+          <w:tcPr>
+            <w:tcW w:type="dxa" w:w="2100"/>
+            <w:tcBorders>
+              <w:top w:val="single" w:color="E1E0D9" w:sz="2"/>
+              <w:left w:val="none"/>
+              <w:bottom w:val="single" w:color="E1E0D9" w:sz="2"/>
+              <w:right w:val="none"/>
+            </w:tcBorders>
+            <w:tcMar>
+              <w:top w:type="dxa" w:w="60"/>
+              <w:left w:type="dxa" w:w="100"/>
+              <w:bottom w:type="dxa" w:w="60"/>
+              <w:right w:type="dxa" w:w="100"/>
+            </w:tcMar>
+          </w:tcPr>
+          <w:p>
+            <w:pPr>
+              <w:spacing w:after="0" w:line="240"/>
+              <w:jc w:val="right"/>
+            </w:pPr>
+            <w:r>
+              <w:rPr>
+                <w:b w:val="false"/>
+                <w:bCs w:val="false"/>
+                <w:color w:val="52514E"/>
+                <w:sz w:val="17"/>
+                <w:szCs w:val="17"/>
+              </w:rPr>
+              <w:t xml:space="preserve">53</w:t>
+            </w:r>
+          </w:p>
+        </w:tc>
+        <w:tc>
+          <w:tcPr>
+            <w:tcW w:type="dxa" w:w="1200"/>
+            <w:tcBorders>
+              <w:top w:val="single" w:color="E1E0D9" w:sz="2"/>
+              <w:left w:val="none"/>
+              <w:bottom w:val="single" w:color="E1E0D9" w:sz="2"/>
+              <w:right w:val="none"/>
+            </w:tcBorders>
+            <w:tcMar>
+              <w:top w:type="dxa" w:w="60"/>
+              <w:left w:type="dxa" w:w="100"/>
+              <w:bottom w:type="dxa" w:w="60"/>
+              <w:right w:type="dxa" w:w="100"/>
+            </w:tcMar>
+          </w:tcPr>
+          <w:p>
+            <w:pPr>
+              <w:spacing w:after="0" w:line="240"/>
+              <w:jc w:val="right"/>
+            </w:pPr>
+            <w:r>
+              <w:rPr>
+                <w:b w:val="false"/>
+                <w:bCs w:val="false"/>
+                <w:color w:val="52514E"/>
+                <w:sz w:val="17"/>
+                <w:szCs w:val="17"/>
+              </w:rPr>
+              <w:t xml:space="preserve">128.5</w:t>
+            </w:r>
+          </w:p>
+        </w:tc>
+        <w:tc>
+          <w:tcPr>
+            <w:tcW w:type="dxa" w:w="2200"/>
+            <w:tcBorders>
+              <w:top w:val="single" w:color="E1E0D9" w:sz="2"/>
+              <w:left w:val="none"/>
+              <w:bottom w:val="single" w:color="E1E0D9" w:sz="2"/>
+              <w:right w:val="none"/>
+            </w:tcBorders>
+            <w:tcMar>
+              <w:top w:type="dxa" w:w="60"/>
+              <w:left w:type="dxa" w:w="100"/>
+              <w:bottom w:type="dxa" w:w="60"/>
+              <w:right w:type="dxa" w:w="100"/>
+            </w:tcMar>
+          </w:tcPr>
+          <w:p>
+            <w:pPr>
+              <w:spacing w:after="0" w:line="240"/>
+              <w:jc w:val="right"/>
+            </w:pPr>
+            <w:r>
+              <w:rPr>
+                <w:b w:val="false"/>
+                <w:bCs w:val="false"/>
+                <w:color w:val="52514E"/>
+                <w:sz w:val="17"/>
+                <w:szCs w:val="17"/>
+              </w:rPr>
+              <w:t xml:space="preserve">53</w:t>
+            </w:r>
+          </w:p>
+        </w:tc>
+        <w:tc>
+          <w:tcPr>
+            <w:tcW w:type="dxa" w:w="1200"/>
+            <w:tcBorders>
+              <w:top w:val="single" w:color="E1E0D9" w:sz="2"/>
+              <w:left w:val="none"/>
+              <w:bottom w:val="single" w:color="E1E0D9" w:sz="2"/>
+              <w:right w:val="none"/>
+            </w:tcBorders>
+            <w:tcMar>
+              <w:top w:type="dxa" w:w="60"/>
+              <w:left w:type="dxa" w:w="100"/>
+              <w:bottom w:type="dxa" w:w="60"/>
+              <w:right w:type="dxa" w:w="100"/>
+            </w:tcMar>
+          </w:tcPr>
+          <w:p>
+            <w:pPr>
+              <w:spacing w:after="0" w:line="240"/>
+              <w:jc w:val="right"/>
+            </w:pPr>
+            <w:r>
+              <w:rPr>
+                <w:b w:val="false"/>
+                <w:bCs w:val="false"/>
+                <w:color w:val="52514E"/>
+                <w:sz w:val="17"/>
+                <w:szCs w:val="17"/>
+              </w:rPr>
+              <w:t xml:space="preserve">128.4</w:t>
+            </w:r>
+          </w:p>
+        </w:tc>
+        <w:tc>
+          <w:tcPr>
+            <w:tcW w:type="dxa" w:w="1200"/>
+            <w:tcBorders>
+              <w:top w:val="single" w:color="E1E0D9" w:sz="2"/>
+              <w:left w:val="none"/>
+              <w:bottom w:val="single" w:color="E1E0D9" w:sz="2"/>
+              <w:right w:val="none"/>
+            </w:tcBorders>
+            <w:tcMar>
+              <w:top w:type="dxa" w:w="60"/>
+              <w:left w:type="dxa" w:w="100"/>
+              <w:bottom w:type="dxa" w:w="60"/>
+              <w:right w:type="dxa" w:w="100"/>
+            </w:tcMar>
+          </w:tcPr>
+          <w:p>
+            <w:pPr>
+              <w:spacing w:after="0" w:line="240"/>
+              <w:jc w:val="right"/>
+            </w:pPr>
+            <w:r>
+              <w:rPr>
+                <w:b w:val="false"/>
+                <w:bCs w:val="false"/>
+                <w:color w:val="52514E"/>
+                <w:sz w:val="17"/>
+                <w:szCs w:val="17"/>
+              </w:rPr>
+              <w:t xml:space="preserve">1.0 ×</w:t>
+            </w:r>
+          </w:p>
+        </w:tc>
+      </w:tr>
+      <w:tr>
+        <w:tc>
+          <w:tcPr>
+            <w:tcW w:type="dxa" w:w="1700"/>
+            <w:tcBorders>
+              <w:top w:val="single" w:color="E1E0D9" w:sz="2"/>
+              <w:left w:val="none"/>
+              <w:bottom w:val="single" w:color="E1E0D9" w:sz="2"/>
+              <w:right w:val="none"/>
+            </w:tcBorders>
+            <w:tcMar>
+              <w:top w:type="dxa" w:w="60"/>
+              <w:left w:type="dxa" w:w="100"/>
+              <w:bottom w:type="dxa" w:w="60"/>
+              <w:right w:type="dxa" w:w="100"/>
+            </w:tcMar>
+          </w:tcPr>
+          <w:p>
+            <w:pPr>
+              <w:spacing w:after="0" w:line="240"/>
+              <w:jc w:val="left"/>
+            </w:pPr>
+            <w:r>
+              <w:rPr>
+                <w:b w:val="false"/>
+                <w:bCs w:val="false"/>
+                <w:color w:val="52514E"/>
+                <w:sz w:val="17"/>
+                <w:szCs w:val="17"/>
+              </w:rPr>
+              <w:t xml:space="preserve">100</w:t>
+            </w:r>
+          </w:p>
+        </w:tc>
+        <w:tc>
+          <w:tcPr>
+            <w:tcW w:type="dxa" w:w="2100"/>
+            <w:tcBorders>
+              <w:top w:val="single" w:color="E1E0D9" w:sz="2"/>
+              <w:left w:val="none"/>
+              <w:bottom w:val="single" w:color="E1E0D9" w:sz="2"/>
+              <w:right w:val="none"/>
+            </w:tcBorders>
+            <w:tcMar>
+              <w:top w:type="dxa" w:w="60"/>
+              <w:left w:type="dxa" w:w="100"/>
+              <w:bottom w:type="dxa" w:w="60"/>
+              <w:right w:type="dxa" w:w="100"/>
+            </w:tcMar>
+          </w:tcPr>
+          <w:p>
+            <w:pPr>
+              <w:spacing w:after="0" w:line="240"/>
+              <w:jc w:val="right"/>
+            </w:pPr>
+            <w:r>
+              <w:rPr>
+                <w:b w:val="false"/>
+                <w:bCs w:val="false"/>
+                <w:color w:val="52514E"/>
+                <w:sz w:val="17"/>
+                <w:szCs w:val="17"/>
+              </w:rPr>
+              <w:t xml:space="preserve">27</w:t>
+            </w:r>
+          </w:p>
+        </w:tc>
+        <w:tc>
+          <w:tcPr>
+            <w:tcW w:type="dxa" w:w="1200"/>
+            <w:tcBorders>
+              <w:top w:val="single" w:color="E1E0D9" w:sz="2"/>
+              <w:left w:val="none"/>
+              <w:bottom w:val="single" w:color="E1E0D9" w:sz="2"/>
+              <w:right w:val="none"/>
+            </w:tcBorders>
+            <w:tcMar>
+              <w:top w:type="dxa" w:w="60"/>
+              <w:left w:type="dxa" w:w="100"/>
+              <w:bottom w:type="dxa" w:w="60"/>
+              <w:right w:type="dxa" w:w="100"/>
+            </w:tcMar>
+          </w:tcPr>
+          <w:p>
+            <w:pPr>
+              <w:spacing w:after="0" w:line="240"/>
+              <w:jc w:val="right"/>
+            </w:pPr>
+            <w:r>
+              <w:rPr>
+                <w:b w:val="false"/>
+                <w:bCs w:val="false"/>
+                <w:color w:val="52514E"/>
+                <w:sz w:val="17"/>
+                <w:szCs w:val="17"/>
+              </w:rPr>
+              <w:t xml:space="preserve">122.5</w:t>
+            </w:r>
+          </w:p>
+        </w:tc>
+        <w:tc>
+          <w:tcPr>
+            <w:tcW w:type="dxa" w:w="2200"/>
+            <w:tcBorders>
+              <w:top w:val="single" w:color="E1E0D9" w:sz="2"/>
+              <w:left w:val="none"/>
+              <w:bottom w:val="single" w:color="E1E0D9" w:sz="2"/>
+              <w:right w:val="none"/>
+            </w:tcBorders>
+            <w:tcMar>
+              <w:top w:type="dxa" w:w="60"/>
+              <w:left w:type="dxa" w:w="100"/>
+              <w:bottom w:type="dxa" w:w="60"/>
+              <w:right w:type="dxa" w:w="100"/>
+            </w:tcMar>
+          </w:tcPr>
+          <w:p>
+            <w:pPr>
+              <w:spacing w:after="0" w:line="240"/>
+              <w:jc w:val="right"/>
+            </w:pPr>
+            <w:r>
+              <w:rPr>
+                <w:b w:val="false"/>
+                <w:bCs w:val="false"/>
+                <w:color w:val="52514E"/>
+                <w:sz w:val="17"/>
+                <w:szCs w:val="17"/>
+              </w:rPr>
+              <w:t xml:space="preserve">31</w:t>
+            </w:r>
+          </w:p>
+        </w:tc>
+        <w:tc>
+          <w:tcPr>
+            <w:tcW w:type="dxa" w:w="1200"/>
+            <w:tcBorders>
+              <w:top w:val="single" w:color="E1E0D9" w:sz="2"/>
+              <w:left w:val="none"/>
+              <w:bottom w:val="single" w:color="E1E0D9" w:sz="2"/>
+              <w:right w:val="none"/>
+            </w:tcBorders>
+            <w:tcMar>
+              <w:top w:type="dxa" w:w="60"/>
+              <w:left w:type="dxa" w:w="100"/>
+              <w:bottom w:type="dxa" w:w="60"/>
+              <w:right w:type="dxa" w:w="100"/>
+            </w:tcMar>
+          </w:tcPr>
+          <w:p>
+            <w:pPr>
+              <w:spacing w:after="0" w:line="240"/>
+              <w:jc w:val="right"/>
+            </w:pPr>
+            <w:r>
+              <w:rPr>
+                <w:b w:val="false"/>
+                <w:bCs w:val="false"/>
+                <w:color w:val="52514E"/>
+                <w:sz w:val="17"/>
+                <w:szCs w:val="17"/>
+              </w:rPr>
+              <w:t xml:space="preserve">123.9</w:t>
+            </w:r>
+          </w:p>
+        </w:tc>
+        <w:tc>
+          <w:tcPr>
+            <w:tcW w:type="dxa" w:w="1200"/>
+            <w:tcBorders>
+              <w:top w:val="single" w:color="E1E0D9" w:sz="2"/>
+              <w:left w:val="none"/>
+              <w:bottom w:val="single" w:color="E1E0D9" w:sz="2"/>
+              <w:right w:val="none"/>
+            </w:tcBorders>
+            <w:tcMar>
+              <w:top w:type="dxa" w:w="60"/>
+              <w:left w:type="dxa" w:w="100"/>
+              <w:bottom w:type="dxa" w:w="60"/>
+              <w:right w:type="dxa" w:w="100"/>
+            </w:tcMar>
+          </w:tcPr>
+          <w:p>
+            <w:pPr>
+              <w:spacing w:after="0" w:line="240"/>
+              <w:jc w:val="right"/>
+            </w:pPr>
+            <w:r>
+              <w:rPr>
+                <w:b w:val="false"/>
+                <w:bCs w:val="false"/>
+                <w:color w:val="52514E"/>
+                <w:sz w:val="17"/>
+                <w:szCs w:val="17"/>
+              </w:rPr>
+              <w:t xml:space="preserve">0.9 ×</w:t>
+            </w:r>
+          </w:p>
+        </w:tc>
+      </w:tr>
+    </w:tbl>
     <w:p>
       <w:pPr>
         <w:spacing w:after="60" w:before="180" w:line="240" w:lineRule="auto"/>
@@ -29076,7 +32929,7 @@
       <w:r>
         <w:drawing>
           <wp:inline distT="0" distB="0" distL="0" distR="0">
-            <wp:extent cx="5760720" cy="3962400"/>
+            <wp:extent cx="5577840" cy="3133725"/>
             <wp:effectExtent t="0" r="0" b="0" l="0"/>
             <wp:docPr id="1" name="" descr="" title=""/>
             <wp:cNvGraphicFramePr>
@@ -29101,7 +32954,7 @@
                   <pic:spPr bwMode="auto">
                     <a:xfrm>
                       <a:off x="0" y="0"/>
-                      <a:ext cx="5760720" cy="3962400"/>
+                      <a:ext cx="5577840" cy="3133725"/>
                     </a:xfrm>
                     <a:prstGeom prst="rect">
                       <a:avLst/>
@@ -29127,9 +32980,2557 @@
           <w:sz w:val="17"/>
           <w:szCs w:val="17"/>
         </w:rPr>
-        <w:t xml:space="preserve">Figure 10 — The single-shot tab of the simulator. The overlaid pressure curves for 10.5 in, 14.5 in and 20 in barrels coincide exactly, each terminating at its own muzzle-exit point.</w:t>
+        <w:t xml:space="preserve">Figure 10 — The two sound sources, 20 in barrel. Note that the horizontal axis means different things for the two curves: distance from the muzzle for the blast, perpendicular miss distance from the trajectory for the crack. The shallower slope of the crack is the whole story.</w:t>
       </w:r>
     </w:p>
+    <w:p>
+      <w:pPr>
+        <w:spacing w:after="130" w:line="276" w:lineRule="auto"/>
+      </w:pPr>
+      <w:r>
+        <w:t xml:space="preserve">Combining the two geometries — a listener </w:t>
+      </w:r>
+      <w:r>
+        <w:rPr>
+          <w:i/>
+          <w:iCs/>
+        </w:rPr>
+        <w:t xml:space="preserve">r</w:t>
+      </w:r>
+      <w:r>
+        <w:t xml:space="preserve"> metres to the side of the trajectory and </w:t>
+      </w:r>
+      <w:r>
+        <w:rPr>
+          <w:i/>
+          <w:iCs/>
+        </w:rPr>
+        <w:t xml:space="preserve">D</w:t>
+      </w:r>
+      <w:r>
+        <w:t xml:space="preserve"> metres downrange, for whom the blast has travelled roughly </w:t>
+      </w:r>
+      <w:r>
+        <w:rPr>
+          <w:i/>
+          <w:iCs/>
+        </w:rPr>
+        <w:t xml:space="preserve">D</w:t>
+      </w:r>
+      <w:r>
+        <w:t xml:space="preserve"> — gives the point at which the crack takes over:</w:t>
+      </w:r>
+    </w:p>
+    <w:tbl>
+      <w:tblPr>
+        <w:tblW w:type="dxa" w:w="9000"/>
+        <w:tblBorders>
+          <w:top w:val="single" w:color="auto" w:sz="4"/>
+          <w:left w:val="single" w:color="auto" w:sz="4"/>
+          <w:bottom w:val="single" w:color="auto" w:sz="4"/>
+          <w:right w:val="single" w:color="auto" w:sz="4"/>
+          <w:insideH w:val="single" w:color="auto" w:sz="4"/>
+          <w:insideV w:val="single" w:color="auto" w:sz="4"/>
+        </w:tblBorders>
+      </w:tblPr>
+      <w:tblGrid>
+        <w:gridCol w:w="2600"/>
+        <w:gridCol w:w="3200"/>
+        <w:gridCol w:w="3200"/>
+      </w:tblGrid>
+      <w:tr>
+        <w:trPr>
+          <w:tblHeader/>
+        </w:trPr>
+        <w:tc>
+          <w:tcPr>
+            <w:tcW w:type="dxa" w:w="2600"/>
+            <w:tcBorders>
+              <w:top w:val="single" w:color="C3C2B7" w:sz="4"/>
+              <w:left w:val="none"/>
+              <w:bottom w:val="single" w:color="C3C2B7" w:sz="6"/>
+              <w:right w:val="none"/>
+            </w:tcBorders>
+            <w:shd w:fill="F1F0EC" w:val="clear"/>
+            <w:tcMar>
+              <w:top w:type="dxa" w:w="60"/>
+              <w:left w:type="dxa" w:w="100"/>
+              <w:bottom w:type="dxa" w:w="60"/>
+              <w:right w:type="dxa" w:w="100"/>
+            </w:tcMar>
+          </w:tcPr>
+          <w:p>
+            <w:pPr>
+              <w:spacing w:after="0" w:line="240"/>
+              <w:jc w:val="left"/>
+            </w:pPr>
+            <w:r>
+              <w:rPr>
+                <w:b/>
+                <w:bCs/>
+                <w:color w:val="1A1A19"/>
+                <w:sz w:val="17"/>
+                <w:szCs w:val="17"/>
+              </w:rPr>
+              <w:t xml:space="preserve">Miss distance (m)</w:t>
+            </w:r>
+          </w:p>
+        </w:tc>
+        <w:tc>
+          <w:tcPr>
+            <w:tcW w:type="dxa" w:w="3200"/>
+            <w:tcBorders>
+              <w:top w:val="single" w:color="C3C2B7" w:sz="4"/>
+              <w:left w:val="none"/>
+              <w:bottom w:val="single" w:color="C3C2B7" w:sz="6"/>
+              <w:right w:val="none"/>
+            </w:tcBorders>
+            <w:shd w:fill="F1F0EC" w:val="clear"/>
+            <w:tcMar>
+              <w:top w:type="dxa" w:w="60"/>
+              <w:left w:type="dxa" w:w="100"/>
+              <w:bottom w:type="dxa" w:w="60"/>
+              <w:right w:type="dxa" w:w="100"/>
+            </w:tcMar>
+          </w:tcPr>
+          <w:p>
+            <w:pPr>
+              <w:spacing w:after="0" w:line="240"/>
+              <w:jc w:val="right"/>
+            </w:pPr>
+            <w:r>
+              <w:rPr>
+                <w:b/>
+                <w:bCs/>
+                <w:color w:val="1A1A19"/>
+                <w:sz w:val="17"/>
+                <w:szCs w:val="17"/>
+              </w:rPr>
+              <w:t xml:space="preserve">Crack level</w:t>
+            </w:r>
+          </w:p>
+        </w:tc>
+        <w:tc>
+          <w:tcPr>
+            <w:tcW w:type="dxa" w:w="3200"/>
+            <w:tcBorders>
+              <w:top w:val="single" w:color="C3C2B7" w:sz="4"/>
+              <w:left w:val="none"/>
+              <w:bottom w:val="single" w:color="C3C2B7" w:sz="6"/>
+              <w:right w:val="none"/>
+            </w:tcBorders>
+            <w:shd w:fill="F1F0EC" w:val="clear"/>
+            <w:tcMar>
+              <w:top w:type="dxa" w:w="60"/>
+              <w:left w:type="dxa" w:w="100"/>
+              <w:bottom w:type="dxa" w:w="60"/>
+              <w:right w:type="dxa" w:w="100"/>
+            </w:tcMar>
+          </w:tcPr>
+          <w:p>
+            <w:pPr>
+              <w:spacing w:after="0" w:line="240"/>
+              <w:jc w:val="right"/>
+            </w:pPr>
+            <w:r>
+              <w:rPr>
+                <w:b/>
+                <w:bCs/>
+                <w:color w:val="1A1A19"/>
+                <w:sz w:val="17"/>
+                <w:szCs w:val="17"/>
+              </w:rPr>
+              <w:t xml:space="preserve">Crack dominates beyond</w:t>
+            </w:r>
+          </w:p>
+        </w:tc>
+      </w:tr>
+      <w:tr>
+        <w:tc>
+          <w:tcPr>
+            <w:tcW w:type="dxa" w:w="2600"/>
+            <w:tcBorders>
+              <w:top w:val="single" w:color="E1E0D9" w:sz="2"/>
+              <w:left w:val="none"/>
+              <w:bottom w:val="single" w:color="E1E0D9" w:sz="2"/>
+              <w:right w:val="none"/>
+            </w:tcBorders>
+            <w:tcMar>
+              <w:top w:type="dxa" w:w="60"/>
+              <w:left w:type="dxa" w:w="100"/>
+              <w:bottom w:type="dxa" w:w="60"/>
+              <w:right w:type="dxa" w:w="100"/>
+            </w:tcMar>
+          </w:tcPr>
+          <w:p>
+            <w:pPr>
+              <w:spacing w:after="0" w:line="240"/>
+              <w:jc w:val="left"/>
+            </w:pPr>
+            <w:r>
+              <w:rPr>
+                <w:b w:val="false"/>
+                <w:bCs w:val="false"/>
+                <w:color w:val="52514E"/>
+                <w:sz w:val="17"/>
+                <w:szCs w:val="17"/>
+              </w:rPr>
+              <w:t xml:space="preserve">1</w:t>
+            </w:r>
+          </w:p>
+        </w:tc>
+        <w:tc>
+          <w:tcPr>
+            <w:tcW w:type="dxa" w:w="3200"/>
+            <w:tcBorders>
+              <w:top w:val="single" w:color="E1E0D9" w:sz="2"/>
+              <w:left w:val="none"/>
+              <w:bottom w:val="single" w:color="E1E0D9" w:sz="2"/>
+              <w:right w:val="none"/>
+            </w:tcBorders>
+            <w:tcMar>
+              <w:top w:type="dxa" w:w="60"/>
+              <w:left w:type="dxa" w:w="100"/>
+              <w:bottom w:type="dxa" w:w="60"/>
+              <w:right w:type="dxa" w:w="100"/>
+            </w:tcMar>
+          </w:tcPr>
+          <w:p>
+            <w:pPr>
+              <w:spacing w:after="0" w:line="240"/>
+              <w:jc w:val="right"/>
+            </w:pPr>
+            <w:r>
+              <w:rPr>
+                <w:b w:val="false"/>
+                <w:bCs w:val="false"/>
+                <w:color w:val="52514E"/>
+                <w:sz w:val="17"/>
+                <w:szCs w:val="17"/>
+              </w:rPr>
+              <w:t xml:space="preserve">990 Pa · 153.9 dB</w:t>
+            </w:r>
+          </w:p>
+        </w:tc>
+        <w:tc>
+          <w:tcPr>
+            <w:tcW w:type="dxa" w:w="3200"/>
+            <w:tcBorders>
+              <w:top w:val="single" w:color="E1E0D9" w:sz="2"/>
+              <w:left w:val="none"/>
+              <w:bottom w:val="single" w:color="E1E0D9" w:sz="2"/>
+              <w:right w:val="none"/>
+            </w:tcBorders>
+            <w:tcMar>
+              <w:top w:type="dxa" w:w="60"/>
+              <w:left w:type="dxa" w:w="100"/>
+              <w:bottom w:type="dxa" w:w="60"/>
+              <w:right w:type="dxa" w:w="100"/>
+            </w:tcMar>
+          </w:tcPr>
+          <w:p>
+            <w:pPr>
+              <w:spacing w:after="0" w:line="240"/>
+              <w:jc w:val="right"/>
+            </w:pPr>
+            <w:r>
+              <w:rPr>
+                <w:b w:val="false"/>
+                <w:bCs w:val="false"/>
+                <w:color w:val="52514E"/>
+                <w:sz w:val="17"/>
+                <w:szCs w:val="17"/>
+              </w:rPr>
+              <w:t xml:space="preserve">2.5 m downrange</w:t>
+            </w:r>
+          </w:p>
+        </w:tc>
+      </w:tr>
+      <w:tr>
+        <w:tc>
+          <w:tcPr>
+            <w:tcW w:type="dxa" w:w="2600"/>
+            <w:tcBorders>
+              <w:top w:val="single" w:color="E1E0D9" w:sz="2"/>
+              <w:left w:val="none"/>
+              <w:bottom w:val="single" w:color="E1E0D9" w:sz="2"/>
+              <w:right w:val="none"/>
+            </w:tcBorders>
+            <w:tcMar>
+              <w:top w:type="dxa" w:w="60"/>
+              <w:left w:type="dxa" w:w="100"/>
+              <w:bottom w:type="dxa" w:w="60"/>
+              <w:right w:type="dxa" w:w="100"/>
+            </w:tcMar>
+          </w:tcPr>
+          <w:p>
+            <w:pPr>
+              <w:spacing w:after="0" w:line="240"/>
+              <w:jc w:val="left"/>
+            </w:pPr>
+            <w:r>
+              <w:rPr>
+                <w:b w:val="false"/>
+                <w:bCs w:val="false"/>
+                <w:color w:val="52514E"/>
+                <w:sz w:val="17"/>
+                <w:szCs w:val="17"/>
+              </w:rPr>
+              <w:t xml:space="preserve">2</w:t>
+            </w:r>
+          </w:p>
+        </w:tc>
+        <w:tc>
+          <w:tcPr>
+            <w:tcW w:type="dxa" w:w="3200"/>
+            <w:tcBorders>
+              <w:top w:val="single" w:color="E1E0D9" w:sz="2"/>
+              <w:left w:val="none"/>
+              <w:bottom w:val="single" w:color="E1E0D9" w:sz="2"/>
+              <w:right w:val="none"/>
+            </w:tcBorders>
+            <w:tcMar>
+              <w:top w:type="dxa" w:w="60"/>
+              <w:left w:type="dxa" w:w="100"/>
+              <w:bottom w:type="dxa" w:w="60"/>
+              <w:right w:type="dxa" w:w="100"/>
+            </w:tcMar>
+          </w:tcPr>
+          <w:p>
+            <w:pPr>
+              <w:spacing w:after="0" w:line="240"/>
+              <w:jc w:val="right"/>
+            </w:pPr>
+            <w:r>
+              <w:rPr>
+                <w:b w:val="false"/>
+                <w:bCs w:val="false"/>
+                <w:color w:val="52514E"/>
+                <w:sz w:val="17"/>
+                <w:szCs w:val="17"/>
+              </w:rPr>
+              <w:t xml:space="preserve">589 Pa · 149.4 dB</w:t>
+            </w:r>
+          </w:p>
+        </w:tc>
+        <w:tc>
+          <w:tcPr>
+            <w:tcW w:type="dxa" w:w="3200"/>
+            <w:tcBorders>
+              <w:top w:val="single" w:color="E1E0D9" w:sz="2"/>
+              <w:left w:val="none"/>
+              <w:bottom w:val="single" w:color="E1E0D9" w:sz="2"/>
+              <w:right w:val="none"/>
+            </w:tcBorders>
+            <w:tcMar>
+              <w:top w:type="dxa" w:w="60"/>
+              <w:left w:type="dxa" w:w="100"/>
+              <w:bottom w:type="dxa" w:w="60"/>
+              <w:right w:type="dxa" w:w="100"/>
+            </w:tcMar>
+          </w:tcPr>
+          <w:p>
+            <w:pPr>
+              <w:spacing w:after="0" w:line="240"/>
+              <w:jc w:val="right"/>
+            </w:pPr>
+            <w:r>
+              <w:rPr>
+                <w:b w:val="false"/>
+                <w:bCs w:val="false"/>
+                <w:color w:val="52514E"/>
+                <w:sz w:val="17"/>
+                <w:szCs w:val="17"/>
+              </w:rPr>
+              <w:t xml:space="preserve">4.1 m downrange</w:t>
+            </w:r>
+          </w:p>
+        </w:tc>
+      </w:tr>
+      <w:tr>
+        <w:tc>
+          <w:tcPr>
+            <w:tcW w:type="dxa" w:w="2600"/>
+            <w:tcBorders>
+              <w:top w:val="single" w:color="E1E0D9" w:sz="2"/>
+              <w:left w:val="none"/>
+              <w:bottom w:val="single" w:color="E1E0D9" w:sz="2"/>
+              <w:right w:val="none"/>
+            </w:tcBorders>
+            <w:tcMar>
+              <w:top w:type="dxa" w:w="60"/>
+              <w:left w:type="dxa" w:w="100"/>
+              <w:bottom w:type="dxa" w:w="60"/>
+              <w:right w:type="dxa" w:w="100"/>
+            </w:tcMar>
+          </w:tcPr>
+          <w:p>
+            <w:pPr>
+              <w:spacing w:after="0" w:line="240"/>
+              <w:jc w:val="left"/>
+            </w:pPr>
+            <w:r>
+              <w:rPr>
+                <w:b w:val="false"/>
+                <w:bCs w:val="false"/>
+                <w:color w:val="52514E"/>
+                <w:sz w:val="17"/>
+                <w:szCs w:val="17"/>
+              </w:rPr>
+              <w:t xml:space="preserve">5</w:t>
+            </w:r>
+          </w:p>
+        </w:tc>
+        <w:tc>
+          <w:tcPr>
+            <w:tcW w:type="dxa" w:w="3200"/>
+            <w:tcBorders>
+              <w:top w:val="single" w:color="E1E0D9" w:sz="2"/>
+              <w:left w:val="none"/>
+              <w:bottom w:val="single" w:color="E1E0D9" w:sz="2"/>
+              <w:right w:val="none"/>
+            </w:tcBorders>
+            <w:tcMar>
+              <w:top w:type="dxa" w:w="60"/>
+              <w:left w:type="dxa" w:w="100"/>
+              <w:bottom w:type="dxa" w:w="60"/>
+              <w:right w:type="dxa" w:w="100"/>
+            </w:tcMar>
+          </w:tcPr>
+          <w:p>
+            <w:pPr>
+              <w:spacing w:after="0" w:line="240"/>
+              <w:jc w:val="right"/>
+            </w:pPr>
+            <w:r>
+              <w:rPr>
+                <w:b w:val="false"/>
+                <w:bCs w:val="false"/>
+                <w:color w:val="52514E"/>
+                <w:sz w:val="17"/>
+                <w:szCs w:val="17"/>
+              </w:rPr>
+              <w:t xml:space="preserve">296 Pa · 143.4 dB</w:t>
+            </w:r>
+          </w:p>
+        </w:tc>
+        <w:tc>
+          <w:tcPr>
+            <w:tcW w:type="dxa" w:w="3200"/>
+            <w:tcBorders>
+              <w:top w:val="single" w:color="E1E0D9" w:sz="2"/>
+              <w:left w:val="none"/>
+              <w:bottom w:val="single" w:color="E1E0D9" w:sz="2"/>
+              <w:right w:val="none"/>
+            </w:tcBorders>
+            <w:tcMar>
+              <w:top w:type="dxa" w:w="60"/>
+              <w:left w:type="dxa" w:w="100"/>
+              <w:bottom w:type="dxa" w:w="60"/>
+              <w:right w:type="dxa" w:w="100"/>
+            </w:tcMar>
+          </w:tcPr>
+          <w:p>
+            <w:pPr>
+              <w:spacing w:after="0" w:line="240"/>
+              <w:jc w:val="right"/>
+            </w:pPr>
+            <w:r>
+              <w:rPr>
+                <w:b w:val="false"/>
+                <w:bCs w:val="false"/>
+                <w:color w:val="52514E"/>
+                <w:sz w:val="17"/>
+                <w:szCs w:val="17"/>
+              </w:rPr>
+              <w:t xml:space="preserve">7.5 m downrange</w:t>
+            </w:r>
+          </w:p>
+        </w:tc>
+      </w:tr>
+      <w:tr>
+        <w:tc>
+          <w:tcPr>
+            <w:tcW w:type="dxa" w:w="2600"/>
+            <w:tcBorders>
+              <w:top w:val="single" w:color="E1E0D9" w:sz="2"/>
+              <w:left w:val="none"/>
+              <w:bottom w:val="single" w:color="E1E0D9" w:sz="2"/>
+              <w:right w:val="none"/>
+            </w:tcBorders>
+            <w:tcMar>
+              <w:top w:type="dxa" w:w="60"/>
+              <w:left w:type="dxa" w:w="100"/>
+              <w:bottom w:type="dxa" w:w="60"/>
+              <w:right w:type="dxa" w:w="100"/>
+            </w:tcMar>
+          </w:tcPr>
+          <w:p>
+            <w:pPr>
+              <w:spacing w:after="0" w:line="240"/>
+              <w:jc w:val="left"/>
+            </w:pPr>
+            <w:r>
+              <w:rPr>
+                <w:b w:val="false"/>
+                <w:bCs w:val="false"/>
+                <w:color w:val="52514E"/>
+                <w:sz w:val="17"/>
+                <w:szCs w:val="17"/>
+              </w:rPr>
+              <w:t xml:space="preserve">10</w:t>
+            </w:r>
+          </w:p>
+        </w:tc>
+        <w:tc>
+          <w:tcPr>
+            <w:tcW w:type="dxa" w:w="3200"/>
+            <w:tcBorders>
+              <w:top w:val="single" w:color="E1E0D9" w:sz="2"/>
+              <w:left w:val="none"/>
+              <w:bottom w:val="single" w:color="E1E0D9" w:sz="2"/>
+              <w:right w:val="none"/>
+            </w:tcBorders>
+            <w:tcMar>
+              <w:top w:type="dxa" w:w="60"/>
+              <w:left w:type="dxa" w:w="100"/>
+              <w:bottom w:type="dxa" w:w="60"/>
+              <w:right w:type="dxa" w:w="100"/>
+            </w:tcMar>
+          </w:tcPr>
+          <w:p>
+            <w:pPr>
+              <w:spacing w:after="0" w:line="240"/>
+              <w:jc w:val="right"/>
+            </w:pPr>
+            <w:r>
+              <w:rPr>
+                <w:b w:val="false"/>
+                <w:bCs w:val="false"/>
+                <w:color w:val="52514E"/>
+                <w:sz w:val="17"/>
+                <w:szCs w:val="17"/>
+              </w:rPr>
+              <w:t xml:space="preserve">176 Pa · 138.9 dB</w:t>
+            </w:r>
+          </w:p>
+        </w:tc>
+        <w:tc>
+          <w:tcPr>
+            <w:tcW w:type="dxa" w:w="3200"/>
+            <w:tcBorders>
+              <w:top w:val="single" w:color="E1E0D9" w:sz="2"/>
+              <w:left w:val="none"/>
+              <w:bottom w:val="single" w:color="E1E0D9" w:sz="2"/>
+              <w:right w:val="none"/>
+            </w:tcBorders>
+            <w:tcMar>
+              <w:top w:type="dxa" w:w="60"/>
+              <w:left w:type="dxa" w:w="100"/>
+              <w:bottom w:type="dxa" w:w="60"/>
+              <w:right w:type="dxa" w:w="100"/>
+            </w:tcMar>
+          </w:tcPr>
+          <w:p>
+            <w:pPr>
+              <w:spacing w:after="0" w:line="240"/>
+              <w:jc w:val="right"/>
+            </w:pPr>
+            <w:r>
+              <w:rPr>
+                <w:b w:val="false"/>
+                <w:bCs w:val="false"/>
+                <w:color w:val="52514E"/>
+                <w:sz w:val="17"/>
+                <w:szCs w:val="17"/>
+              </w:rPr>
+              <w:t xml:space="preserve">11.4 m downrange</w:t>
+            </w:r>
+          </w:p>
+        </w:tc>
+      </w:tr>
+      <w:tr>
+        <w:tc>
+          <w:tcPr>
+            <w:tcW w:type="dxa" w:w="2600"/>
+            <w:tcBorders>
+              <w:top w:val="single" w:color="E1E0D9" w:sz="2"/>
+              <w:left w:val="none"/>
+              <w:bottom w:val="single" w:color="E1E0D9" w:sz="2"/>
+              <w:right w:val="none"/>
+            </w:tcBorders>
+            <w:tcMar>
+              <w:top w:type="dxa" w:w="60"/>
+              <w:left w:type="dxa" w:w="100"/>
+              <w:bottom w:type="dxa" w:w="60"/>
+              <w:right w:type="dxa" w:w="100"/>
+            </w:tcMar>
+          </w:tcPr>
+          <w:p>
+            <w:pPr>
+              <w:spacing w:after="0" w:line="240"/>
+              <w:jc w:val="left"/>
+            </w:pPr>
+            <w:r>
+              <w:rPr>
+                <w:b w:val="false"/>
+                <w:bCs w:val="false"/>
+                <w:color w:val="52514E"/>
+                <w:sz w:val="17"/>
+                <w:szCs w:val="17"/>
+              </w:rPr>
+              <w:t xml:space="preserve">20</w:t>
+            </w:r>
+          </w:p>
+        </w:tc>
+        <w:tc>
+          <w:tcPr>
+            <w:tcW w:type="dxa" w:w="3200"/>
+            <w:tcBorders>
+              <w:top w:val="single" w:color="E1E0D9" w:sz="2"/>
+              <w:left w:val="none"/>
+              <w:bottom w:val="single" w:color="E1E0D9" w:sz="2"/>
+              <w:right w:val="none"/>
+            </w:tcBorders>
+            <w:tcMar>
+              <w:top w:type="dxa" w:w="60"/>
+              <w:left w:type="dxa" w:w="100"/>
+              <w:bottom w:type="dxa" w:w="60"/>
+              <w:right w:type="dxa" w:w="100"/>
+            </w:tcMar>
+          </w:tcPr>
+          <w:p>
+            <w:pPr>
+              <w:spacing w:after="0" w:line="240"/>
+              <w:jc w:val="right"/>
+            </w:pPr>
+            <w:r>
+              <w:rPr>
+                <w:b w:val="false"/>
+                <w:bCs w:val="false"/>
+                <w:color w:val="52514E"/>
+                <w:sz w:val="17"/>
+                <w:szCs w:val="17"/>
+              </w:rPr>
+              <w:t xml:space="preserve">105 Pa · 134.4 dB</w:t>
+            </w:r>
+          </w:p>
+        </w:tc>
+        <w:tc>
+          <w:tcPr>
+            <w:tcW w:type="dxa" w:w="3200"/>
+            <w:tcBorders>
+              <w:top w:val="single" w:color="E1E0D9" w:sz="2"/>
+              <w:left w:val="none"/>
+              <w:bottom w:val="single" w:color="E1E0D9" w:sz="2"/>
+              <w:right w:val="none"/>
+            </w:tcBorders>
+            <w:tcMar>
+              <w:top w:type="dxa" w:w="60"/>
+              <w:left w:type="dxa" w:w="100"/>
+              <w:bottom w:type="dxa" w:w="60"/>
+              <w:right w:type="dxa" w:w="100"/>
+            </w:tcMar>
+          </w:tcPr>
+          <w:p>
+            <w:pPr>
+              <w:spacing w:after="0" w:line="240"/>
+              <w:jc w:val="right"/>
+            </w:pPr>
+            <w:r>
+              <w:rPr>
+                <w:b w:val="false"/>
+                <w:bCs w:val="false"/>
+                <w:color w:val="52514E"/>
+                <w:sz w:val="17"/>
+                <w:szCs w:val="17"/>
+              </w:rPr>
+              <w:t xml:space="preserve">15.8 m downrange</w:t>
+            </w:r>
+          </w:p>
+        </w:tc>
+      </w:tr>
+    </w:tbl>
+    <w:p>
+      <w:pPr>
+        <w:spacing w:after="130" w:line="276" w:lineRule="auto"/>
+      </w:pPr>
+      <w:r>
+        <w:rPr>
+          <w:b/>
+          <w:bCs/>
+        </w:rPr>
+        <w:t xml:space="preserve">At the firing point the noise is essentially all blast</w:t>
+      </w:r>
+      <w:r>
+        <w:t xml:space="preserve"> — the shooter is a metre from the source and behind the Mach cone. </w:t>
+      </w:r>
+      <w:r>
+        <w:rPr>
+          <w:b/>
+          <w:bCs/>
+        </w:rPr>
+        <w:t xml:space="preserve">Anywhere near the trajectory more than about ten metres downrange it is essentially all crack.</w:t>
+      </w:r>
+      <w:r>
+        <w:t xml:space="preserve"> That is the familiar crack-thump of being shot at: the N-wave arrives first and sharp, the muzzle blast follows as a duller thump a moment later, and the delay between them is what acoustic sniper-location systems exploit to find the shooter.</w:t>
+      </w:r>
+    </w:p>
+    <w:p>
+      <w:pPr>
+        <w:spacing w:after="130" w:line="276" w:lineRule="auto"/>
+      </w:pPr>
+      <w:r>
+        <w:t xml:space="preserve">An independent check is available. Larson Davis report a suppressed .223 M855 round measured at 148.5 dB from a microphone 55 yards downrange — with the blast suppressed, that reading is essentially pure crack. Equation (24) returns 148.5 dB at a miss distance of 2.3 m, a plausible microphone offset for such a setup. The crack model is therefore consistent with measurement without having been fitted to it.</w:t>
+      </w:r>
+    </w:p>
+    <w:p>
+      <w:pPr>
+        <w:pStyle w:val="Heading2"/>
+        <w:spacing w:after="110" w:before="260"/>
+      </w:pPr>
+      <w:r>
+        <w:t xml:space="preserve">11.5  The effect of barrel length</w:t>
+      </w:r>
+    </w:p>
+    <w:p>
+      <w:pPr>
+        <w:spacing w:after="130" w:line="276" w:lineRule="auto"/>
+      </w:pPr>
+      <w:r>
+        <w:t xml:space="preserve">Now the question that prompted this section. A short barrel gives a slower bullet but a much higher uncorking pressure; a long barrel the reverse. Which wins?</w:t>
+      </w:r>
+    </w:p>
+    <w:tbl>
+      <w:tblPr>
+        <w:tblW w:type="dxa" w:w="10800"/>
+        <w:tblBorders>
+          <w:top w:val="single" w:color="auto" w:sz="4"/>
+          <w:left w:val="single" w:color="auto" w:sz="4"/>
+          <w:bottom w:val="single" w:color="auto" w:sz="4"/>
+          <w:right w:val="single" w:color="auto" w:sz="4"/>
+          <w:insideH w:val="single" w:color="auto" w:sz="4"/>
+          <w:insideV w:val="single" w:color="auto" w:sz="4"/>
+        </w:tblBorders>
+      </w:tblPr>
+      <w:tblGrid>
+        <w:gridCol w:w="1500"/>
+        <w:gridCol w:w="1500"/>
+        <w:gridCol w:w="2000"/>
+        <w:gridCol w:w="1900"/>
+        <w:gridCol w:w="1800"/>
+        <w:gridCol w:w="2100"/>
+      </w:tblGrid>
+      <w:tr>
+        <w:trPr>
+          <w:tblHeader/>
+        </w:trPr>
+        <w:tc>
+          <w:tcPr>
+            <w:tcW w:type="dxa" w:w="1500"/>
+            <w:tcBorders>
+              <w:top w:val="single" w:color="C3C2B7" w:sz="4"/>
+              <w:left w:val="none"/>
+              <w:bottom w:val="single" w:color="C3C2B7" w:sz="6"/>
+              <w:right w:val="none"/>
+            </w:tcBorders>
+            <w:shd w:fill="F1F0EC" w:val="clear"/>
+            <w:tcMar>
+              <w:top w:type="dxa" w:w="60"/>
+              <w:left w:type="dxa" w:w="100"/>
+              <w:bottom w:type="dxa" w:w="60"/>
+              <w:right w:type="dxa" w:w="100"/>
+            </w:tcMar>
+          </w:tcPr>
+          <w:p>
+            <w:pPr>
+              <w:spacing w:after="0" w:line="240"/>
+              <w:jc w:val="left"/>
+            </w:pPr>
+            <w:r>
+              <w:rPr>
+                <w:b/>
+                <w:bCs/>
+                <w:color w:val="1A1A19"/>
+                <w:sz w:val="17"/>
+                <w:szCs w:val="17"/>
+              </w:rPr>
+              <w:t xml:space="preserve">Barrel (in)</w:t>
+            </w:r>
+          </w:p>
+        </w:tc>
+        <w:tc>
+          <w:tcPr>
+            <w:tcW w:type="dxa" w:w="1500"/>
+            <w:tcBorders>
+              <w:top w:val="single" w:color="C3C2B7" w:sz="4"/>
+              <w:left w:val="none"/>
+              <w:bottom w:val="single" w:color="C3C2B7" w:sz="6"/>
+              <w:right w:val="none"/>
+            </w:tcBorders>
+            <w:shd w:fill="F1F0EC" w:val="clear"/>
+            <w:tcMar>
+              <w:top w:type="dxa" w:w="60"/>
+              <w:left w:type="dxa" w:w="100"/>
+              <w:bottom w:type="dxa" w:w="60"/>
+              <w:right w:type="dxa" w:w="100"/>
+            </w:tcMar>
+          </w:tcPr>
+          <w:p>
+            <w:pPr>
+              <w:spacing w:after="0" w:line="240"/>
+              <w:jc w:val="right"/>
+            </w:pPr>
+            <w:r>
+              <w:rPr>
+                <w:b/>
+                <w:bCs/>
+                <w:color w:val="1A1A19"/>
+                <w:sz w:val="17"/>
+                <w:szCs w:val="17"/>
+              </w:rPr>
+              <w:t xml:space="preserve">v_m (m/s)</w:t>
+            </w:r>
+          </w:p>
+        </w:tc>
+        <w:tc>
+          <w:tcPr>
+            <w:tcW w:type="dxa" w:w="2000"/>
+            <w:tcBorders>
+              <w:top w:val="single" w:color="C3C2B7" w:sz="4"/>
+              <w:left w:val="none"/>
+              <w:bottom w:val="single" w:color="C3C2B7" w:sz="6"/>
+              <w:right w:val="none"/>
+            </w:tcBorders>
+            <w:shd w:fill="F1F0EC" w:val="clear"/>
+            <w:tcMar>
+              <w:top w:type="dxa" w:w="60"/>
+              <w:left w:type="dxa" w:w="100"/>
+              <w:bottom w:type="dxa" w:w="60"/>
+              <w:right w:type="dxa" w:w="100"/>
+            </w:tcMar>
+          </w:tcPr>
+          <w:p>
+            <w:pPr>
+              <w:spacing w:after="0" w:line="240"/>
+              <w:jc w:val="right"/>
+            </w:pPr>
+            <w:r>
+              <w:rPr>
+                <w:b/>
+                <w:bCs/>
+                <w:color w:val="1A1A19"/>
+                <w:sz w:val="17"/>
+                <w:szCs w:val="17"/>
+              </w:rPr>
+              <w:t xml:space="preserve">Blast energy (J)</w:t>
+            </w:r>
+          </w:p>
+        </w:tc>
+        <w:tc>
+          <w:tcPr>
+            <w:tcW w:type="dxa" w:w="1900"/>
+            <w:tcBorders>
+              <w:top w:val="single" w:color="C3C2B7" w:sz="4"/>
+              <w:left w:val="none"/>
+              <w:bottom w:val="single" w:color="C3C2B7" w:sz="6"/>
+              <w:right w:val="none"/>
+            </w:tcBorders>
+            <w:shd w:fill="F1F0EC" w:val="clear"/>
+            <w:tcMar>
+              <w:top w:type="dxa" w:w="60"/>
+              <w:left w:type="dxa" w:w="100"/>
+              <w:bottom w:type="dxa" w:w="60"/>
+              <w:right w:type="dxa" w:w="100"/>
+            </w:tcMar>
+          </w:tcPr>
+          <w:p>
+            <w:pPr>
+              <w:spacing w:after="0" w:line="240"/>
+              <w:jc w:val="right"/>
+            </w:pPr>
+            <w:r>
+              <w:rPr>
+                <w:b/>
+                <w:bCs/>
+                <w:color w:val="1A1A19"/>
+                <w:sz w:val="17"/>
+                <w:szCs w:val="17"/>
+              </w:rPr>
+              <w:t xml:space="preserve">Blast at 1 m (dB)</w:t>
+            </w:r>
+          </w:p>
+        </w:tc>
+        <w:tc>
+          <w:tcPr>
+            <w:tcW w:type="dxa" w:w="1800"/>
+            <w:tcBorders>
+              <w:top w:val="single" w:color="C3C2B7" w:sz="4"/>
+              <w:left w:val="none"/>
+              <w:bottom w:val="single" w:color="C3C2B7" w:sz="6"/>
+              <w:right w:val="none"/>
+            </w:tcBorders>
+            <w:shd w:fill="F1F0EC" w:val="clear"/>
+            <w:tcMar>
+              <w:top w:type="dxa" w:w="60"/>
+              <w:left w:type="dxa" w:w="100"/>
+              <w:bottom w:type="dxa" w:w="60"/>
+              <w:right w:type="dxa" w:w="100"/>
+            </w:tcMar>
+          </w:tcPr>
+          <w:p>
+            <w:pPr>
+              <w:spacing w:after="0" w:line="240"/>
+              <w:jc w:val="right"/>
+            </w:pPr>
+            <w:r>
+              <w:rPr>
+                <w:b/>
+                <w:bCs/>
+                <w:color w:val="1A1A19"/>
+                <w:sz w:val="17"/>
+                <w:szCs w:val="17"/>
+              </w:rPr>
+              <w:t xml:space="preserve">Crack at 1 m (dB)</w:t>
+            </w:r>
+          </w:p>
+        </w:tc>
+        <w:tc>
+          <w:tcPr>
+            <w:tcW w:type="dxa" w:w="2100"/>
+            <w:tcBorders>
+              <w:top w:val="single" w:color="C3C2B7" w:sz="4"/>
+              <w:left w:val="none"/>
+              <w:bottom w:val="single" w:color="C3C2B7" w:sz="6"/>
+              <w:right w:val="none"/>
+            </w:tcBorders>
+            <w:shd w:fill="F1F0EC" w:val="clear"/>
+            <w:tcMar>
+              <w:top w:type="dxa" w:w="60"/>
+              <w:left w:type="dxa" w:w="100"/>
+              <w:bottom w:type="dxa" w:w="60"/>
+              <w:right w:type="dxa" w:w="100"/>
+            </w:tcMar>
+          </w:tcPr>
+          <w:p>
+            <w:pPr>
+              <w:spacing w:after="0" w:line="240"/>
+              <w:jc w:val="right"/>
+            </w:pPr>
+            <w:r>
+              <w:rPr>
+                <w:b/>
+                <w:bCs/>
+                <w:color w:val="1A1A19"/>
+                <w:sz w:val="17"/>
+                <w:szCs w:val="17"/>
+              </w:rPr>
+              <w:t xml:space="preserve">Blast at the ear (dB)</w:t>
+            </w:r>
+          </w:p>
+        </w:tc>
+      </w:tr>
+      <w:tr>
+        <w:tc>
+          <w:tcPr>
+            <w:tcW w:type="dxa" w:w="1500"/>
+            <w:tcBorders>
+              <w:top w:val="single" w:color="E1E0D9" w:sz="2"/>
+              <w:left w:val="none"/>
+              <w:bottom w:val="single" w:color="E1E0D9" w:sz="2"/>
+              <w:right w:val="none"/>
+            </w:tcBorders>
+            <w:tcMar>
+              <w:top w:type="dxa" w:w="60"/>
+              <w:left w:type="dxa" w:w="100"/>
+              <w:bottom w:type="dxa" w:w="60"/>
+              <w:right w:type="dxa" w:w="100"/>
+            </w:tcMar>
+          </w:tcPr>
+          <w:p>
+            <w:pPr>
+              <w:spacing w:after="0" w:line="240"/>
+              <w:jc w:val="left"/>
+            </w:pPr>
+            <w:r>
+              <w:rPr>
+                <w:b w:val="false"/>
+                <w:bCs w:val="false"/>
+                <w:color w:val="52514E"/>
+                <w:sz w:val="17"/>
+                <w:szCs w:val="17"/>
+              </w:rPr>
+              <w:t xml:space="preserve">7.0</w:t>
+            </w:r>
+          </w:p>
+        </w:tc>
+        <w:tc>
+          <w:tcPr>
+            <w:tcW w:type="dxa" w:w="1500"/>
+            <w:tcBorders>
+              <w:top w:val="single" w:color="E1E0D9" w:sz="2"/>
+              <w:left w:val="none"/>
+              <w:bottom w:val="single" w:color="E1E0D9" w:sz="2"/>
+              <w:right w:val="none"/>
+            </w:tcBorders>
+            <w:tcMar>
+              <w:top w:type="dxa" w:w="60"/>
+              <w:left w:type="dxa" w:w="100"/>
+              <w:bottom w:type="dxa" w:w="60"/>
+              <w:right w:type="dxa" w:w="100"/>
+            </w:tcMar>
+          </w:tcPr>
+          <w:p>
+            <w:pPr>
+              <w:spacing w:after="0" w:line="240"/>
+              <w:jc w:val="right"/>
+            </w:pPr>
+            <w:r>
+              <w:rPr>
+                <w:b w:val="false"/>
+                <w:bCs w:val="false"/>
+                <w:color w:val="52514E"/>
+                <w:sz w:val="17"/>
+                <w:szCs w:val="17"/>
+              </w:rPr>
+              <w:t xml:space="preserve">665</w:t>
+            </w:r>
+          </w:p>
+        </w:tc>
+        <w:tc>
+          <w:tcPr>
+            <w:tcW w:type="dxa" w:w="2000"/>
+            <w:tcBorders>
+              <w:top w:val="single" w:color="E1E0D9" w:sz="2"/>
+              <w:left w:val="none"/>
+              <w:bottom w:val="single" w:color="E1E0D9" w:sz="2"/>
+              <w:right w:val="none"/>
+            </w:tcBorders>
+            <w:tcMar>
+              <w:top w:type="dxa" w:w="60"/>
+              <w:left w:type="dxa" w:w="100"/>
+              <w:bottom w:type="dxa" w:w="60"/>
+              <w:right w:type="dxa" w:w="100"/>
+            </w:tcMar>
+          </w:tcPr>
+          <w:p>
+            <w:pPr>
+              <w:spacing w:after="0" w:line="240"/>
+              <w:jc w:val="right"/>
+            </w:pPr>
+            <w:r>
+              <w:rPr>
+                <w:b w:val="false"/>
+                <w:bCs w:val="false"/>
+                <w:color w:val="52514E"/>
+                <w:sz w:val="17"/>
+                <w:szCs w:val="17"/>
+              </w:rPr>
+              <w:t xml:space="preserve">4 349</w:t>
+            </w:r>
+          </w:p>
+        </w:tc>
+        <w:tc>
+          <w:tcPr>
+            <w:tcW w:type="dxa" w:w="1900"/>
+            <w:tcBorders>
+              <w:top w:val="single" w:color="E1E0D9" w:sz="2"/>
+              <w:left w:val="none"/>
+              <w:bottom w:val="single" w:color="E1E0D9" w:sz="2"/>
+              <w:right w:val="none"/>
+            </w:tcBorders>
+            <w:tcMar>
+              <w:top w:type="dxa" w:w="60"/>
+              <w:left w:type="dxa" w:w="100"/>
+              <w:bottom w:type="dxa" w:w="60"/>
+              <w:right w:type="dxa" w:w="100"/>
+            </w:tcMar>
+          </w:tcPr>
+          <w:p>
+            <w:pPr>
+              <w:spacing w:after="0" w:line="240"/>
+              <w:jc w:val="right"/>
+            </w:pPr>
+            <w:r>
+              <w:rPr>
+                <w:b w:val="false"/>
+                <w:bCs w:val="false"/>
+                <w:color w:val="52514E"/>
+                <w:sz w:val="17"/>
+                <w:szCs w:val="17"/>
+              </w:rPr>
+              <w:t xml:space="preserve">165.3</w:t>
+            </w:r>
+          </w:p>
+        </w:tc>
+        <w:tc>
+          <w:tcPr>
+            <w:tcW w:type="dxa" w:w="1800"/>
+            <w:tcBorders>
+              <w:top w:val="single" w:color="E1E0D9" w:sz="2"/>
+              <w:left w:val="none"/>
+              <w:bottom w:val="single" w:color="E1E0D9" w:sz="2"/>
+              <w:right w:val="none"/>
+            </w:tcBorders>
+            <w:tcMar>
+              <w:top w:type="dxa" w:w="60"/>
+              <w:left w:type="dxa" w:w="100"/>
+              <w:bottom w:type="dxa" w:w="60"/>
+              <w:right w:type="dxa" w:w="100"/>
+            </w:tcMar>
+          </w:tcPr>
+          <w:p>
+            <w:pPr>
+              <w:spacing w:after="0" w:line="240"/>
+              <w:jc w:val="right"/>
+            </w:pPr>
+            <w:r>
+              <w:rPr>
+                <w:b w:val="false"/>
+                <w:bCs w:val="false"/>
+                <w:color w:val="52514E"/>
+                <w:sz w:val="17"/>
+                <w:szCs w:val="17"/>
+              </w:rPr>
+              <w:t xml:space="preserve">153.0</w:t>
+            </w:r>
+          </w:p>
+        </w:tc>
+        <w:tc>
+          <w:tcPr>
+            <w:tcW w:type="dxa" w:w="2100"/>
+            <w:tcBorders>
+              <w:top w:val="single" w:color="E1E0D9" w:sz="2"/>
+              <w:left w:val="none"/>
+              <w:bottom w:val="single" w:color="E1E0D9" w:sz="2"/>
+              <w:right w:val="none"/>
+            </w:tcBorders>
+            <w:tcMar>
+              <w:top w:type="dxa" w:w="60"/>
+              <w:left w:type="dxa" w:w="100"/>
+              <w:bottom w:type="dxa" w:w="60"/>
+              <w:right w:type="dxa" w:w="100"/>
+            </w:tcMar>
+          </w:tcPr>
+          <w:p>
+            <w:pPr>
+              <w:spacing w:after="0" w:line="240"/>
+              <w:jc w:val="right"/>
+            </w:pPr>
+            <w:r>
+              <w:rPr>
+                <w:b w:val="false"/>
+                <w:bCs w:val="false"/>
+                <w:color w:val="52514E"/>
+                <w:sz w:val="17"/>
+                <w:szCs w:val="17"/>
+              </w:rPr>
+              <w:t xml:space="preserve">169.5</w:t>
+            </w:r>
+          </w:p>
+        </w:tc>
+      </w:tr>
+      <w:tr>
+        <w:tc>
+          <w:tcPr>
+            <w:tcW w:type="dxa" w:w="1500"/>
+            <w:tcBorders>
+              <w:top w:val="single" w:color="E1E0D9" w:sz="2"/>
+              <w:left w:val="none"/>
+              <w:bottom w:val="single" w:color="E1E0D9" w:sz="2"/>
+              <w:right w:val="none"/>
+            </w:tcBorders>
+            <w:tcMar>
+              <w:top w:type="dxa" w:w="60"/>
+              <w:left w:type="dxa" w:w="100"/>
+              <w:bottom w:type="dxa" w:w="60"/>
+              <w:right w:type="dxa" w:w="100"/>
+            </w:tcMar>
+          </w:tcPr>
+          <w:p>
+            <w:pPr>
+              <w:spacing w:after="0" w:line="240"/>
+              <w:jc w:val="left"/>
+            </w:pPr>
+            <w:r>
+              <w:rPr>
+                <w:b w:val="false"/>
+                <w:bCs w:val="false"/>
+                <w:color w:val="52514E"/>
+                <w:sz w:val="17"/>
+                <w:szCs w:val="17"/>
+              </w:rPr>
+              <w:t xml:space="preserve">10.5</w:t>
+            </w:r>
+          </w:p>
+        </w:tc>
+        <w:tc>
+          <w:tcPr>
+            <w:tcW w:type="dxa" w:w="1500"/>
+            <w:tcBorders>
+              <w:top w:val="single" w:color="E1E0D9" w:sz="2"/>
+              <w:left w:val="none"/>
+              <w:bottom w:val="single" w:color="E1E0D9" w:sz="2"/>
+              <w:right w:val="none"/>
+            </w:tcBorders>
+            <w:tcMar>
+              <w:top w:type="dxa" w:w="60"/>
+              <w:left w:type="dxa" w:w="100"/>
+              <w:bottom w:type="dxa" w:w="60"/>
+              <w:right w:type="dxa" w:w="100"/>
+            </w:tcMar>
+          </w:tcPr>
+          <w:p>
+            <w:pPr>
+              <w:spacing w:after="0" w:line="240"/>
+              <w:jc w:val="right"/>
+            </w:pPr>
+            <w:r>
+              <w:rPr>
+                <w:b w:val="false"/>
+                <w:bCs w:val="false"/>
+                <w:color w:val="52514E"/>
+                <w:sz w:val="17"/>
+                <w:szCs w:val="17"/>
+              </w:rPr>
+              <w:t xml:space="preserve">789</w:t>
+            </w:r>
+          </w:p>
+        </w:tc>
+        <w:tc>
+          <w:tcPr>
+            <w:tcW w:type="dxa" w:w="2000"/>
+            <w:tcBorders>
+              <w:top w:val="single" w:color="E1E0D9" w:sz="2"/>
+              <w:left w:val="none"/>
+              <w:bottom w:val="single" w:color="E1E0D9" w:sz="2"/>
+              <w:right w:val="none"/>
+            </w:tcBorders>
+            <w:tcMar>
+              <w:top w:type="dxa" w:w="60"/>
+              <w:left w:type="dxa" w:w="100"/>
+              <w:bottom w:type="dxa" w:w="60"/>
+              <w:right w:type="dxa" w:w="100"/>
+            </w:tcMar>
+          </w:tcPr>
+          <w:p>
+            <w:pPr>
+              <w:spacing w:after="0" w:line="240"/>
+              <w:jc w:val="right"/>
+            </w:pPr>
+            <w:r>
+              <w:rPr>
+                <w:b w:val="false"/>
+                <w:bCs w:val="false"/>
+                <w:color w:val="52514E"/>
+                <w:sz w:val="17"/>
+                <w:szCs w:val="17"/>
+              </w:rPr>
+              <w:t xml:space="preserve">3 487</w:t>
+            </w:r>
+          </w:p>
+        </w:tc>
+        <w:tc>
+          <w:tcPr>
+            <w:tcW w:type="dxa" w:w="1900"/>
+            <w:tcBorders>
+              <w:top w:val="single" w:color="E1E0D9" w:sz="2"/>
+              <w:left w:val="none"/>
+              <w:bottom w:val="single" w:color="E1E0D9" w:sz="2"/>
+              <w:right w:val="none"/>
+            </w:tcBorders>
+            <w:tcMar>
+              <w:top w:type="dxa" w:w="60"/>
+              <w:left w:type="dxa" w:w="100"/>
+              <w:bottom w:type="dxa" w:w="60"/>
+              <w:right w:type="dxa" w:w="100"/>
+            </w:tcMar>
+          </w:tcPr>
+          <w:p>
+            <w:pPr>
+              <w:spacing w:after="0" w:line="240"/>
+              <w:jc w:val="right"/>
+            </w:pPr>
+            <w:r>
+              <w:rPr>
+                <w:b w:val="false"/>
+                <w:bCs w:val="false"/>
+                <w:color w:val="52514E"/>
+                <w:sz w:val="17"/>
+                <w:szCs w:val="17"/>
+              </w:rPr>
+              <w:t xml:space="preserve">164.3</w:t>
+            </w:r>
+          </w:p>
+        </w:tc>
+        <w:tc>
+          <w:tcPr>
+            <w:tcW w:type="dxa" w:w="1800"/>
+            <w:tcBorders>
+              <w:top w:val="single" w:color="E1E0D9" w:sz="2"/>
+              <w:left w:val="none"/>
+              <w:bottom w:val="single" w:color="E1E0D9" w:sz="2"/>
+              <w:right w:val="none"/>
+            </w:tcBorders>
+            <w:tcMar>
+              <w:top w:type="dxa" w:w="60"/>
+              <w:left w:type="dxa" w:w="100"/>
+              <w:bottom w:type="dxa" w:w="60"/>
+              <w:right w:type="dxa" w:w="100"/>
+            </w:tcMar>
+          </w:tcPr>
+          <w:p>
+            <w:pPr>
+              <w:spacing w:after="0" w:line="240"/>
+              <w:jc w:val="right"/>
+            </w:pPr>
+            <w:r>
+              <w:rPr>
+                <w:b w:val="false"/>
+                <w:bCs w:val="false"/>
+                <w:color w:val="52514E"/>
+                <w:sz w:val="17"/>
+                <w:szCs w:val="17"/>
+              </w:rPr>
+              <w:t xml:space="preserve">153.5</w:t>
+            </w:r>
+          </w:p>
+        </w:tc>
+        <w:tc>
+          <w:tcPr>
+            <w:tcW w:type="dxa" w:w="2100"/>
+            <w:tcBorders>
+              <w:top w:val="single" w:color="E1E0D9" w:sz="2"/>
+              <w:left w:val="none"/>
+              <w:bottom w:val="single" w:color="E1E0D9" w:sz="2"/>
+              <w:right w:val="none"/>
+            </w:tcBorders>
+            <w:tcMar>
+              <w:top w:type="dxa" w:w="60"/>
+              <w:left w:type="dxa" w:w="100"/>
+              <w:bottom w:type="dxa" w:w="60"/>
+              <w:right w:type="dxa" w:w="100"/>
+            </w:tcMar>
+          </w:tcPr>
+          <w:p>
+            <w:pPr>
+              <w:spacing w:after="0" w:line="240"/>
+              <w:jc w:val="right"/>
+            </w:pPr>
+            <w:r>
+              <w:rPr>
+                <w:b w:val="false"/>
+                <w:bCs w:val="false"/>
+                <w:color w:val="52514E"/>
+                <w:sz w:val="17"/>
+                <w:szCs w:val="17"/>
+              </w:rPr>
+              <w:t xml:space="preserve">167.3</w:t>
+            </w:r>
+          </w:p>
+        </w:tc>
+      </w:tr>
+      <w:tr>
+        <w:tc>
+          <w:tcPr>
+            <w:tcW w:type="dxa" w:w="1500"/>
+            <w:tcBorders>
+              <w:top w:val="single" w:color="E1E0D9" w:sz="2"/>
+              <w:left w:val="none"/>
+              <w:bottom w:val="single" w:color="E1E0D9" w:sz="2"/>
+              <w:right w:val="none"/>
+            </w:tcBorders>
+            <w:tcMar>
+              <w:top w:type="dxa" w:w="60"/>
+              <w:left w:type="dxa" w:w="100"/>
+              <w:bottom w:type="dxa" w:w="60"/>
+              <w:right w:type="dxa" w:w="100"/>
+            </w:tcMar>
+          </w:tcPr>
+          <w:p>
+            <w:pPr>
+              <w:spacing w:after="0" w:line="240"/>
+              <w:jc w:val="left"/>
+            </w:pPr>
+            <w:r>
+              <w:rPr>
+                <w:b w:val="false"/>
+                <w:bCs w:val="false"/>
+                <w:color w:val="52514E"/>
+                <w:sz w:val="17"/>
+                <w:szCs w:val="17"/>
+              </w:rPr>
+              <w:t xml:space="preserve">11.5</w:t>
+            </w:r>
+          </w:p>
+        </w:tc>
+        <w:tc>
+          <w:tcPr>
+            <w:tcW w:type="dxa" w:w="1500"/>
+            <w:tcBorders>
+              <w:top w:val="single" w:color="E1E0D9" w:sz="2"/>
+              <w:left w:val="none"/>
+              <w:bottom w:val="single" w:color="E1E0D9" w:sz="2"/>
+              <w:right w:val="none"/>
+            </w:tcBorders>
+            <w:tcMar>
+              <w:top w:type="dxa" w:w="60"/>
+              <w:left w:type="dxa" w:w="100"/>
+              <w:bottom w:type="dxa" w:w="60"/>
+              <w:right w:type="dxa" w:w="100"/>
+            </w:tcMar>
+          </w:tcPr>
+          <w:p>
+            <w:pPr>
+              <w:spacing w:after="0" w:line="240"/>
+              <w:jc w:val="right"/>
+            </w:pPr>
+            <w:r>
+              <w:rPr>
+                <w:b w:val="false"/>
+                <w:bCs w:val="false"/>
+                <w:color w:val="52514E"/>
+                <w:sz w:val="17"/>
+                <w:szCs w:val="17"/>
+              </w:rPr>
+              <w:t xml:space="preserve">815</w:t>
+            </w:r>
+          </w:p>
+        </w:tc>
+        <w:tc>
+          <w:tcPr>
+            <w:tcW w:type="dxa" w:w="2000"/>
+            <w:tcBorders>
+              <w:top w:val="single" w:color="E1E0D9" w:sz="2"/>
+              <w:left w:val="none"/>
+              <w:bottom w:val="single" w:color="E1E0D9" w:sz="2"/>
+              <w:right w:val="none"/>
+            </w:tcBorders>
+            <w:tcMar>
+              <w:top w:type="dxa" w:w="60"/>
+              <w:left w:type="dxa" w:w="100"/>
+              <w:bottom w:type="dxa" w:w="60"/>
+              <w:right w:type="dxa" w:w="100"/>
+            </w:tcMar>
+          </w:tcPr>
+          <w:p>
+            <w:pPr>
+              <w:spacing w:after="0" w:line="240"/>
+              <w:jc w:val="right"/>
+            </w:pPr>
+            <w:r>
+              <w:rPr>
+                <w:b w:val="false"/>
+                <w:bCs w:val="false"/>
+                <w:color w:val="52514E"/>
+                <w:sz w:val="17"/>
+                <w:szCs w:val="17"/>
+              </w:rPr>
+              <w:t xml:space="preserve">3 298</w:t>
+            </w:r>
+          </w:p>
+        </w:tc>
+        <w:tc>
+          <w:tcPr>
+            <w:tcW w:type="dxa" w:w="1900"/>
+            <w:tcBorders>
+              <w:top w:val="single" w:color="E1E0D9" w:sz="2"/>
+              <w:left w:val="none"/>
+              <w:bottom w:val="single" w:color="E1E0D9" w:sz="2"/>
+              <w:right w:val="none"/>
+            </w:tcBorders>
+            <w:tcMar>
+              <w:top w:type="dxa" w:w="60"/>
+              <w:left w:type="dxa" w:w="100"/>
+              <w:bottom w:type="dxa" w:w="60"/>
+              <w:right w:type="dxa" w:w="100"/>
+            </w:tcMar>
+          </w:tcPr>
+          <w:p>
+            <w:pPr>
+              <w:spacing w:after="0" w:line="240"/>
+              <w:jc w:val="right"/>
+            </w:pPr>
+            <w:r>
+              <w:rPr>
+                <w:b w:val="false"/>
+                <w:bCs w:val="false"/>
+                <w:color w:val="52514E"/>
+                <w:sz w:val="17"/>
+                <w:szCs w:val="17"/>
+              </w:rPr>
+              <w:t xml:space="preserve">164.1</w:t>
+            </w:r>
+          </w:p>
+        </w:tc>
+        <w:tc>
+          <w:tcPr>
+            <w:tcW w:type="dxa" w:w="1800"/>
+            <w:tcBorders>
+              <w:top w:val="single" w:color="E1E0D9" w:sz="2"/>
+              <w:left w:val="none"/>
+              <w:bottom w:val="single" w:color="E1E0D9" w:sz="2"/>
+              <w:right w:val="none"/>
+            </w:tcBorders>
+            <w:tcMar>
+              <w:top w:type="dxa" w:w="60"/>
+              <w:left w:type="dxa" w:w="100"/>
+              <w:bottom w:type="dxa" w:w="60"/>
+              <w:right w:type="dxa" w:w="100"/>
+            </w:tcMar>
+          </w:tcPr>
+          <w:p>
+            <w:pPr>
+              <w:spacing w:after="0" w:line="240"/>
+              <w:jc w:val="right"/>
+            </w:pPr>
+            <w:r>
+              <w:rPr>
+                <w:b w:val="false"/>
+                <w:bCs w:val="false"/>
+                <w:color w:val="52514E"/>
+                <w:sz w:val="17"/>
+                <w:szCs w:val="17"/>
+              </w:rPr>
+              <w:t xml:space="preserve">153.6</w:t>
+            </w:r>
+          </w:p>
+        </w:tc>
+        <w:tc>
+          <w:tcPr>
+            <w:tcW w:type="dxa" w:w="2100"/>
+            <w:tcBorders>
+              <w:top w:val="single" w:color="E1E0D9" w:sz="2"/>
+              <w:left w:val="none"/>
+              <w:bottom w:val="single" w:color="E1E0D9" w:sz="2"/>
+              <w:right w:val="none"/>
+            </w:tcBorders>
+            <w:tcMar>
+              <w:top w:type="dxa" w:w="60"/>
+              <w:left w:type="dxa" w:w="100"/>
+              <w:bottom w:type="dxa" w:w="60"/>
+              <w:right w:type="dxa" w:w="100"/>
+            </w:tcMar>
+          </w:tcPr>
+          <w:p>
+            <w:pPr>
+              <w:spacing w:after="0" w:line="240"/>
+              <w:jc w:val="right"/>
+            </w:pPr>
+            <w:r>
+              <w:rPr>
+                <w:b w:val="false"/>
+                <w:bCs w:val="false"/>
+                <w:color w:val="52514E"/>
+                <w:sz w:val="17"/>
+                <w:szCs w:val="17"/>
+              </w:rPr>
+              <w:t xml:space="preserve">166.8</w:t>
+            </w:r>
+          </w:p>
+        </w:tc>
+      </w:tr>
+      <w:tr>
+        <w:tc>
+          <w:tcPr>
+            <w:tcW w:type="dxa" w:w="1500"/>
+            <w:tcBorders>
+              <w:top w:val="single" w:color="E1E0D9" w:sz="2"/>
+              <w:left w:val="none"/>
+              <w:bottom w:val="single" w:color="E1E0D9" w:sz="2"/>
+              <w:right w:val="none"/>
+            </w:tcBorders>
+            <w:tcMar>
+              <w:top w:type="dxa" w:w="60"/>
+              <w:left w:type="dxa" w:w="100"/>
+              <w:bottom w:type="dxa" w:w="60"/>
+              <w:right w:type="dxa" w:w="100"/>
+            </w:tcMar>
+          </w:tcPr>
+          <w:p>
+            <w:pPr>
+              <w:spacing w:after="0" w:line="240"/>
+              <w:jc w:val="left"/>
+            </w:pPr>
+            <w:r>
+              <w:rPr>
+                <w:b w:val="false"/>
+                <w:bCs w:val="false"/>
+                <w:color w:val="52514E"/>
+                <w:sz w:val="17"/>
+                <w:szCs w:val="17"/>
+              </w:rPr>
+              <w:t xml:space="preserve">14.5</w:t>
+            </w:r>
+          </w:p>
+        </w:tc>
+        <w:tc>
+          <w:tcPr>
+            <w:tcW w:type="dxa" w:w="1500"/>
+            <w:tcBorders>
+              <w:top w:val="single" w:color="E1E0D9" w:sz="2"/>
+              <w:left w:val="none"/>
+              <w:bottom w:val="single" w:color="E1E0D9" w:sz="2"/>
+              <w:right w:val="none"/>
+            </w:tcBorders>
+            <w:tcMar>
+              <w:top w:type="dxa" w:w="60"/>
+              <w:left w:type="dxa" w:w="100"/>
+              <w:bottom w:type="dxa" w:w="60"/>
+              <w:right w:type="dxa" w:w="100"/>
+            </w:tcMar>
+          </w:tcPr>
+          <w:p>
+            <w:pPr>
+              <w:spacing w:after="0" w:line="240"/>
+              <w:jc w:val="right"/>
+            </w:pPr>
+            <w:r>
+              <w:rPr>
+                <w:b w:val="false"/>
+                <w:bCs w:val="false"/>
+                <w:color w:val="52514E"/>
+                <w:sz w:val="17"/>
+                <w:szCs w:val="17"/>
+              </w:rPr>
+              <w:t xml:space="preserve">872</w:t>
+            </w:r>
+          </w:p>
+        </w:tc>
+        <w:tc>
+          <w:tcPr>
+            <w:tcW w:type="dxa" w:w="2000"/>
+            <w:tcBorders>
+              <w:top w:val="single" w:color="E1E0D9" w:sz="2"/>
+              <w:left w:val="none"/>
+              <w:bottom w:val="single" w:color="E1E0D9" w:sz="2"/>
+              <w:right w:val="none"/>
+            </w:tcBorders>
+            <w:tcMar>
+              <w:top w:type="dxa" w:w="60"/>
+              <w:left w:type="dxa" w:w="100"/>
+              <w:bottom w:type="dxa" w:w="60"/>
+              <w:right w:type="dxa" w:w="100"/>
+            </w:tcMar>
+          </w:tcPr>
+          <w:p>
+            <w:pPr>
+              <w:spacing w:after="0" w:line="240"/>
+              <w:jc w:val="right"/>
+            </w:pPr>
+            <w:r>
+              <w:rPr>
+                <w:b w:val="false"/>
+                <w:bCs w:val="false"/>
+                <w:color w:val="52514E"/>
+                <w:sz w:val="17"/>
+                <w:szCs w:val="17"/>
+              </w:rPr>
+              <w:t xml:space="preserve">2 879</w:t>
+            </w:r>
+          </w:p>
+        </w:tc>
+        <w:tc>
+          <w:tcPr>
+            <w:tcW w:type="dxa" w:w="1900"/>
+            <w:tcBorders>
+              <w:top w:val="single" w:color="E1E0D9" w:sz="2"/>
+              <w:left w:val="none"/>
+              <w:bottom w:val="single" w:color="E1E0D9" w:sz="2"/>
+              <w:right w:val="none"/>
+            </w:tcBorders>
+            <w:tcMar>
+              <w:top w:type="dxa" w:w="60"/>
+              <w:left w:type="dxa" w:w="100"/>
+              <w:bottom w:type="dxa" w:w="60"/>
+              <w:right w:type="dxa" w:w="100"/>
+            </w:tcMar>
+          </w:tcPr>
+          <w:p>
+            <w:pPr>
+              <w:spacing w:after="0" w:line="240"/>
+              <w:jc w:val="right"/>
+            </w:pPr>
+            <w:r>
+              <w:rPr>
+                <w:b w:val="false"/>
+                <w:bCs w:val="false"/>
+                <w:color w:val="52514E"/>
+                <w:sz w:val="17"/>
+                <w:szCs w:val="17"/>
+              </w:rPr>
+              <w:t xml:space="preserve">163.5</w:t>
+            </w:r>
+          </w:p>
+        </w:tc>
+        <w:tc>
+          <w:tcPr>
+            <w:tcW w:type="dxa" w:w="1800"/>
+            <w:tcBorders>
+              <w:top w:val="single" w:color="E1E0D9" w:sz="2"/>
+              <w:left w:val="none"/>
+              <w:bottom w:val="single" w:color="E1E0D9" w:sz="2"/>
+              <w:right w:val="none"/>
+            </w:tcBorders>
+            <w:tcMar>
+              <w:top w:type="dxa" w:w="60"/>
+              <w:left w:type="dxa" w:w="100"/>
+              <w:bottom w:type="dxa" w:w="60"/>
+              <w:right w:type="dxa" w:w="100"/>
+            </w:tcMar>
+          </w:tcPr>
+          <w:p>
+            <w:pPr>
+              <w:spacing w:after="0" w:line="240"/>
+              <w:jc w:val="right"/>
+            </w:pPr>
+            <w:r>
+              <w:rPr>
+                <w:b w:val="false"/>
+                <w:bCs w:val="false"/>
+                <w:color w:val="52514E"/>
+                <w:sz w:val="17"/>
+                <w:szCs w:val="17"/>
+              </w:rPr>
+              <w:t xml:space="preserve">153.7</w:t>
+            </w:r>
+          </w:p>
+        </w:tc>
+        <w:tc>
+          <w:tcPr>
+            <w:tcW w:type="dxa" w:w="2100"/>
+            <w:tcBorders>
+              <w:top w:val="single" w:color="E1E0D9" w:sz="2"/>
+              <w:left w:val="none"/>
+              <w:bottom w:val="single" w:color="E1E0D9" w:sz="2"/>
+              <w:right w:val="none"/>
+            </w:tcBorders>
+            <w:tcMar>
+              <w:top w:type="dxa" w:w="60"/>
+              <w:left w:type="dxa" w:w="100"/>
+              <w:bottom w:type="dxa" w:w="60"/>
+              <w:right w:type="dxa" w:w="100"/>
+            </w:tcMar>
+          </w:tcPr>
+          <w:p>
+            <w:pPr>
+              <w:spacing w:after="0" w:line="240"/>
+              <w:jc w:val="right"/>
+            </w:pPr>
+            <w:r>
+              <w:rPr>
+                <w:b w:val="false"/>
+                <w:bCs w:val="false"/>
+                <w:color w:val="52514E"/>
+                <w:sz w:val="17"/>
+                <w:szCs w:val="17"/>
+              </w:rPr>
+              <w:t xml:space="preserve">165.3</w:t>
+            </w:r>
+          </w:p>
+        </w:tc>
+      </w:tr>
+      <w:tr>
+        <w:tc>
+          <w:tcPr>
+            <w:tcW w:type="dxa" w:w="1500"/>
+            <w:tcBorders>
+              <w:top w:val="single" w:color="E1E0D9" w:sz="2"/>
+              <w:left w:val="none"/>
+              <w:bottom w:val="single" w:color="E1E0D9" w:sz="2"/>
+              <w:right w:val="none"/>
+            </w:tcBorders>
+            <w:tcMar>
+              <w:top w:type="dxa" w:w="60"/>
+              <w:left w:type="dxa" w:w="100"/>
+              <w:bottom w:type="dxa" w:w="60"/>
+              <w:right w:type="dxa" w:w="100"/>
+            </w:tcMar>
+          </w:tcPr>
+          <w:p>
+            <w:pPr>
+              <w:spacing w:after="0" w:line="240"/>
+              <w:jc w:val="left"/>
+            </w:pPr>
+            <w:r>
+              <w:rPr>
+                <w:b w:val="false"/>
+                <w:bCs w:val="false"/>
+                <w:color w:val="52514E"/>
+                <w:sz w:val="17"/>
+                <w:szCs w:val="17"/>
+              </w:rPr>
+              <w:t xml:space="preserve">16.0</w:t>
+            </w:r>
+          </w:p>
+        </w:tc>
+        <w:tc>
+          <w:tcPr>
+            <w:tcW w:type="dxa" w:w="1500"/>
+            <w:tcBorders>
+              <w:top w:val="single" w:color="E1E0D9" w:sz="2"/>
+              <w:left w:val="none"/>
+              <w:bottom w:val="single" w:color="E1E0D9" w:sz="2"/>
+              <w:right w:val="none"/>
+            </w:tcBorders>
+            <w:tcMar>
+              <w:top w:type="dxa" w:w="60"/>
+              <w:left w:type="dxa" w:w="100"/>
+              <w:bottom w:type="dxa" w:w="60"/>
+              <w:right w:type="dxa" w:w="100"/>
+            </w:tcMar>
+          </w:tcPr>
+          <w:p>
+            <w:pPr>
+              <w:spacing w:after="0" w:line="240"/>
+              <w:jc w:val="right"/>
+            </w:pPr>
+            <w:r>
+              <w:rPr>
+                <w:b w:val="false"/>
+                <w:bCs w:val="false"/>
+                <w:color w:val="52514E"/>
+                <w:sz w:val="17"/>
+                <w:szCs w:val="17"/>
+              </w:rPr>
+              <w:t xml:space="preserve">891</w:t>
+            </w:r>
+          </w:p>
+        </w:tc>
+        <w:tc>
+          <w:tcPr>
+            <w:tcW w:type="dxa" w:w="2000"/>
+            <w:tcBorders>
+              <w:top w:val="single" w:color="E1E0D9" w:sz="2"/>
+              <w:left w:val="none"/>
+              <w:bottom w:val="single" w:color="E1E0D9" w:sz="2"/>
+              <w:right w:val="none"/>
+            </w:tcBorders>
+            <w:tcMar>
+              <w:top w:type="dxa" w:w="60"/>
+              <w:left w:type="dxa" w:w="100"/>
+              <w:bottom w:type="dxa" w:w="60"/>
+              <w:right w:type="dxa" w:w="100"/>
+            </w:tcMar>
+          </w:tcPr>
+          <w:p>
+            <w:pPr>
+              <w:spacing w:after="0" w:line="240"/>
+              <w:jc w:val="right"/>
+            </w:pPr>
+            <w:r>
+              <w:rPr>
+                <w:b w:val="false"/>
+                <w:bCs w:val="false"/>
+                <w:color w:val="52514E"/>
+                <w:sz w:val="17"/>
+                <w:szCs w:val="17"/>
+              </w:rPr>
+              <w:t xml:space="preserve">2 698</w:t>
+            </w:r>
+          </w:p>
+        </w:tc>
+        <w:tc>
+          <w:tcPr>
+            <w:tcW w:type="dxa" w:w="1900"/>
+            <w:tcBorders>
+              <w:top w:val="single" w:color="E1E0D9" w:sz="2"/>
+              <w:left w:val="none"/>
+              <w:bottom w:val="single" w:color="E1E0D9" w:sz="2"/>
+              <w:right w:val="none"/>
+            </w:tcBorders>
+            <w:tcMar>
+              <w:top w:type="dxa" w:w="60"/>
+              <w:left w:type="dxa" w:w="100"/>
+              <w:bottom w:type="dxa" w:w="60"/>
+              <w:right w:type="dxa" w:w="100"/>
+            </w:tcMar>
+          </w:tcPr>
+          <w:p>
+            <w:pPr>
+              <w:spacing w:after="0" w:line="240"/>
+              <w:jc w:val="right"/>
+            </w:pPr>
+            <w:r>
+              <w:rPr>
+                <w:b w:val="false"/>
+                <w:bCs w:val="false"/>
+                <w:color w:val="52514E"/>
+                <w:sz w:val="17"/>
+                <w:szCs w:val="17"/>
+              </w:rPr>
+              <w:t xml:space="preserve">163.2</w:t>
+            </w:r>
+          </w:p>
+        </w:tc>
+        <w:tc>
+          <w:tcPr>
+            <w:tcW w:type="dxa" w:w="1800"/>
+            <w:tcBorders>
+              <w:top w:val="single" w:color="E1E0D9" w:sz="2"/>
+              <w:left w:val="none"/>
+              <w:bottom w:val="single" w:color="E1E0D9" w:sz="2"/>
+              <w:right w:val="none"/>
+            </w:tcBorders>
+            <w:tcMar>
+              <w:top w:type="dxa" w:w="60"/>
+              <w:left w:type="dxa" w:w="100"/>
+              <w:bottom w:type="dxa" w:w="60"/>
+              <w:right w:type="dxa" w:w="100"/>
+            </w:tcMar>
+          </w:tcPr>
+          <w:p>
+            <w:pPr>
+              <w:spacing w:after="0" w:line="240"/>
+              <w:jc w:val="right"/>
+            </w:pPr>
+            <w:r>
+              <w:rPr>
+                <w:b w:val="false"/>
+                <w:bCs w:val="false"/>
+                <w:color w:val="52514E"/>
+                <w:sz w:val="17"/>
+                <w:szCs w:val="17"/>
+              </w:rPr>
+              <w:t xml:space="preserve">153.8</w:t>
+            </w:r>
+          </w:p>
+        </w:tc>
+        <w:tc>
+          <w:tcPr>
+            <w:tcW w:type="dxa" w:w="2100"/>
+            <w:tcBorders>
+              <w:top w:val="single" w:color="E1E0D9" w:sz="2"/>
+              <w:left w:val="none"/>
+              <w:bottom w:val="single" w:color="E1E0D9" w:sz="2"/>
+              <w:right w:val="none"/>
+            </w:tcBorders>
+            <w:tcMar>
+              <w:top w:type="dxa" w:w="60"/>
+              <w:left w:type="dxa" w:w="100"/>
+              <w:bottom w:type="dxa" w:w="60"/>
+              <w:right w:type="dxa" w:w="100"/>
+            </w:tcMar>
+          </w:tcPr>
+          <w:p>
+            <w:pPr>
+              <w:spacing w:after="0" w:line="240"/>
+              <w:jc w:val="right"/>
+            </w:pPr>
+            <w:r>
+              <w:rPr>
+                <w:b w:val="false"/>
+                <w:bCs w:val="false"/>
+                <w:color w:val="52514E"/>
+                <w:sz w:val="17"/>
+                <w:szCs w:val="17"/>
+              </w:rPr>
+              <w:t xml:space="preserve">164.7</w:t>
+            </w:r>
+          </w:p>
+        </w:tc>
+      </w:tr>
+      <w:tr>
+        <w:tc>
+          <w:tcPr>
+            <w:tcW w:type="dxa" w:w="1500"/>
+            <w:tcBorders>
+              <w:top w:val="single" w:color="E1E0D9" w:sz="2"/>
+              <w:left w:val="none"/>
+              <w:bottom w:val="single" w:color="E1E0D9" w:sz="2"/>
+              <w:right w:val="none"/>
+            </w:tcBorders>
+            <w:tcMar>
+              <w:top w:type="dxa" w:w="60"/>
+              <w:left w:type="dxa" w:w="100"/>
+              <w:bottom w:type="dxa" w:w="60"/>
+              <w:right w:type="dxa" w:w="100"/>
+            </w:tcMar>
+          </w:tcPr>
+          <w:p>
+            <w:pPr>
+              <w:spacing w:after="0" w:line="240"/>
+              <w:jc w:val="left"/>
+            </w:pPr>
+            <w:r>
+              <w:rPr>
+                <w:b w:val="false"/>
+                <w:bCs w:val="false"/>
+                <w:color w:val="52514E"/>
+                <w:sz w:val="17"/>
+                <w:szCs w:val="17"/>
+              </w:rPr>
+              <w:t xml:space="preserve">18.0</w:t>
+            </w:r>
+          </w:p>
+        </w:tc>
+        <w:tc>
+          <w:tcPr>
+            <w:tcW w:type="dxa" w:w="1500"/>
+            <w:tcBorders>
+              <w:top w:val="single" w:color="E1E0D9" w:sz="2"/>
+              <w:left w:val="none"/>
+              <w:bottom w:val="single" w:color="E1E0D9" w:sz="2"/>
+              <w:right w:val="none"/>
+            </w:tcBorders>
+            <w:tcMar>
+              <w:top w:type="dxa" w:w="60"/>
+              <w:left w:type="dxa" w:w="100"/>
+              <w:bottom w:type="dxa" w:w="60"/>
+              <w:right w:type="dxa" w:w="100"/>
+            </w:tcMar>
+          </w:tcPr>
+          <w:p>
+            <w:pPr>
+              <w:spacing w:after="0" w:line="240"/>
+              <w:jc w:val="right"/>
+            </w:pPr>
+            <w:r>
+              <w:rPr>
+                <w:b w:val="false"/>
+                <w:bCs w:val="false"/>
+                <w:color w:val="52514E"/>
+                <w:sz w:val="17"/>
+                <w:szCs w:val="17"/>
+              </w:rPr>
+              <w:t xml:space="preserve">912</w:t>
+            </w:r>
+          </w:p>
+        </w:tc>
+        <w:tc>
+          <w:tcPr>
+            <w:tcW w:type="dxa" w:w="2000"/>
+            <w:tcBorders>
+              <w:top w:val="single" w:color="E1E0D9" w:sz="2"/>
+              <w:left w:val="none"/>
+              <w:bottom w:val="single" w:color="E1E0D9" w:sz="2"/>
+              <w:right w:val="none"/>
+            </w:tcBorders>
+            <w:tcMar>
+              <w:top w:type="dxa" w:w="60"/>
+              <w:left w:type="dxa" w:w="100"/>
+              <w:bottom w:type="dxa" w:w="60"/>
+              <w:right w:type="dxa" w:w="100"/>
+            </w:tcMar>
+          </w:tcPr>
+          <w:p>
+            <w:pPr>
+              <w:spacing w:after="0" w:line="240"/>
+              <w:jc w:val="right"/>
+            </w:pPr>
+            <w:r>
+              <w:rPr>
+                <w:b w:val="false"/>
+                <w:bCs w:val="false"/>
+                <w:color w:val="52514E"/>
+                <w:sz w:val="17"/>
+                <w:szCs w:val="17"/>
+              </w:rPr>
+              <w:t xml:space="preserve">2 478</w:t>
+            </w:r>
+          </w:p>
+        </w:tc>
+        <w:tc>
+          <w:tcPr>
+            <w:tcW w:type="dxa" w:w="1900"/>
+            <w:tcBorders>
+              <w:top w:val="single" w:color="E1E0D9" w:sz="2"/>
+              <w:left w:val="none"/>
+              <w:bottom w:val="single" w:color="E1E0D9" w:sz="2"/>
+              <w:right w:val="none"/>
+            </w:tcBorders>
+            <w:tcMar>
+              <w:top w:type="dxa" w:w="60"/>
+              <w:left w:type="dxa" w:w="100"/>
+              <w:bottom w:type="dxa" w:w="60"/>
+              <w:right w:type="dxa" w:w="100"/>
+            </w:tcMar>
+          </w:tcPr>
+          <w:p>
+            <w:pPr>
+              <w:spacing w:after="0" w:line="240"/>
+              <w:jc w:val="right"/>
+            </w:pPr>
+            <w:r>
+              <w:rPr>
+                <w:b w:val="false"/>
+                <w:bCs w:val="false"/>
+                <w:color w:val="52514E"/>
+                <w:sz w:val="17"/>
+                <w:szCs w:val="17"/>
+              </w:rPr>
+              <w:t xml:space="preserve">162.9</w:t>
+            </w:r>
+          </w:p>
+        </w:tc>
+        <w:tc>
+          <w:tcPr>
+            <w:tcW w:type="dxa" w:w="1800"/>
+            <w:tcBorders>
+              <w:top w:val="single" w:color="E1E0D9" w:sz="2"/>
+              <w:left w:val="none"/>
+              <w:bottom w:val="single" w:color="E1E0D9" w:sz="2"/>
+              <w:right w:val="none"/>
+            </w:tcBorders>
+            <w:tcMar>
+              <w:top w:type="dxa" w:w="60"/>
+              <w:left w:type="dxa" w:w="100"/>
+              <w:bottom w:type="dxa" w:w="60"/>
+              <w:right w:type="dxa" w:w="100"/>
+            </w:tcMar>
+          </w:tcPr>
+          <w:p>
+            <w:pPr>
+              <w:spacing w:after="0" w:line="240"/>
+              <w:jc w:val="right"/>
+            </w:pPr>
+            <w:r>
+              <w:rPr>
+                <w:b w:val="false"/>
+                <w:bCs w:val="false"/>
+                <w:color w:val="52514E"/>
+                <w:sz w:val="17"/>
+                <w:szCs w:val="17"/>
+              </w:rPr>
+              <w:t xml:space="preserve">153.8</w:t>
+            </w:r>
+          </w:p>
+        </w:tc>
+        <w:tc>
+          <w:tcPr>
+            <w:tcW w:type="dxa" w:w="2100"/>
+            <w:tcBorders>
+              <w:top w:val="single" w:color="E1E0D9" w:sz="2"/>
+              <w:left w:val="none"/>
+              <w:bottom w:val="single" w:color="E1E0D9" w:sz="2"/>
+              <w:right w:val="none"/>
+            </w:tcBorders>
+            <w:tcMar>
+              <w:top w:type="dxa" w:w="60"/>
+              <w:left w:type="dxa" w:w="100"/>
+              <w:bottom w:type="dxa" w:w="60"/>
+              <w:right w:type="dxa" w:w="100"/>
+            </w:tcMar>
+          </w:tcPr>
+          <w:p>
+            <w:pPr>
+              <w:spacing w:after="0" w:line="240"/>
+              <w:jc w:val="right"/>
+            </w:pPr>
+            <w:r>
+              <w:rPr>
+                <w:b w:val="false"/>
+                <w:bCs w:val="false"/>
+                <w:color w:val="52514E"/>
+                <w:sz w:val="17"/>
+                <w:szCs w:val="17"/>
+              </w:rPr>
+              <w:t xml:space="preserve">163.8</w:t>
+            </w:r>
+          </w:p>
+        </w:tc>
+      </w:tr>
+      <w:tr>
+        <w:tc>
+          <w:tcPr>
+            <w:tcW w:type="dxa" w:w="1500"/>
+            <w:tcBorders>
+              <w:top w:val="single" w:color="E1E0D9" w:sz="2"/>
+              <w:left w:val="none"/>
+              <w:bottom w:val="single" w:color="E1E0D9" w:sz="2"/>
+              <w:right w:val="none"/>
+            </w:tcBorders>
+            <w:tcMar>
+              <w:top w:type="dxa" w:w="60"/>
+              <w:left w:type="dxa" w:w="100"/>
+              <w:bottom w:type="dxa" w:w="60"/>
+              <w:right w:type="dxa" w:w="100"/>
+            </w:tcMar>
+          </w:tcPr>
+          <w:p>
+            <w:pPr>
+              <w:spacing w:after="0" w:line="240"/>
+              <w:jc w:val="left"/>
+            </w:pPr>
+            <w:r>
+              <w:rPr>
+                <w:b w:val="false"/>
+                <w:bCs w:val="false"/>
+                <w:color w:val="52514E"/>
+                <w:sz w:val="17"/>
+                <w:szCs w:val="17"/>
+              </w:rPr>
+              <w:t xml:space="preserve">20.0</w:t>
+            </w:r>
+          </w:p>
+        </w:tc>
+        <w:tc>
+          <w:tcPr>
+            <w:tcW w:type="dxa" w:w="1500"/>
+            <w:tcBorders>
+              <w:top w:val="single" w:color="E1E0D9" w:sz="2"/>
+              <w:left w:val="none"/>
+              <w:bottom w:val="single" w:color="E1E0D9" w:sz="2"/>
+              <w:right w:val="none"/>
+            </w:tcBorders>
+            <w:tcMar>
+              <w:top w:type="dxa" w:w="60"/>
+              <w:left w:type="dxa" w:w="100"/>
+              <w:bottom w:type="dxa" w:w="60"/>
+              <w:right w:type="dxa" w:w="100"/>
+            </w:tcMar>
+          </w:tcPr>
+          <w:p>
+            <w:pPr>
+              <w:spacing w:after="0" w:line="240"/>
+              <w:jc w:val="right"/>
+            </w:pPr>
+            <w:r>
+              <w:rPr>
+                <w:b w:val="false"/>
+                <w:bCs w:val="false"/>
+                <w:color w:val="52514E"/>
+                <w:sz w:val="17"/>
+                <w:szCs w:val="17"/>
+              </w:rPr>
+              <w:t xml:space="preserve">928</w:t>
+            </w:r>
+          </w:p>
+        </w:tc>
+        <w:tc>
+          <w:tcPr>
+            <w:tcW w:type="dxa" w:w="2000"/>
+            <w:tcBorders>
+              <w:top w:val="single" w:color="E1E0D9" w:sz="2"/>
+              <w:left w:val="none"/>
+              <w:bottom w:val="single" w:color="E1E0D9" w:sz="2"/>
+              <w:right w:val="none"/>
+            </w:tcBorders>
+            <w:tcMar>
+              <w:top w:type="dxa" w:w="60"/>
+              <w:left w:type="dxa" w:w="100"/>
+              <w:bottom w:type="dxa" w:w="60"/>
+              <w:right w:type="dxa" w:w="100"/>
+            </w:tcMar>
+          </w:tcPr>
+          <w:p>
+            <w:pPr>
+              <w:spacing w:after="0" w:line="240"/>
+              <w:jc w:val="right"/>
+            </w:pPr>
+            <w:r>
+              <w:rPr>
+                <w:b w:val="false"/>
+                <w:bCs w:val="false"/>
+                <w:color w:val="52514E"/>
+                <w:sz w:val="17"/>
+                <w:szCs w:val="17"/>
+              </w:rPr>
+              <w:t xml:space="preserve">2 278</w:t>
+            </w:r>
+          </w:p>
+        </w:tc>
+        <w:tc>
+          <w:tcPr>
+            <w:tcW w:type="dxa" w:w="1900"/>
+            <w:tcBorders>
+              <w:top w:val="single" w:color="E1E0D9" w:sz="2"/>
+              <w:left w:val="none"/>
+              <w:bottom w:val="single" w:color="E1E0D9" w:sz="2"/>
+              <w:right w:val="none"/>
+            </w:tcBorders>
+            <w:tcMar>
+              <w:top w:type="dxa" w:w="60"/>
+              <w:left w:type="dxa" w:w="100"/>
+              <w:bottom w:type="dxa" w:w="60"/>
+              <w:right w:type="dxa" w:w="100"/>
+            </w:tcMar>
+          </w:tcPr>
+          <w:p>
+            <w:pPr>
+              <w:spacing w:after="0" w:line="240"/>
+              <w:jc w:val="right"/>
+            </w:pPr>
+            <w:r>
+              <w:rPr>
+                <w:b w:val="false"/>
+                <w:bCs w:val="false"/>
+                <w:color w:val="52514E"/>
+                <w:sz w:val="17"/>
+                <w:szCs w:val="17"/>
+              </w:rPr>
+              <w:t xml:space="preserve">162.5</w:t>
+            </w:r>
+          </w:p>
+        </w:tc>
+        <w:tc>
+          <w:tcPr>
+            <w:tcW w:type="dxa" w:w="1800"/>
+            <w:tcBorders>
+              <w:top w:val="single" w:color="E1E0D9" w:sz="2"/>
+              <w:left w:val="none"/>
+              <w:bottom w:val="single" w:color="E1E0D9" w:sz="2"/>
+              <w:right w:val="none"/>
+            </w:tcBorders>
+            <w:tcMar>
+              <w:top w:type="dxa" w:w="60"/>
+              <w:left w:type="dxa" w:w="100"/>
+              <w:bottom w:type="dxa" w:w="60"/>
+              <w:right w:type="dxa" w:w="100"/>
+            </w:tcMar>
+          </w:tcPr>
+          <w:p>
+            <w:pPr>
+              <w:spacing w:after="0" w:line="240"/>
+              <w:jc w:val="right"/>
+            </w:pPr>
+            <w:r>
+              <w:rPr>
+                <w:b w:val="false"/>
+                <w:bCs w:val="false"/>
+                <w:color w:val="52514E"/>
+                <w:sz w:val="17"/>
+                <w:szCs w:val="17"/>
+              </w:rPr>
+              <w:t xml:space="preserve">153.9</w:t>
+            </w:r>
+          </w:p>
+        </w:tc>
+        <w:tc>
+          <w:tcPr>
+            <w:tcW w:type="dxa" w:w="2100"/>
+            <w:tcBorders>
+              <w:top w:val="single" w:color="E1E0D9" w:sz="2"/>
+              <w:left w:val="none"/>
+              <w:bottom w:val="single" w:color="E1E0D9" w:sz="2"/>
+              <w:right w:val="none"/>
+            </w:tcBorders>
+            <w:tcMar>
+              <w:top w:type="dxa" w:w="60"/>
+              <w:left w:type="dxa" w:w="100"/>
+              <w:bottom w:type="dxa" w:w="60"/>
+              <w:right w:type="dxa" w:w="100"/>
+            </w:tcMar>
+          </w:tcPr>
+          <w:p>
+            <w:pPr>
+              <w:spacing w:after="0" w:line="240"/>
+              <w:jc w:val="right"/>
+            </w:pPr>
+            <w:r>
+              <w:rPr>
+                <w:b w:val="false"/>
+                <w:bCs w:val="false"/>
+                <w:color w:val="52514E"/>
+                <w:sz w:val="17"/>
+                <w:szCs w:val="17"/>
+              </w:rPr>
+              <w:t xml:space="preserve">162.9</w:t>
+            </w:r>
+          </w:p>
+        </w:tc>
+      </w:tr>
+      <w:tr>
+        <w:tc>
+          <w:tcPr>
+            <w:tcW w:type="dxa" w:w="1500"/>
+            <w:tcBorders>
+              <w:top w:val="single" w:color="E1E0D9" w:sz="2"/>
+              <w:left w:val="none"/>
+              <w:bottom w:val="single" w:color="E1E0D9" w:sz="2"/>
+              <w:right w:val="none"/>
+            </w:tcBorders>
+            <w:tcMar>
+              <w:top w:type="dxa" w:w="60"/>
+              <w:left w:type="dxa" w:w="100"/>
+              <w:bottom w:type="dxa" w:w="60"/>
+              <w:right w:type="dxa" w:w="100"/>
+            </w:tcMar>
+          </w:tcPr>
+          <w:p>
+            <w:pPr>
+              <w:spacing w:after="0" w:line="240"/>
+              <w:jc w:val="left"/>
+            </w:pPr>
+            <w:r>
+              <w:rPr>
+                <w:b w:val="false"/>
+                <w:bCs w:val="false"/>
+                <w:color w:val="52514E"/>
+                <w:sz w:val="17"/>
+                <w:szCs w:val="17"/>
+              </w:rPr>
+              <w:t xml:space="preserve">24.0</w:t>
+            </w:r>
+          </w:p>
+        </w:tc>
+        <w:tc>
+          <w:tcPr>
+            <w:tcW w:type="dxa" w:w="1500"/>
+            <w:tcBorders>
+              <w:top w:val="single" w:color="E1E0D9" w:sz="2"/>
+              <w:left w:val="none"/>
+              <w:bottom w:val="single" w:color="E1E0D9" w:sz="2"/>
+              <w:right w:val="none"/>
+            </w:tcBorders>
+            <w:tcMar>
+              <w:top w:type="dxa" w:w="60"/>
+              <w:left w:type="dxa" w:w="100"/>
+              <w:bottom w:type="dxa" w:w="60"/>
+              <w:right w:type="dxa" w:w="100"/>
+            </w:tcMar>
+          </w:tcPr>
+          <w:p>
+            <w:pPr>
+              <w:spacing w:after="0" w:line="240"/>
+              <w:jc w:val="right"/>
+            </w:pPr>
+            <w:r>
+              <w:rPr>
+                <w:b w:val="false"/>
+                <w:bCs w:val="false"/>
+                <w:color w:val="52514E"/>
+                <w:sz w:val="17"/>
+                <w:szCs w:val="17"/>
+              </w:rPr>
+              <w:t xml:space="preserve">951</w:t>
+            </w:r>
+          </w:p>
+        </w:tc>
+        <w:tc>
+          <w:tcPr>
+            <w:tcW w:type="dxa" w:w="2000"/>
+            <w:tcBorders>
+              <w:top w:val="single" w:color="E1E0D9" w:sz="2"/>
+              <w:left w:val="none"/>
+              <w:bottom w:val="single" w:color="E1E0D9" w:sz="2"/>
+              <w:right w:val="none"/>
+            </w:tcBorders>
+            <w:tcMar>
+              <w:top w:type="dxa" w:w="60"/>
+              <w:left w:type="dxa" w:w="100"/>
+              <w:bottom w:type="dxa" w:w="60"/>
+              <w:right w:type="dxa" w:w="100"/>
+            </w:tcMar>
+          </w:tcPr>
+          <w:p>
+            <w:pPr>
+              <w:spacing w:after="0" w:line="240"/>
+              <w:jc w:val="right"/>
+            </w:pPr>
+            <w:r>
+              <w:rPr>
+                <w:b w:val="false"/>
+                <w:bCs w:val="false"/>
+                <w:color w:val="52514E"/>
+                <w:sz w:val="17"/>
+                <w:szCs w:val="17"/>
+              </w:rPr>
+              <w:t xml:space="preserve">1 929</w:t>
+            </w:r>
+          </w:p>
+        </w:tc>
+        <w:tc>
+          <w:tcPr>
+            <w:tcW w:type="dxa" w:w="1900"/>
+            <w:tcBorders>
+              <w:top w:val="single" w:color="E1E0D9" w:sz="2"/>
+              <w:left w:val="none"/>
+              <w:bottom w:val="single" w:color="E1E0D9" w:sz="2"/>
+              <w:right w:val="none"/>
+            </w:tcBorders>
+            <w:tcMar>
+              <w:top w:type="dxa" w:w="60"/>
+              <w:left w:type="dxa" w:w="100"/>
+              <w:bottom w:type="dxa" w:w="60"/>
+              <w:right w:type="dxa" w:w="100"/>
+            </w:tcMar>
+          </w:tcPr>
+          <w:p>
+            <w:pPr>
+              <w:spacing w:after="0" w:line="240"/>
+              <w:jc w:val="right"/>
+            </w:pPr>
+            <w:r>
+              <w:rPr>
+                <w:b w:val="false"/>
+                <w:bCs w:val="false"/>
+                <w:color w:val="52514E"/>
+                <w:sz w:val="17"/>
+                <w:szCs w:val="17"/>
+              </w:rPr>
+              <w:t xml:space="preserve">161.8</w:t>
+            </w:r>
+          </w:p>
+        </w:tc>
+        <w:tc>
+          <w:tcPr>
+            <w:tcW w:type="dxa" w:w="1800"/>
+            <w:tcBorders>
+              <w:top w:val="single" w:color="E1E0D9" w:sz="2"/>
+              <w:left w:val="none"/>
+              <w:bottom w:val="single" w:color="E1E0D9" w:sz="2"/>
+              <w:right w:val="none"/>
+            </w:tcBorders>
+            <w:tcMar>
+              <w:top w:type="dxa" w:w="60"/>
+              <w:left w:type="dxa" w:w="100"/>
+              <w:bottom w:type="dxa" w:w="60"/>
+              <w:right w:type="dxa" w:w="100"/>
+            </w:tcMar>
+          </w:tcPr>
+          <w:p>
+            <w:pPr>
+              <w:spacing w:after="0" w:line="240"/>
+              <w:jc w:val="right"/>
+            </w:pPr>
+            <w:r>
+              <w:rPr>
+                <w:b w:val="false"/>
+                <w:bCs w:val="false"/>
+                <w:color w:val="52514E"/>
+                <w:sz w:val="17"/>
+                <w:szCs w:val="17"/>
+              </w:rPr>
+              <w:t xml:space="preserve">154.0</w:t>
+            </w:r>
+          </w:p>
+        </w:tc>
+        <w:tc>
+          <w:tcPr>
+            <w:tcW w:type="dxa" w:w="2100"/>
+            <w:tcBorders>
+              <w:top w:val="single" w:color="E1E0D9" w:sz="2"/>
+              <w:left w:val="none"/>
+              <w:bottom w:val="single" w:color="E1E0D9" w:sz="2"/>
+              <w:right w:val="none"/>
+            </w:tcBorders>
+            <w:tcMar>
+              <w:top w:type="dxa" w:w="60"/>
+              <w:left w:type="dxa" w:w="100"/>
+              <w:bottom w:type="dxa" w:w="60"/>
+              <w:right w:type="dxa" w:w="100"/>
+            </w:tcMar>
+          </w:tcPr>
+          <w:p>
+            <w:pPr>
+              <w:spacing w:after="0" w:line="240"/>
+              <w:jc w:val="right"/>
+            </w:pPr>
+            <w:r>
+              <w:rPr>
+                <w:b w:val="false"/>
+                <w:bCs w:val="false"/>
+                <w:color w:val="52514E"/>
+                <w:sz w:val="17"/>
+                <w:szCs w:val="17"/>
+              </w:rPr>
+              <w:t xml:space="preserve">161.3</w:t>
+            </w:r>
+          </w:p>
+        </w:tc>
+      </w:tr>
+    </w:tbl>
     <w:p>
       <w:pPr>
         <w:spacing w:after="60" w:before="180" w:line="240" w:lineRule="auto"/>
@@ -29138,7 +35539,7 @@
       <w:r>
         <w:drawing>
           <wp:inline distT="0" distB="0" distL="0" distR="0">
-            <wp:extent cx="5760720" cy="4857750"/>
+            <wp:extent cx="5577840" cy="3133725"/>
             <wp:effectExtent t="0" r="0" b="0" l="0"/>
             <wp:docPr id="1" name="" descr="" title=""/>
             <wp:cNvGraphicFramePr>
@@ -29163,6 +35564,730 @@
                   <pic:spPr bwMode="auto">
                     <a:xfrm>
                       <a:off x="0" y="0"/>
+                      <a:ext cx="5577840" cy="3133725"/>
+                    </a:xfrm>
+                    <a:prstGeom prst="rect">
+                      <a:avLst/>
+                    </a:prstGeom>
+                  </pic:spPr>
+                </pic:pic>
+              </a:graphicData>
+            </a:graphic>
+          </wp:inline>
+        </w:drawing>
+      </w:r>
+    </w:p>
+    <w:p>
+      <w:pPr>
+        <w:spacing w:after="220"/>
+        <w:jc w:val="center"/>
+      </w:pPr>
+      <w:r>
+        <w:rPr>
+          <w:i/>
+          <w:iCs/>
+          <w:color w:val="52514E"/>
+          <w:sz w:val="17"/>
+          <w:szCs w:val="17"/>
+        </w:rPr>
+        <w:t xml:space="preserve">Figure 11 — Peak sound level against barrel length. The blast falls steadily as the barrel lengthens; the crack is almost perfectly flat because it depends on Mach number only through an eighth root. The "at the ear" curve is steeper than the fixed-station curve because a shorter barrel also puts the muzzle closer to the shooter’s head.</w:t>
+      </w:r>
+    </w:p>
+    <w:p>
+      <w:pPr>
+        <w:spacing w:after="130" w:line="276" w:lineRule="auto"/>
+      </w:pPr>
+      <w:r>
+        <w:t xml:space="preserve">Taking 10.5 in against 20 in at the shooter’s ear, the </w:t>
+      </w:r>
+      <w:r>
+        <w:rPr>
+          <w:b/>
+          <w:bCs/>
+        </w:rPr>
+        <w:t xml:space="preserve">+4.4 dB</w:t>
+      </w:r>
+      <w:r>
+        <w:t xml:space="preserve"> difference decomposes into two contributions of comparable size:</w:t>
+      </w:r>
+    </w:p>
+    <w:p>
+      <w:pPr>
+        <w:spacing w:after="130" w:line="276" w:lineRule="auto"/>
+        <w:ind w:left="340"/>
+      </w:pPr>
+      <w:r>
+        <w:rPr>
+          <w:b/>
+          <w:bCs/>
+        </w:rPr>
+        <w:t xml:space="preserve">+1.85 dB from energy. </w:t>
+      </w:r>
+      <w:r>
+        <w:t xml:space="preserve">The short barrel leaves 3 487 J in the gas against 2 278 J — 53 % more energy released as blast, because the pressure at uncorking is three times higher.</w:t>
+      </w:r>
+    </w:p>
+    <w:p>
+      <w:pPr>
+        <w:spacing w:after="130" w:line="276" w:lineRule="auto"/>
+        <w:ind w:left="340"/>
+      </w:pPr>
+      <w:r>
+        <w:rPr>
+          <w:b/>
+          <w:bCs/>
+        </w:rPr>
+        <w:t xml:space="preserve">+2.55 dB from geometry. </w:t>
+      </w:r>
+      <w:r>
+        <w:t xml:space="preserve">This is the term that is usually overlooked. Shortening the barrel by 9.5 in moves the muzzle 24 cm closer to the shooter’s ear — 71 cm instead of 95 cm — and inverse-distance spreading does the rest. Cutting the barrel makes the weapon louder partly by moving the explosion nearer your head.</w:t>
+      </w:r>
+    </w:p>
+    <w:p>
+      <w:pPr>
+        <w:spacing w:after="130" w:line="276" w:lineRule="auto"/>
+      </w:pPr>
+      <w:r>
+        <w:t xml:space="preserve">Against this, the crack changes by </w:t>
+      </w:r>
+      <w:r>
+        <w:rPr>
+          <w:b/>
+          <w:bCs/>
+        </w:rPr>
+        <w:t xml:space="preserve">−0.4 dB</w:t>
+      </w:r>
+      <w:r>
+        <w:t xml:space="preserve"> — the long barrel’s faster bullet is very slightly the noisier of the two in that channel, by an amount no one could hear.</w:t>
+      </w:r>
+    </w:p>
+    <w:p>
+      <w:pPr>
+        <w:spacing w:after="130" w:line="276" w:lineRule="auto"/>
+      </w:pPr>
+      <w:r>
+        <w:rPr>
+          <w:b/>
+          <w:bCs/>
+        </w:rPr>
+        <w:t xml:space="preserve">The conclusion is unusually clean: the longer barrel is both faster and quieter.</w:t>
+      </w:r>
+      <w:r>
+        <w:t xml:space="preserve"> There is no acoustic price for the extra velocity. This is the same asymmetry identified in §10.3 — muzzle pressure collapses far faster than muzzle velocity rises — seen from the acoustic side. Barrel length is not a noise-against-performance trade at all; what is actually being traded is handling, weight and manoeuvrability.</w:t>
+      </w:r>
+    </w:p>
+    <w:p>
+      <w:pPr>
+        <w:pStyle w:val="Heading2"/>
+        <w:spacing w:after="110" w:before="260"/>
+      </w:pPr>
+      <w:r>
+        <w:t xml:space="preserve">11.6  Limitations of this estimate</w:t>
+      </w:r>
+    </w:p>
+    <w:p>
+      <w:pPr>
+        <w:spacing w:after="130" w:line="276" w:lineRule="auto"/>
+      </w:pPr>
+      <w:r>
+        <w:rPr>
+          <w:b/>
+          <w:bCs/>
+        </w:rPr>
+        <w:t xml:space="preserve">Peak overpressure is not perceived loudness. </w:t>
+      </w:r>
+      <w:r>
+        <w:t xml:space="preserve">Everything above is free-field peak pressure. Hearing-damage risk and subjective loudness also depend on the impulse and on the spectrum, and a short barrel’s blast has a faster rise time and more high-frequency content. Impulse-weighted metrics penalise it more than the +4.4 dB peak difference suggests.</w:t>
+      </w:r>
+    </w:p>
+    <w:p>
+      <w:pPr>
+        <w:spacing w:after="130" w:line="276" w:lineRule="auto"/>
+      </w:pPr>
+      <w:r>
+        <w:rPr>
+          <w:b/>
+          <w:bCs/>
+        </w:rPr>
+        <w:t xml:space="preserve">Secondary combustion below about 11.5 in. </w:t>
+      </w:r>
+      <w:r>
+        <w:t xml:space="preserve">The model says the charge is not fully consumed in barrels shorter than 11.5 in — 21 % remains at 7 in. That propellant burns outside the muzzle, and PEW Science report exactly this as a measurable </w:t>
+      </w:r>
+      <w:r>
+        <w:rPr>
+          <w:i/>
+          <w:iCs/>
+        </w:rPr>
+        <w:t xml:space="preserve">secondary</w:t>
+      </w:r>
+      <w:r>
+        <w:t xml:space="preserve"> blast wave from short 5.56 barrels, adding early-time positive-phase impulse that a single peak figure does not capture. The 7 in entry in the table above should be read as a lower bound.</w:t>
+      </w:r>
+    </w:p>
+    <w:p>
+      <w:pPr>
+        <w:spacing w:after="130" w:line="276" w:lineRule="auto"/>
+      </w:pPr>
+      <w:r>
+        <w:rPr>
+          <w:b/>
+          <w:bCs/>
+        </w:rPr>
+        <w:t xml:space="preserve">No muzzle devices. </w:t>
+      </w:r>
+      <w:r>
+        <w:t xml:space="preserve">None of this includes a brake, flash hider or suppressor. A brake redirects blast rearward and can add 5–10 dB at the shooter’s ear — easily swamping the entire barrel-length effect. A suppressor removes most of the blast and none of the crack, which is why suppressed supersonic fire still produces a loud downrange signature.</w:t>
+      </w:r>
+    </w:p>
+    <w:p>
+      <w:pPr>
+        <w:spacing w:after="130" w:line="276" w:lineRule="auto"/>
+      </w:pPr>
+      <w:r>
+        <w:rPr>
+          <w:b/>
+          <w:bCs/>
+        </w:rPr>
+        <w:t xml:space="preserve">The blast level is calibrated, not predicted. </w:t>
+      </w:r>
+      <w:r>
+        <w:t xml:space="preserve">As stated in §11.4, the absolute blast level rests on a published measurement because ideal blast scaling is not applicable to a directed muzzle jet. The </w:t>
+      </w:r>
+      <w:r>
+        <w:rPr>
+          <w:b/>
+          <w:bCs/>
+        </w:rPr>
+        <w:t xml:space="preserve">relative</w:t>
+      </w:r>
+      <w:r>
+        <w:t xml:space="preserve"> comparisons — between barrel lengths, and between blast and crack — are considerably more trustworthy than the absolute decibel figures, since they depend only on the source energies the interior-ballistics model computes and on the two decay laws.</w:t>
+      </w:r>
+    </w:p>
+    <w:p>
+      <w:r>
+        <w:br w:type="page"/>
+      </w:r>
+    </w:p>
+    <w:p>
+      <w:pPr>
+        <w:pStyle w:val="Heading1"/>
+        <w:spacing w:after="150" w:before="340"/>
+      </w:pPr>
+      <w:r>
+        <w:t xml:space="preserve">12  Model compromises and upgrade paths</w:t>
+      </w:r>
+    </w:p>
+    <w:p>
+      <w:pPr>
+        <w:spacing w:after="130" w:line="276" w:lineRule="auto"/>
+      </w:pPr>
+      <w:r>
+        <w:t xml:space="preserve">This section states what the lumped-parameter formulation gives up, and what the next model up the ladder would buy. They are ordered by cost.</w:t>
+      </w:r>
+    </w:p>
+    <w:p>
+      <w:pPr>
+        <w:pStyle w:val="Heading2"/>
+        <w:spacing w:after="110" w:before="260"/>
+      </w:pPr>
+      <w:r>
+        <w:t xml:space="preserve">12.1  What the lumped model assumes away</w:t>
+      </w:r>
+    </w:p>
+    <w:p>
+      <w:pPr>
+        <w:spacing w:after="130" w:line="276" w:lineRule="auto"/>
+      </w:pPr>
+      <w:r>
+        <w:rPr>
+          <w:b/>
+          <w:bCs/>
+        </w:rPr>
+        <w:t xml:space="preserve">No wave dynamics. </w:t>
+      </w:r>
+      <w:r>
+        <w:t xml:space="preserve">Assumption A1 replaces a compressible gas column with a single control volume. Real ignition is not simultaneous: the primer jet ignites the rear of the charge first and a combustion front sweeps forward, generating pressure waves that traverse the chamber several times during the shot. In small arms these are of order a few per cent of the peak pressure and decay quickly, so the lumped model is defensible; in large guns they are a design driver and can be destructive.</w:t>
+      </w:r>
+    </w:p>
+    <w:p>
+      <w:pPr>
+        <w:spacing w:after="130" w:line="276" w:lineRule="auto"/>
+      </w:pPr>
+      <w:r>
+        <w:rPr>
+          <w:b/>
+          <w:bCs/>
+        </w:rPr>
+        <w:t xml:space="preserve">No two-phase flow. </w:t>
+      </w:r>
+      <w:r>
+        <w:t xml:space="preserve">Assumption A5 makes the solid grains ride with the gas. In reality the grain bed is compacted by the initial pressure gradient, gas percolates through it, and the grains near the bullet base move at a different velocity from those at the breech. This is what a two-phase model resolves.</w:t>
+      </w:r>
+    </w:p>
+    <w:p>
+      <w:pPr>
+        <w:spacing w:after="130" w:line="276" w:lineRule="auto"/>
+      </w:pPr>
+      <w:r>
+        <w:rPr>
+          <w:b/>
+          <w:bCs/>
+        </w:rPr>
+        <w:t xml:space="preserve">Fixed thermochemistry. </w:t>
+      </w:r>
+      <w:r>
+        <w:t xml:space="preserve">Assumption A3 holds f, T_v, α and γ constant. At 2850 K and 400 MPa the combustion products are partly dissociated, and both γ and the effective impetus vary through the cycle. An equilibrium-chemistry code such as BLAKE or CHEETAH would supply p- and T-dependent properties.</w:t>
+      </w:r>
+    </w:p>
+    <w:p>
+      <w:pPr>
+        <w:spacing w:after="130" w:line="276" w:lineRule="auto"/>
+      </w:pPr>
+      <w:r>
+        <w:rPr>
+          <w:b/>
+          <w:bCs/>
+        </w:rPr>
+        <w:t xml:space="preserve">Crude bore resistance. </w:t>
+      </w:r>
+      <w:r>
+        <w:t xml:space="preserve">Assumption A7 is the weakest of the physical submodels. Measured bore resistance has a sharp engraving spike over the first few millimetres, then falls, then rises again with velocity as viscous and thermal effects in the bullet–bore interface grow. A constant p_r cannot capture the late rise, which is precisely why the model does not reproduce the observed velocity roll-over beyond about 20 in.</w:t>
+      </w:r>
+    </w:p>
+    <w:p>
+      <w:pPr>
+        <w:spacing w:after="130" w:line="276" w:lineRule="auto"/>
+      </w:pPr>
+      <w:r>
+        <w:rPr>
+          <w:b/>
+          <w:bCs/>
+        </w:rPr>
+        <w:t xml:space="preserve">No leakage, no bullet dynamics. </w:t>
+      </w:r>
+      <w:r>
+        <w:t xml:space="preserve">Assumption A9 ignores blow-by past an imperfectly obturating bullet and any change in the bullet’s length or diameter under 400 MPa of base pressure and 195 000 g of acceleration. Both would reduce the delivered impulse slightly and, importantly, both would tend to lower the computed muzzle pressure — a candidate explanation for the short-barrel discrepancy in §9.2.</w:t>
+      </w:r>
+    </w:p>
+    <w:p>
+      <w:pPr>
+        <w:pStyle w:val="Heading2"/>
+        <w:spacing w:after="110" w:before="260"/>
+      </w:pPr>
+      <w:r>
+        <w:t xml:space="preserve">12.2  Level 1.5 — the Lagrange gradient (already included)</w:t>
+      </w:r>
+    </w:p>
+    <w:p>
+      <w:pPr>
+        <w:spacing w:after="130" w:line="276" w:lineRule="auto"/>
+      </w:pPr>
+      <w:r>
+        <w:t xml:space="preserve">The cheapest possible improvement over a strictly uniform-pressure model is the Lagrange gradient of §4.6, and it is included here because it costs three lines of algebra and no computation at all. It converts a single pressure into a physically meaningful spatial distribution, which is what makes it possible to report breech, mean and base pressures separately — and to compute a gas-port pressure. For a cartridge with ζ = 0.40 the effect is a 20 % spread between breech and base, so it is not optional at this charge-to-mass ratio.</w:t>
+      </w:r>
+    </w:p>
+    <w:p>
+      <w:pPr>
+        <w:spacing w:after="130" w:line="276" w:lineRule="auto"/>
+      </w:pPr>
+      <w:r>
+        <w:rPr>
+          <w:b/>
+          <w:bCs/>
+        </w:rPr>
+        <w:t xml:space="preserve">What it still cannot do: </w:t>
+      </w:r>
+      <w:r>
+        <w:t xml:space="preserve">the Lagrange profile is a quasi-steady approximation. It has no wave content, and it assumes uniform gas density along the column, which is poor while the charge is still burning and gas is being created preferentially where the grains are.</w:t>
+      </w:r>
+    </w:p>
+    <w:p>
+      <w:pPr>
+        <w:pStyle w:val="Heading2"/>
+        <w:spacing w:after="110" w:before="260"/>
+      </w:pPr>
+      <w:r>
+        <w:t xml:space="preserve">12.3  Level 2 — one-dimensional gas dynamics</w:t>
+      </w:r>
+    </w:p>
+    <w:p>
+      <w:pPr>
+        <w:spacing w:after="130" w:line="276" w:lineRule="auto"/>
+      </w:pPr>
+      <w:r>
+        <w:t xml:space="preserve">The next step replaces the control volume with the one-dimensional Euler equations for the gas column, solved on a moving mesh between the breech face and the bullet base with a shock-capturing scheme. Mass, momentum and energy are conserved locally, with the propellant burn appearing as a distributed source term.</w:t>
+      </w:r>
+    </w:p>
+    <w:p>
+      <w:pPr>
+        <w:spacing w:after="130" w:line="276" w:lineRule="auto"/>
+      </w:pPr>
+      <w:r>
+        <w:rPr>
+          <w:b/>
+          <w:bCs/>
+        </w:rPr>
+        <w:t xml:space="preserve">What it buys: </w:t>
+      </w:r>
+      <w:r>
+        <w:t xml:space="preserve">genuine pressure waves and their reflections; a correct density distribution; a proper treatment of progressive ignition if the igniter is modelled as a distributed source; and — most relevant here — a physically-based rather than assumed pressure at any station, including the gas port and the muzzle.</w:t>
+      </w:r>
+    </w:p>
+    <w:p>
+      <w:pPr>
+        <w:spacing w:after="130" w:line="276" w:lineRule="auto"/>
+      </w:pPr>
+      <w:r>
+        <w:rPr>
+          <w:b/>
+          <w:bCs/>
+        </w:rPr>
+        <w:t xml:space="preserve">What it costs: </w:t>
+      </w:r>
+      <w:r>
+        <w:t xml:space="preserve">roughly three orders of magnitude more computation than the present model, and it introduces mesh and scheme dependence that must itself be verified. It would not run interactively in a browser.</w:t>
+      </w:r>
+    </w:p>
+    <w:p>
+      <w:pPr>
+        <w:pStyle w:val="Heading2"/>
+        <w:spacing w:after="110" w:before="260"/>
+      </w:pPr>
+      <w:r>
+        <w:t xml:space="preserve">12.4  Level 3 — two-phase reactive flow</w:t>
+      </w:r>
+    </w:p>
+    <w:p>
+      <w:pPr>
+        <w:spacing w:after="130" w:line="276" w:lineRule="auto"/>
+      </w:pPr>
+      <w:r>
+        <w:t xml:space="preserve">The reference formulation used in modern gun design (NGEN, XKTC, and their descendants) treats gas and solid propellant as two interpenetrating continua, each with its own velocity, with mass, momentum and energy exchange between them, intergranular stress in the packed bed, and a resolved ignition front.</w:t>
+      </w:r>
+    </w:p>
+    <w:p>
+      <w:pPr>
+        <w:spacing w:after="130" w:line="276" w:lineRule="auto"/>
+      </w:pPr>
+      <w:r>
+        <w:rPr>
+          <w:b/>
+          <w:bCs/>
+        </w:rPr>
+        <w:t xml:space="preserve">What it buys: </w:t>
+      </w:r>
+      <w:r>
+        <w:t xml:space="preserve">the ability to predict ignition-related phenomena that the lumped model cannot represent at all — hangfires, pressure-wave-driven overpressure, the effect of charge-bed settling and of primer output on round-to-round variation. For small arms it is the tool of choice when the question is about ignition robustness rather than about mean performance.</w:t>
+      </w:r>
+    </w:p>
+    <w:p>
+      <w:pPr>
+        <w:spacing w:after="130" w:line="276" w:lineRule="auto"/>
+      </w:pPr>
+      <w:r>
+        <w:rPr>
+          <w:b/>
+          <w:bCs/>
+        </w:rPr>
+        <w:t xml:space="preserve">What it costs: </w:t>
+      </w:r>
+      <w:r>
+        <w:t xml:space="preserve">a substantially larger parameter set — interphase drag, intergranular stress law, grain-bed permeability — most of which is not published for commercial propellants and must be measured. For the barrel-length question posed here it would add cost without adding accuracy.</w:t>
+      </w:r>
+    </w:p>
+    <w:p>
+      <w:pPr>
+        <w:pStyle w:val="Heading2"/>
+        <w:spacing w:after="110" w:before="260"/>
+      </w:pPr>
+      <w:r>
+        <w:t xml:space="preserve">12.5  Targeted improvements worth more than a level change</w:t>
+      </w:r>
+    </w:p>
+    <w:p>
+      <w:pPr>
+        <w:spacing w:after="130" w:line="276" w:lineRule="auto"/>
+        <w:ind w:left="340"/>
+      </w:pPr>
+      <w:r>
+        <w:rPr>
+          <w:b/>
+          <w:bCs/>
+        </w:rPr>
+        <w:t xml:space="preserve">1. A measured bore-resistance curve. </w:t>
+      </w:r>
+      <w:r>
+        <w:t xml:space="preserve">Replacing the constant p_r with a travel-dependent function p_r(x) — engraving spike, plateau, velocity-dependent rise — is a small code change and would let the model reproduce the velocity roll-over at long barrels. This is the highest-value single improvement.</w:t>
+      </w:r>
+    </w:p>
+    <w:p>
+      <w:pPr>
+        <w:spacing w:after="130" w:line="276" w:lineRule="auto"/>
+        <w:ind w:left="340"/>
+      </w:pPr>
+      <w:r>
+        <w:rPr>
+          <w:b/>
+          <w:bCs/>
+        </w:rPr>
+        <w:t xml:space="preserve">2. A closed-bomb characterisation of the actual propellant. </w:t>
+      </w:r>
+      <w:r>
+        <w:t xml:space="preserve">A single closed-bomb test of WC 844 would replace the three fitted parameters and the four generic thermochemical constants with measured values, and would convert the model from calibrated to predictive.</w:t>
+      </w:r>
+    </w:p>
+    <w:p>
+      <w:pPr>
+        <w:spacing w:after="130" w:line="276" w:lineRule="auto"/>
+        <w:ind w:left="340"/>
+      </w:pPr>
+      <w:r>
+        <w:rPr>
+          <w:b/>
+          <w:bCs/>
+        </w:rPr>
+        <w:t xml:space="preserve">3. A physically-scaled heat-transfer correlation. </w:t>
+      </w:r>
+      <w:r>
+        <w:t xml:space="preserve">Replacing the constant h with a Nusselt-type correlation, h ∝ Re⁰·⁸, would make the heat loss scale correctly with charge, calibre and pressure instead of being tied to this one cartridge.</w:t>
+      </w:r>
+    </w:p>
+    <w:p>
+      <w:pPr>
+        <w:spacing w:after="130" w:line="276" w:lineRule="auto"/>
+        <w:ind w:left="340"/>
+      </w:pPr>
+      <w:r>
+        <w:rPr>
+          <w:b/>
+          <w:bCs/>
+        </w:rPr>
+        <w:t xml:space="preserve">4. Gas leakage past the bullet. </w:t>
+      </w:r>
+      <w:r>
+        <w:t xml:space="preserve">A simple orifice model for blow-by, driven by the pressure difference across the bullet, is cheap and would test the hypothesis that leakage explains part of the short-barrel muzzle-pressure discrepancy.</w:t>
+      </w:r>
+    </w:p>
+    <w:p>
+      <w:pPr>
+        <w:spacing w:after="130" w:line="276" w:lineRule="auto"/>
+        <w:ind w:left="340"/>
+      </w:pPr>
+      <w:r>
+        <w:rPr>
+          <w:b/>
+          <w:bCs/>
+        </w:rPr>
+        <w:t xml:space="preserve">5. Muzzle and after-effect modelling. </w:t>
+      </w:r>
+      <w:r>
+        <w:t xml:space="preserve">The present model stops at bullet exit. The blast field, the additional 1–3 % of velocity imparted by the gas jet in the first few calibres of free flight, and suppressor back-pressure all follow from the uncorking conditions the model already computes, and would be a natural extension.</w:t>
+      </w:r>
+    </w:p>
+    <w:p>
+      <w:pPr>
+        <w:pStyle w:val="Heading1"/>
+        <w:spacing w:after="150" w:before="340"/>
+      </w:pPr>
+      <w:r>
+        <w:t xml:space="preserve">13  The companion simulator</w:t>
+      </w:r>
+    </w:p>
+    <w:p>
+      <w:pPr>
+        <w:spacing w:after="130" w:line="276" w:lineRule="auto"/>
+      </w:pPr>
+      <w:r>
+        <w:t xml:space="preserve">The file </w:t>
+      </w:r>
+      <w:r>
+        <w:rPr>
+          <w:i/>
+          <w:iCs/>
+        </w:rPr>
+        <w:t xml:space="preserve">web/ballistics.html</w:t>
+      </w:r>
+      <w:r>
+        <w:t xml:space="preserve"> is a single self-contained HTML document — no server, no build step, no external libraries. Opening it in any modern browser gives an interactive implementation of exactly the model derived above; the JavaScript is a line-by-line port of the Python reference and agrees with it to 0.021 % (§6).</w:t>
+      </w:r>
+    </w:p>
+    <w:p>
+      <w:pPr>
+        <w:spacing w:after="130" w:line="276" w:lineRule="auto"/>
+      </w:pPr>
+      <w:r>
+        <w:t xml:space="preserve">The interface has four tabs:</w:t>
+      </w:r>
+    </w:p>
+    <w:p>
+      <w:pPr>
+        <w:spacing w:after="130" w:line="276" w:lineRule="auto"/>
+        <w:ind w:left="340"/>
+      </w:pPr>
+      <w:r>
+        <w:rPr>
+          <w:b/>
+          <w:bCs/>
+        </w:rPr>
+        <w:t xml:space="preserve">Single shot. </w:t>
+      </w:r>
+      <w:r>
+        <w:t xml:space="preserve">Summary tiles for the reference quantities, then pressure versus time at all four stations, and pressure, velocity and travel versus time for up to five barrel lengths overlaid at once. This overlay is the clearest way to see the barrel-length effect: the curves coincide and each simply terminates at its own muzzle.</w:t>
+      </w:r>
+    </w:p>
+    <w:p>
+      <w:pPr>
+        <w:spacing w:after="130" w:line="276" w:lineRule="auto"/>
+        <w:ind w:left="340"/>
+      </w:pPr>
+      <w:r>
+        <w:rPr>
+          <w:b/>
+          <w:bCs/>
+        </w:rPr>
+        <w:t xml:space="preserve">Barrel-length sweep. </w:t>
+      </w:r>
+      <w:r>
+        <w:t xml:space="preserve">Muzzle velocity, uncorking pressure, muzzle energy, burnt fraction, barrel time and marginal velocity gain, each against barrel length from 5 in to 26 in, with the published measurements overlaid.</w:t>
+      </w:r>
+    </w:p>
+    <w:p>
+      <w:pPr>
+        <w:spacing w:after="130" w:line="276" w:lineRule="auto"/>
+        <w:ind w:left="340"/>
+      </w:pPr>
+      <w:r>
+        <w:rPr>
+          <w:b/>
+          <w:bCs/>
+        </w:rPr>
+        <w:t xml:space="preserve">Energy &amp; diagnostics. </w:t>
+      </w:r>
+      <w:r>
+        <w:t xml:space="preserve">The energy budget, gas-port pressure history, derived quantities such as loading density and expansion ratio, and a live time-step convergence check.</w:t>
+      </w:r>
+    </w:p>
+    <w:p>
+      <w:pPr>
+        <w:spacing w:after="130" w:line="276" w:lineRule="auto"/>
+        <w:ind w:left="340"/>
+      </w:pPr>
+      <w:r>
+        <w:rPr>
+          <w:b/>
+          <w:bCs/>
+        </w:rPr>
+        <w:t xml:space="preserve">Data table. </w:t>
+      </w:r>
+      <w:r>
+        <w:t xml:space="preserve">The full numerical output, plus a CSV export of both the time history and the sweep.</w:t>
+      </w:r>
+    </w:p>
+    <w:p>
+      <w:pPr>
+        <w:spacing w:after="130" w:line="276" w:lineRule="auto"/>
+      </w:pPr>
+      <w:r>
+        <w:t xml:space="preserve">Every parameter in §7 is exposed as a slider, grouped by category, with the derived quantity shown alongside. Cartridge presets are provided for M855, M193 and Mk262, and weapon presets for the M4, Mk18 and mid-length configurations. The page warns when a parameter combination becomes physically impossible — for instance when the charge mass and case volume imply a packing fraction above what spheres can achieve — or when peak pressure exceeds the NATO limit.</w:t>
+      </w:r>
+    </w:p>
+    <w:p>
+      <w:pPr>
+        <w:spacing w:after="60" w:before="180" w:line="240" w:lineRule="auto"/>
+        <w:jc w:val="center"/>
+      </w:pPr>
+      <w:r>
+        <w:drawing>
+          <wp:inline distT="0" distB="0" distL="0" distR="0">
+            <wp:extent cx="5760720" cy="3962400"/>
+            <wp:effectExtent t="0" r="0" b="0" l="0"/>
+            <wp:docPr id="1" name="" descr="" title=""/>
+            <wp:cNvGraphicFramePr>
+              <a:graphicFrameLocks xmlns:a="http://schemas.openxmlformats.org/drawingml/2006/main" noChangeAspect="1"/>
+            </wp:cNvGraphicFramePr>
+            <a:graphic xmlns:a="http://schemas.openxmlformats.org/drawingml/2006/main">
+              <a:graphicData uri="http://schemas.openxmlformats.org/drawingml/2006/picture">
+                <pic:pic xmlns:pic="http://schemas.openxmlformats.org/drawingml/2006/picture">
+                  <pic:nvPicPr>
+                    <pic:cNvPr id="0" name="" descr=""/>
+                    <pic:cNvPicPr>
+                      <a:picLocks noChangeAspect="1" noChangeArrowheads="1"/>
+                    </pic:cNvPicPr>
+                  </pic:nvPicPr>
+                  <pic:blipFill>
+                    <a:blip r:embed="rId20" cstate="none"/>
+                    <a:srcRect/>
+                    <a:stretch>
+                      <a:fillRect/>
+                    </a:stretch>
+                  </pic:blipFill>
+                  <pic:spPr bwMode="auto">
+                    <a:xfrm>
+                      <a:off x="0" y="0"/>
+                      <a:ext cx="5760720" cy="3962400"/>
+                    </a:xfrm>
+                    <a:prstGeom prst="rect">
+                      <a:avLst/>
+                    </a:prstGeom>
+                  </pic:spPr>
+                </pic:pic>
+              </a:graphicData>
+            </a:graphic>
+          </wp:inline>
+        </w:drawing>
+      </w:r>
+    </w:p>
+    <w:p>
+      <w:pPr>
+        <w:spacing w:after="220"/>
+        <w:jc w:val="center"/>
+      </w:pPr>
+      <w:r>
+        <w:rPr>
+          <w:i/>
+          <w:iCs/>
+          <w:color w:val="52514E"/>
+          <w:sz w:val="17"/>
+          <w:szCs w:val="17"/>
+        </w:rPr>
+        <w:t xml:space="preserve">Figure 12 — The single-shot tab of the simulator. The overlaid pressure curves for 10.5 in, 14.5 in and 20 in barrels coincide exactly, each terminating at its own muzzle-exit point.</w:t>
+      </w:r>
+    </w:p>
+    <w:p>
+      <w:pPr>
+        <w:spacing w:after="60" w:before="180" w:line="240" w:lineRule="auto"/>
+        <w:jc w:val="center"/>
+      </w:pPr>
+      <w:r>
+        <w:drawing>
+          <wp:inline distT="0" distB="0" distL="0" distR="0">
+            <wp:extent cx="5760720" cy="4857750"/>
+            <wp:effectExtent t="0" r="0" b="0" l="0"/>
+            <wp:docPr id="1" name="" descr="" title=""/>
+            <wp:cNvGraphicFramePr>
+              <a:graphicFrameLocks xmlns:a="http://schemas.openxmlformats.org/drawingml/2006/main" noChangeAspect="1"/>
+            </wp:cNvGraphicFramePr>
+            <a:graphic xmlns:a="http://schemas.openxmlformats.org/drawingml/2006/main">
+              <a:graphicData uri="http://schemas.openxmlformats.org/drawingml/2006/picture">
+                <pic:pic xmlns:pic="http://schemas.openxmlformats.org/drawingml/2006/picture">
+                  <pic:nvPicPr>
+                    <pic:cNvPr id="0" name="" descr=""/>
+                    <pic:cNvPicPr>
+                      <a:picLocks noChangeAspect="1" noChangeArrowheads="1"/>
+                    </pic:cNvPicPr>
+                  </pic:nvPicPr>
+                  <pic:blipFill>
+                    <a:blip r:embed="rId21" cstate="none"/>
+                    <a:srcRect/>
+                    <a:stretch>
+                      <a:fillRect/>
+                    </a:stretch>
+                  </pic:blipFill>
+                  <pic:spPr bwMode="auto">
+                    <a:xfrm>
+                      <a:off x="0" y="0"/>
                       <a:ext cx="5760720" cy="4857750"/>
                     </a:xfrm>
                     <a:prstGeom prst="rect">
@@ -29189,7 +36314,7 @@
           <w:sz w:val="17"/>
           <w:szCs w:val="17"/>
         </w:rPr>
-        <w:t xml:space="preserve">Figure 11 — The barrel-length sweep tab, with published chronograph and uncorking-pressure measurements overlaid on the model curves.</w:t>
+        <w:t xml:space="preserve">Figure 13 — The barrel-length sweep tab, with published chronograph and uncorking-pressure measurements overlaid on the model curves.</w:t>
       </w:r>
     </w:p>
     <w:p>
@@ -29198,7 +36323,7 @@
         <w:spacing w:after="110" w:before="260"/>
       </w:pPr>
       <w:r>
-        <w:t xml:space="preserve">12.1  Repository layout</w:t>
+        <w:t xml:space="preserve">13.1  Repository layout</w:t>
       </w:r>
     </w:p>
     <w:tbl>
@@ -29841,7 +36966,7 @@
         <w:spacing w:after="150" w:before="340"/>
       </w:pPr>
       <w:r>
-        <w:t xml:space="preserve">13  References</w:t>
+        <w:t xml:space="preserve">14  References</w:t>
       </w:r>
     </w:p>
     <w:p>
@@ -29869,7 +36994,7 @@
       <w:r>
         <w:t xml:space="preserve">Lucky Gunner Labs, "223 / 5.56 Ballistics: Barrel Length vs. Velocity" — cut-barrel test of Winchester M855 62 gr and other loads at 7, 10.5, 14.5, 16, 18 and 22 in.  </w:t>
       </w:r>
-      <w:hyperlink w:history="1" r:id="rIdlsk5qiub_xrbgp4a8vp80">
+      <w:hyperlink w:history="1" r:id="rIdcvquqtehe8aiswv36efrf">
         <w:r>
           <w:rPr>
             <w:rStyle w:val="Hyperlink"/>
@@ -29886,7 +37011,7 @@
       <w:r>
         <w:t xml:space="preserve">D. E. Watters, "Barrel Length Studies in 5.56 mm NATO Weapons", Small Arms Defense Journal — cut-barrel study from 24 in to 5 in with instrumented ports; source of the uncorking-pressure data and of the 55 744 psi chamber-pressure measurement.  </w:t>
       </w:r>
-      <w:hyperlink w:history="1" r:id="rIdfls2ijtadzue7nbputa-l">
+      <w:hyperlink w:history="1" r:id="rIdixyqq8qfwqfij129go_ik">
         <w:r>
           <w:rPr>
             <w:rStyle w:val="Hyperlink"/>
@@ -29903,7 +37028,7 @@
       <w:r>
         <w:t xml:space="preserve">The Firearm Blog, "Cartridge Test 008: PMC M855 5.56×45 mm 62 gr, 16 and 20 in barrels".  </w:t>
       </w:r>
-      <w:hyperlink w:history="1" r:id="rId3c7cfszjroytrwmc6rtow">
+      <w:hyperlink w:history="1" r:id="rIdswte8yoqzxtj19pbvettq">
         <w:r>
           <w:rPr>
             <w:rStyle w:val="Hyperlink"/>
@@ -29918,9 +37043,43 @@
         <w:ind w:left="340"/>
       </w:pPr>
       <w:r>
+        <w:t xml:space="preserve">Larson Davis, "Firearm Sound Suppression: Nature and Measuring of Firearm Sounds" — the muzzle-blast / ballistic-crack distinction, and the measured reference levels used in §11 (162–163 dB peak at 1 m for an AR-15 in .223; suppressed M855 at 148.5 dB, 55 yd downrange).  </w:t>
+      </w:r>
+      <w:hyperlink w:history="1" r:id="rIdpqmy0qu4iuhjorqj6p3f2">
+        <w:r>
+          <w:rPr>
+            <w:rStyle w:val="Hyperlink"/>
+          </w:rPr>
+          <w:t xml:space="preserve">https://www.larsondavis.com/ContentStore/mktg/LD_Docs/Firearm_Sound_Briefing.pdf</w:t>
+        </w:r>
+      </w:hyperlink>
+    </w:p>
+    <w:p>
+      <w:pPr>
+        <w:spacing w:after="130" w:line="276" w:lineRule="auto"/>
+        <w:ind w:left="340"/>
+      </w:pPr>
+      <w:r>
+        <w:t xml:space="preserve">PEW Science, "Unsuppressed Rifles; the 14.5-in M4A1 Mid-Gas as a Silencer Test Host" — pressure and impulse waveforms 1 m left of the muzzle, and the secondary blast wave observed from short 5.56 barrels.  </w:t>
+      </w:r>
+      <w:hyperlink w:history="1" r:id="rIdxvapq4e2lxc6vgmeommqi">
+        <w:r>
+          <w:rPr>
+            <w:rStyle w:val="Hyperlink"/>
+          </w:rPr>
+          <w:t xml:space="preserve">https://pewscience.com/sound-signature-reviews-free/sss-6-127-research-supplement-unsuppressed-rifle-and-m4a1</w:t>
+        </w:r>
+      </w:hyperlink>
+    </w:p>
+    <w:p>
+      <w:pPr>
+        <w:spacing w:after="130" w:line="276" w:lineRule="auto"/>
+        <w:ind w:left="340"/>
+      </w:pPr>
+      <w:r>
         <w:t xml:space="preserve">P. Dater, "Suppressor Design and Muzzle Pressure", NDIA Armament Systems Forum — method and instrumentation for muzzle-port pressure measurement.  </w:t>
       </w:r>
-      <w:hyperlink w:history="1" r:id="rIdynn87fb-6gb90iy3bhxat">
+      <w:hyperlink w:history="1" r:id="rId1r7qnqqklkeaicq9d622n">
         <w:r>
           <w:rPr>
             <w:rStyle w:val="Hyperlink"/>
@@ -29937,7 +37096,7 @@
       <w:r>
         <w:t xml:space="preserve">International Journal of Metrology and Quality Engineering (2026) — EPVAT proof-barrel measurements of SS109: 343.70 ± 7.29 MPa case-mouth peak pressure, 926.39 ± 3.57 m/s velocity, 116.61 MPa port pressure, n = 30.  </w:t>
       </w:r>
-      <w:hyperlink w:history="1" r:id="rIdgm_xp1nfw39ccwzvw0txw">
+      <w:hyperlink w:history="1" r:id="rId9dkofb1ppnyujacl38ovq">
         <w:r>
           <w:rPr>
             <w:rStyle w:val="Hyperlink"/>
@@ -29963,7 +37122,7 @@
       <w:r>
         <w:t xml:space="preserve">"5.56×45 mm NATO" — case and cartridge dimensions, case capacity, EPVAT and SCATP pressure limits.  </w:t>
       </w:r>
-      <w:hyperlink w:history="1" r:id="rId0tz3wqxdqreeuiycdxhj1">
+      <w:hyperlink w:history="1" r:id="rIdugl494mo4rko8l0weyotp">
         <w:r>
           <w:rPr>
             <w:rStyle w:val="Hyperlink"/>
@@ -29980,7 +37139,7 @@
       <w:r>
         <w:t xml:space="preserve">".223 Remington" — SAAMI maximum average pressure, case capacity, groove diameter.  </w:t>
       </w:r>
-      <w:hyperlink w:history="1" r:id="rId0upm4rrlh9kscrz5gg9l3">
+      <w:hyperlink w:history="1" r:id="rIdsjkgdezb2hgqf9r5gkis_">
         <w:r>
           <w:rPr>
             <w:rStyle w:val="Hyperlink"/>
@@ -29997,7 +37156,7 @@
       <w:r>
         <w:t xml:space="preserve">inetres.com, "5.56 mm ammunition" — M855 projectile mass, cartridge mass, nominal muzzle velocity.  </w:t>
       </w:r>
-      <w:hyperlink w:history="1" r:id="rIdpist8lwq2rzouslpowqi4">
+      <w:hyperlink w:history="1" r:id="rIdpsoei7cfl_tqtt68z8tf5">
         <w:r>
           <w:rPr>
             <w:rStyle w:val="Hyperlink"/>
@@ -30014,7 +37173,7 @@
       <w:r>
         <w:t xml:space="preserve">General Dynamics / St. Marks Powder, military ball powder brochure — confirms WC 844 as the qualified propellant for M855.  </w:t>
       </w:r>
-      <w:hyperlink w:history="1" r:id="rIdmwy1phak3xiowjpcahi0g">
+      <w:hyperlink w:history="1" r:id="rId51lp2i0naczr1y-rdc80y">
         <w:r>
           <w:rPr>
             <w:rStyle w:val="Hyperlink"/>
@@ -30040,7 +37199,7 @@
       <w:r>
         <w:t xml:space="preserve">Middle East Technical University, thesis on interior ballistics modelling — generic single-base propellant constants (f = 0.98 MJ kg⁻¹, α = 1.0 cm³ g⁻¹, T_v = 2825 K, γ = 1.24, Vieille n = 0.69) and the lumped-parameter formulation.  </w:t>
       </w:r>
-      <w:hyperlink w:history="1" r:id="rIdlibay1szroaqfuoj1lh_-">
+      <w:hyperlink w:history="1" r:id="rIdo69h1idssty4hyodylyne">
         <w:r>
           <w:rPr>
             <w:rStyle w:val="Hyperlink"/>
@@ -30057,7 +37216,7 @@
       <w:r>
         <w:t xml:space="preserve">US Army Research Laboratory / BLAKE thermochemical data for M1 single-base propellant — force 911.7–919.2 J g⁻¹, T_v 2343–2447 K, covolume 1.1044 cm³ g⁻¹, γ 1.2675.  </w:t>
       </w:r>
-      <w:hyperlink w:history="1" r:id="rIddh1xuodekuthlgxuz4kys">
+      <w:hyperlink w:history="1" r:id="rIdazckfrbfx7iat99e5gkij">
         <w:r>
           <w:rPr>
             <w:rStyle w:val="Hyperlink"/>
@@ -30074,7 +37233,7 @@
       <w:r>
         <w:t xml:space="preserve">US Army Research Laboratory, "Measuring Barrel Friction in the 5.56 mm NATO", ADA555779 — method for extracting bore friction from muzzle-energy versus charge-mass data.  </w:t>
       </w:r>
-      <w:hyperlink w:history="1" r:id="rIdphq7la1pntebpx3zxpavh">
+      <w:hyperlink w:history="1" r:id="rId2fmzvfpqas4cyl5smxpqw">
         <w:r>
           <w:rPr>
             <w:rStyle w:val="Hyperlink"/>
@@ -30126,6 +37285,24 @@
       </w:pPr>
       <w:r>
         <w:t xml:space="preserve">J. Corner, "Theory of the Interior Ballistics of Guns", Wiley (1950) — the Résal equation and the Lagrange gradient in their classical form.</w:t>
+      </w:r>
+    </w:p>
+    <w:p>
+      <w:pPr>
+        <w:spacing w:after="130" w:line="276" w:lineRule="auto"/>
+        <w:ind w:left="340"/>
+      </w:pPr>
+      <w:r>
+        <w:t xml:space="preserve">G. B. Whitham, "The flow pattern of a supersonic projectile", Communications on Pure and Applied Mathematics 5 (1952) 301 — the N-wave far-field solution behind Eq. (24).</w:t>
+      </w:r>
+    </w:p>
+    <w:p>
+      <w:pPr>
+        <w:spacing w:after="130" w:line="276" w:lineRule="auto"/>
+        <w:ind w:left="340"/>
+      </w:pPr>
+      <w:r>
+        <w:t xml:space="preserve">H. L. Brode, "Numerical solutions of spherical blast waves", Journal of Applied Physics 26 (1955) 766 — the free-air blast relation referred to in §11.4.</w:t>
       </w:r>
     </w:p>
     <w:p>
